--- a/cv/CTC_curriculum_vitae.docx
+++ b/cv/CTC_curriculum_vitae.docx
@@ -1,6 +1,6 @@
 
 <file path=word/document.xml><?xml version="1.0" encoding="utf-8"?>
-<w:document xmlns:wpc="http://schemas.microsoft.com/office/word/2010/wordprocessingCanvas" xmlns:cx="http://schemas.microsoft.com/office/drawing/2014/chartex" xmlns:cx1="http://schemas.microsoft.com/office/drawing/2015/9/8/chartex" xmlns:cx2="http://schemas.microsoft.com/office/drawing/2015/10/21/chartex" xmlns:cx3="http://schemas.microsoft.com/office/drawing/2016/5/9/chartex" xmlns:cx4="http://schemas.microsoft.com/office/drawing/2016/5/10/chartex" xmlns:cx5="http://schemas.microsoft.com/office/drawing/2016/5/11/chartex" xmlns:cx6="http://schemas.microsoft.com/office/drawing/2016/5/12/chartex" xmlns:cx7="http://schemas.microsoft.com/office/drawing/2016/5/13/chartex" xmlns:cx8="http://schemas.microsoft.com/office/drawing/2016/5/14/chartex" xmlns:mc="http://schemas.openxmlformats.org/markup-compatibility/2006" xmlns:aink="http://schemas.microsoft.com/office/drawing/2016/ink" xmlns:am3d="http://schemas.microsoft.com/office/drawing/2017/model3d" xmlns:o="urn:schemas-microsoft-com:office:office" xmlns:oel="http://schemas.microsoft.com/office/2019/extlst" xmlns:r="http://schemas.openxmlformats.org/officeDocument/2006/relationships" xmlns:m="http://schemas.openxmlformats.org/officeDocument/2006/math" xmlns:v="urn:schemas-microsoft-com:vml" xmlns:wp14="http://schemas.microsoft.com/office/word/2010/wordprocessingDrawing" xmlns:wp="http://schemas.openxmlformats.org/drawingml/2006/wordprocessingDrawing" xmlns:w10="urn:schemas-microsoft-com:office:word" xmlns:w="http://schemas.openxmlformats.org/wordprocessingml/2006/main" xmlns:w14="http://schemas.microsoft.com/office/word/2010/wordml" xmlns:w15="http://schemas.microsoft.com/office/word/2012/wordml" xmlns:w16cei="http://schemas.microsoft.com/office/word/2026/wordml/cei" xmlns:w16cex="http://schemas.microsoft.com/office/word/2018/wordml/cex" xmlns:w16cid="http://schemas.microsoft.com/office/word/2016/wordml/cid" xmlns:w16="http://schemas.microsoft.com/office/word/2018/wordml" xmlns:w16du="http://schemas.microsoft.com/office/word/2023/wordml/word16du" xmlns:w16sdtdh="http://schemas.microsoft.com/office/word/2020/wordml/sdtdatahash" xmlns:w16sdtfl="http://schemas.microsoft.com/office/word/2024/wordml/sdtformatlock" xmlns:w16se="http://schemas.microsoft.com/office/word/2015/wordml/symex" xmlns:wpg="http://schemas.microsoft.com/office/word/2010/wordprocessingGroup" xmlns:wpi="http://schemas.microsoft.com/office/word/2010/wordprocessingInk" xmlns:wne="http://schemas.microsoft.com/office/word/2006/wordml" xmlns:wps="http://schemas.microsoft.com/office/word/2010/wordprocessingShape" mc:Ignorable="w14 w15 w16se w16cid w16 w16cex w16sdtdh w16sdtfl w16du wp14">
+<w:document xmlns:wpc="http://schemas.microsoft.com/office/word/2010/wordprocessingCanvas" xmlns:cx="http://schemas.microsoft.com/office/drawing/2014/chartex" xmlns:cx1="http://schemas.microsoft.com/office/drawing/2015/9/8/chartex" xmlns:cx2="http://schemas.microsoft.com/office/drawing/2015/10/21/chartex" xmlns:cx3="http://schemas.microsoft.com/office/drawing/2016/5/9/chartex" xmlns:cx4="http://schemas.microsoft.com/office/drawing/2016/5/10/chartex" xmlns:cx5="http://schemas.microsoft.com/office/drawing/2016/5/11/chartex" xmlns:cx6="http://schemas.microsoft.com/office/drawing/2016/5/12/chartex" xmlns:cx7="http://schemas.microsoft.com/office/drawing/2016/5/13/chartex" xmlns:cx8="http://schemas.microsoft.com/office/drawing/2016/5/14/chartex" xmlns:mc="http://schemas.openxmlformats.org/markup-compatibility/2006" xmlns:aink="http://schemas.microsoft.com/office/drawing/2016/ink" xmlns:am3d="http://schemas.microsoft.com/office/drawing/2017/model3d" xmlns:o="urn:schemas-microsoft-com:office:office" xmlns:oel="http://schemas.microsoft.com/office/2019/extlst" xmlns:r="http://schemas.openxmlformats.org/officeDocument/2006/relationships" xmlns:m="http://schemas.openxmlformats.org/officeDocument/2006/math" xmlns:v="urn:schemas-microsoft-com:vml" xmlns:wp14="http://schemas.microsoft.com/office/word/2010/wordprocessingDrawing" xmlns:wp="http://schemas.openxmlformats.org/drawingml/2006/wordprocessingDrawing" xmlns:w10="urn:schemas-microsoft-com:office:word" xmlns:w="http://schemas.openxmlformats.org/wordprocessingml/2006/main" xmlns:w14="http://schemas.microsoft.com/office/word/2010/wordml" xmlns:w15="http://schemas.microsoft.com/office/word/2012/wordml" xmlns:w16cex="http://schemas.microsoft.com/office/word/2018/wordml/cex" xmlns:w16cid="http://schemas.microsoft.com/office/word/2016/wordml/cid" xmlns:w16="http://schemas.microsoft.com/office/word/2018/wordml" xmlns:w16du="http://schemas.microsoft.com/office/word/2023/wordml/word16du" xmlns:w16sdtdh="http://schemas.microsoft.com/office/word/2020/wordml/sdtdatahash" xmlns:w16sdtfl="http://schemas.microsoft.com/office/word/2024/wordml/sdtformatlock" xmlns:w16se="http://schemas.microsoft.com/office/word/2015/wordml/symex" xmlns:wpg="http://schemas.microsoft.com/office/word/2010/wordprocessingGroup" xmlns:wpi="http://schemas.microsoft.com/office/word/2010/wordprocessingInk" xmlns:wne="http://schemas.microsoft.com/office/word/2006/wordml" xmlns:wps="http://schemas.microsoft.com/office/word/2010/wordprocessingShape" mc:Ignorable="w14 w15 w16se w16cid w16 w16cex w16sdtdh w16sdtfl w16du wp14">
   <w:body>
     <w:p>
       <w:pPr>
@@ -888,7 +888,7 @@
           <w:rFonts w:ascii="Times New Roman" w:hAnsi="Times New Roman" w:cs="Times New Roman"/>
           <w:b/>
         </w:rPr>
-        <w:t>2</w:t>
+        <w:t>3</w:t>
       </w:r>
       <w:r>
         <w:rPr>
@@ -1065,18 +1065,7 @@
         </w:rPr>
       </w:pPr>
     </w:p>
-    <w:p>
-      <w:pPr>
-        <w:spacing w:after="0" w:line="240" w:lineRule="auto"/>
-        <w:rPr>
-          <w:rFonts w:ascii="Times New Roman" w:eastAsia="Times New Roman" w:hAnsi="Times New Roman" w:cs="Times New Roman"/>
-          <w:b/>
-          <w:sz w:val="16"/>
-          <w:szCs w:val="16"/>
-          <w:lang w:val="en-US"/>
-        </w:rPr>
-      </w:pPr>
-    </w:p>
+    <w:bookmarkEnd w:id="0"/>
     <w:p>
       <w:pPr>
         <w:pBdr>
@@ -1128,17 +1117,19 @@
           <w:szCs w:val="24"/>
           <w:lang w:val="en-US"/>
         </w:rPr>
-        <w:t xml:space="preserve">131. </w:t>
-      </w:r>
-      <w:r>
-        <w:rPr>
-          <w:rFonts w:ascii="Times New Roman" w:hAnsi="Times New Roman"/>
-          <w:color w:val="000000"/>
-          <w:sz w:val="24"/>
-          <w:szCs w:val="24"/>
-          <w:lang w:val="en-US"/>
-        </w:rPr>
-        <w:t xml:space="preserve">Hoskins, L., B. M. Mason, B. Baiser, &amp; </w:t>
+        <w:t xml:space="preserve">131. Hoskins, L., B. M. Mason, B. Baiser, </w:t>
+      </w:r>
+      <w:r>
+        <w:rPr>
+          <w:rFonts w:ascii="Times New Roman" w:hAnsi="Times New Roman"/>
+          <w:b/>
+          <w:bCs/>
+          <w:color w:val="000000"/>
+          <w:sz w:val="24"/>
+          <w:szCs w:val="24"/>
+          <w:lang w:val="en-US"/>
+        </w:rPr>
+        <w:t xml:space="preserve">&amp; </w:t>
       </w:r>
       <w:r>
         <w:rPr>
@@ -1208,17 +1199,7 @@
           <w:szCs w:val="24"/>
           <w:lang w:val="en-US"/>
         </w:rPr>
-        <w:t xml:space="preserve">130. </w:t>
-      </w:r>
-      <w:r>
-        <w:rPr>
-          <w:rFonts w:ascii="Times New Roman" w:hAnsi="Times New Roman"/>
-          <w:color w:val="000000"/>
-          <w:sz w:val="24"/>
-          <w:szCs w:val="24"/>
-          <w:lang w:val="en-US"/>
-        </w:rPr>
-        <w:t xml:space="preserve">Wu, J., R. Chen, Z. Cai, Y. Zhang, </w:t>
+        <w:t xml:space="preserve">130. Wu, J., R. Chen, Z. Cai, Y. Zhang, </w:t>
       </w:r>
       <w:r>
         <w:rPr>
@@ -1457,27 +1438,7 @@
           <w:szCs w:val="24"/>
           <w:lang w:val="en-US"/>
         </w:rPr>
-        <w:t xml:space="preserve">, C. Seltzer, T. Iwane, R. P. Guralnick, </w:t>
-      </w:r>
-      <w:r>
-        <w:rPr>
-          <w:rFonts w:ascii="Times New Roman" w:hAnsi="Times New Roman"/>
-          <w:color w:val="000000"/>
-          <w:sz w:val="24"/>
-          <w:szCs w:val="24"/>
-          <w:lang w:val="en-US"/>
-        </w:rPr>
-        <w:t>&amp;</w:t>
-      </w:r>
-      <w:r>
-        <w:rPr>
-          <w:rFonts w:ascii="Times New Roman" w:hAnsi="Times New Roman"/>
-          <w:color w:val="000000"/>
-          <w:sz w:val="24"/>
-          <w:szCs w:val="24"/>
-          <w:lang w:val="en-US"/>
-        </w:rPr>
-        <w:t xml:space="preserve"> B. M. Mason. (2026). Guidelines and best practices for the scientific use of global iNaturalist data. </w:t>
+        <w:t xml:space="preserve">, C. Seltzer, T. Iwane, R. P. Guralnick, &amp; B. M. Mason. (2026). Guidelines and best practices for the scientific use of global iNaturalist data. </w:t>
       </w:r>
       <w:proofErr w:type="spellStart"/>
       <w:r>
@@ -1549,27 +1510,7 @@
           <w:szCs w:val="24"/>
           <w:lang w:val="en-US"/>
         </w:rPr>
-        <w:t>12</w:t>
-      </w:r>
-      <w:r>
-        <w:rPr>
-          <w:rFonts w:ascii="Times New Roman" w:hAnsi="Times New Roman"/>
-          <w:color w:val="000000"/>
-          <w:sz w:val="24"/>
-          <w:szCs w:val="24"/>
-          <w:lang w:val="en-US"/>
-        </w:rPr>
-        <w:t>7</w:t>
-      </w:r>
-      <w:r>
-        <w:rPr>
-          <w:rFonts w:ascii="Times New Roman" w:hAnsi="Times New Roman"/>
-          <w:color w:val="000000"/>
-          <w:sz w:val="24"/>
-          <w:szCs w:val="24"/>
-          <w:lang w:val="en-US"/>
-        </w:rPr>
-        <w:t xml:space="preserve">. </w:t>
+        <w:t xml:space="preserve">127. </w:t>
       </w:r>
       <w:r>
         <w:rPr>
@@ -1787,27 +1728,7 @@
           <w:szCs w:val="24"/>
           <w:lang w:val="en-US"/>
         </w:rPr>
-        <w:t>12</w:t>
-      </w:r>
-      <w:r>
-        <w:rPr>
-          <w:rFonts w:ascii="Times New Roman" w:hAnsi="Times New Roman"/>
-          <w:color w:val="000000"/>
-          <w:sz w:val="24"/>
-          <w:szCs w:val="24"/>
-          <w:lang w:val="en-US"/>
-        </w:rPr>
-        <w:t>5</w:t>
-      </w:r>
-      <w:r>
-        <w:rPr>
-          <w:rFonts w:ascii="Times New Roman" w:hAnsi="Times New Roman"/>
-          <w:color w:val="000000"/>
-          <w:sz w:val="24"/>
-          <w:szCs w:val="24"/>
-          <w:lang w:val="en-US"/>
-        </w:rPr>
-        <w:t xml:space="preserve">. </w:t>
+        <w:t xml:space="preserve">125. </w:t>
       </w:r>
       <w:r>
         <w:rPr>
@@ -1887,27 +1808,7 @@
           <w:szCs w:val="24"/>
           <w:lang w:val="en-US"/>
         </w:rPr>
-        <w:t>12</w:t>
-      </w:r>
-      <w:r>
-        <w:rPr>
-          <w:rFonts w:ascii="Times New Roman" w:hAnsi="Times New Roman"/>
-          <w:color w:val="000000"/>
-          <w:sz w:val="24"/>
-          <w:szCs w:val="24"/>
-          <w:lang w:val="en-US"/>
-        </w:rPr>
-        <w:t>4</w:t>
-      </w:r>
-      <w:r>
-        <w:rPr>
-          <w:rFonts w:ascii="Times New Roman" w:hAnsi="Times New Roman"/>
-          <w:color w:val="000000"/>
-          <w:sz w:val="24"/>
-          <w:szCs w:val="24"/>
-          <w:lang w:val="en-US"/>
-        </w:rPr>
-        <w:t xml:space="preserve">. </w:t>
+        <w:t xml:space="preserve">124. </w:t>
       </w:r>
       <w:r>
         <w:rPr>
@@ -2009,27 +1910,7 @@
           <w:szCs w:val="24"/>
           <w:lang w:val="en-US"/>
         </w:rPr>
-        <w:t>12</w:t>
-      </w:r>
-      <w:r>
-        <w:rPr>
-          <w:rFonts w:ascii="Times New Roman" w:hAnsi="Times New Roman"/>
-          <w:color w:val="000000"/>
-          <w:sz w:val="24"/>
-          <w:szCs w:val="24"/>
-          <w:lang w:val="en-US"/>
-        </w:rPr>
-        <w:t>3</w:t>
-      </w:r>
-      <w:r>
-        <w:rPr>
-          <w:rFonts w:ascii="Times New Roman" w:hAnsi="Times New Roman"/>
-          <w:color w:val="000000"/>
-          <w:sz w:val="24"/>
-          <w:szCs w:val="24"/>
-          <w:lang w:val="en-US"/>
-        </w:rPr>
-        <w:t xml:space="preserve">. </w:t>
+        <w:t xml:space="preserve">123. </w:t>
       </w:r>
       <w:r>
         <w:rPr>
@@ -2175,18 +2056,52 @@
           <w:szCs w:val="24"/>
           <w:lang w:val="en-US"/>
         </w:rPr>
-        <w:t>12</w:t>
-      </w:r>
-      <w:r>
-        <w:rPr>
-          <w:rFonts w:ascii="Times New Roman" w:hAnsi="Times New Roman"/>
-          <w:color w:val="000000"/>
-          <w:sz w:val="24"/>
-          <w:szCs w:val="24"/>
-          <w:lang w:val="en-US"/>
-        </w:rPr>
-        <w:t>2</w:t>
-      </w:r>
+        <w:t xml:space="preserve">122. </w:t>
+      </w:r>
+      <w:r>
+        <w:rPr>
+          <w:rFonts w:ascii="Times New Roman" w:hAnsi="Times New Roman"/>
+          <w:color w:val="000000"/>
+          <w:sz w:val="24"/>
+          <w:szCs w:val="24"/>
+          <w:lang w:val="en-US"/>
+        </w:rPr>
+        <w:t xml:space="preserve">Cao, H., Zhao, H., </w:t>
+      </w:r>
+      <w:r>
+        <w:rPr>
+          <w:rFonts w:ascii="Times New Roman" w:hAnsi="Times New Roman"/>
+          <w:b/>
+          <w:bCs/>
+          <w:color w:val="000000"/>
+          <w:sz w:val="24"/>
+          <w:szCs w:val="24"/>
+          <w:lang w:val="en-US"/>
+        </w:rPr>
+        <w:t>Callaghan, C. T.</w:t>
+      </w:r>
+      <w:r>
+        <w:rPr>
+          <w:rFonts w:ascii="Times New Roman" w:hAnsi="Times New Roman"/>
+          <w:color w:val="000000"/>
+          <w:sz w:val="24"/>
+          <w:szCs w:val="24"/>
+          <w:lang w:val="en-US"/>
+        </w:rPr>
+        <w:t xml:space="preserve">, &amp; Qiu, J. (2026). Unequal access to cultural ecosystem services across urban </w:t>
+      </w:r>
+      <w:proofErr w:type="gramStart"/>
+      <w:r>
+        <w:rPr>
+          <w:rFonts w:ascii="Times New Roman" w:hAnsi="Times New Roman"/>
+          <w:color w:val="000000"/>
+          <w:sz w:val="24"/>
+          <w:szCs w:val="24"/>
+          <w:lang w:val="en-US"/>
+        </w:rPr>
+        <w:t>greenspaces</w:t>
+      </w:r>
+      <w:proofErr w:type="gramEnd"/>
       <w:r>
         <w:rPr>
           <w:rFonts w:ascii="Times New Roman" w:hAnsi="Times New Roman"/>
@@ -2196,38 +2111,6 @@
           <w:lang w:val="en-US"/>
         </w:rPr>
         <w:t xml:space="preserve">. </w:t>
-      </w:r>
-      <w:r>
-        <w:rPr>
-          <w:rFonts w:ascii="Times New Roman" w:hAnsi="Times New Roman"/>
-          <w:color w:val="000000"/>
-          <w:sz w:val="24"/>
-          <w:szCs w:val="24"/>
-          <w:lang w:val="en-US"/>
-        </w:rPr>
-        <w:t xml:space="preserve">Cao, H., Zhao, H., </w:t>
-      </w:r>
-      <w:r>
-        <w:rPr>
-          <w:rFonts w:ascii="Times New Roman" w:hAnsi="Times New Roman"/>
-          <w:b/>
-          <w:bCs/>
-          <w:color w:val="000000"/>
-          <w:sz w:val="24"/>
-          <w:szCs w:val="24"/>
-          <w:lang w:val="en-US"/>
-        </w:rPr>
-        <w:t>Callaghan, C. T.</w:t>
-      </w:r>
-      <w:r>
-        <w:rPr>
-          <w:rFonts w:ascii="Times New Roman" w:hAnsi="Times New Roman"/>
-          <w:color w:val="000000"/>
-          <w:sz w:val="24"/>
-          <w:szCs w:val="24"/>
-          <w:lang w:val="en-US"/>
-        </w:rPr>
-        <w:t xml:space="preserve">, &amp; Qiu, J. (2026). Unequal access to cultural ecosystem services across urban greenspaces. </w:t>
       </w:r>
       <w:r>
         <w:rPr>
@@ -2275,27 +2158,7 @@
           <w:szCs w:val="24"/>
           <w:lang w:val="en-US"/>
         </w:rPr>
-        <w:t>12</w:t>
-      </w:r>
-      <w:r>
-        <w:rPr>
-          <w:rFonts w:ascii="Times New Roman" w:hAnsi="Times New Roman"/>
-          <w:color w:val="000000"/>
-          <w:sz w:val="24"/>
-          <w:szCs w:val="24"/>
-          <w:lang w:val="en-US"/>
-        </w:rPr>
-        <w:t>1</w:t>
-      </w:r>
-      <w:r>
-        <w:rPr>
-          <w:rFonts w:ascii="Times New Roman" w:hAnsi="Times New Roman"/>
-          <w:color w:val="000000"/>
-          <w:sz w:val="24"/>
-          <w:szCs w:val="24"/>
-          <w:lang w:val="en-US"/>
-        </w:rPr>
-        <w:t xml:space="preserve">. </w:t>
+        <w:t xml:space="preserve">121. </w:t>
       </w:r>
       <w:r>
         <w:rPr>
@@ -2375,27 +2238,7 @@
           <w:szCs w:val="24"/>
           <w:lang w:val="en-US"/>
         </w:rPr>
-        <w:t>1</w:t>
-      </w:r>
-      <w:r>
-        <w:rPr>
-          <w:rFonts w:ascii="Times New Roman" w:hAnsi="Times New Roman"/>
-          <w:color w:val="000000"/>
-          <w:sz w:val="24"/>
-          <w:szCs w:val="24"/>
-          <w:lang w:val="en-US"/>
-        </w:rPr>
-        <w:t>20</w:t>
-      </w:r>
-      <w:r>
-        <w:rPr>
-          <w:rFonts w:ascii="Times New Roman" w:hAnsi="Times New Roman"/>
-          <w:color w:val="000000"/>
-          <w:sz w:val="24"/>
-          <w:szCs w:val="24"/>
-          <w:lang w:val="en-US"/>
-        </w:rPr>
-        <w:t xml:space="preserve">. </w:t>
+        <w:t xml:space="preserve">120. </w:t>
       </w:r>
       <w:r>
         <w:rPr>
@@ -2494,27 +2337,7 @@
           <w:szCs w:val="24"/>
           <w:lang w:val="en-US"/>
         </w:rPr>
-        <w:t>11</w:t>
-      </w:r>
-      <w:r>
-        <w:rPr>
-          <w:rFonts w:ascii="Times New Roman" w:hAnsi="Times New Roman"/>
-          <w:color w:val="000000"/>
-          <w:sz w:val="24"/>
-          <w:szCs w:val="24"/>
-          <w:lang w:val="en-US"/>
-        </w:rPr>
-        <w:t>9</w:t>
-      </w:r>
-      <w:r>
-        <w:rPr>
-          <w:rFonts w:ascii="Times New Roman" w:hAnsi="Times New Roman"/>
-          <w:color w:val="000000"/>
-          <w:sz w:val="24"/>
-          <w:szCs w:val="24"/>
-          <w:lang w:val="en-US"/>
-        </w:rPr>
-        <w:t xml:space="preserve">. </w:t>
+        <w:t xml:space="preserve">119. </w:t>
       </w:r>
       <w:proofErr w:type="spellStart"/>
       <w:r>
@@ -2625,27 +2448,7 @@
           <w:szCs w:val="24"/>
           <w:lang w:val="en-US"/>
         </w:rPr>
-        <w:t>11</w:t>
-      </w:r>
-      <w:r>
-        <w:rPr>
-          <w:rFonts w:ascii="Times New Roman" w:hAnsi="Times New Roman"/>
-          <w:color w:val="000000"/>
-          <w:sz w:val="24"/>
-          <w:szCs w:val="24"/>
-          <w:lang w:val="en-US"/>
-        </w:rPr>
-        <w:t>8</w:t>
-      </w:r>
-      <w:r>
-        <w:rPr>
-          <w:rFonts w:ascii="Times New Roman" w:hAnsi="Times New Roman"/>
-          <w:color w:val="000000"/>
-          <w:sz w:val="24"/>
-          <w:szCs w:val="24"/>
-          <w:lang w:val="en-US"/>
-        </w:rPr>
-        <w:t xml:space="preserve">. </w:t>
+        <w:t xml:space="preserve">118. </w:t>
       </w:r>
       <w:r>
         <w:rPr>
@@ -2698,7 +2501,27 @@
           <w:szCs w:val="24"/>
           <w:lang w:val="en-US"/>
         </w:rPr>
-        <w:t xml:space="preserve">, T. (2026). Predicting detection probabilities to estimate species' population sizes. </w:t>
+        <w:t>, T. (2026). Predicting detection probabilities to estimate species</w:t>
+      </w:r>
+      <w:r>
+        <w:rPr>
+          <w:rFonts w:ascii="Times New Roman" w:hAnsi="Times New Roman"/>
+          <w:color w:val="000000"/>
+          <w:sz w:val="24"/>
+          <w:szCs w:val="24"/>
+          <w:lang w:val="en-US"/>
+        </w:rPr>
+        <w:t>’</w:t>
+      </w:r>
+      <w:r>
+        <w:rPr>
+          <w:rFonts w:ascii="Times New Roman" w:hAnsi="Times New Roman"/>
+          <w:color w:val="000000"/>
+          <w:sz w:val="24"/>
+          <w:szCs w:val="24"/>
+          <w:lang w:val="en-US"/>
+        </w:rPr>
+        <w:t xml:space="preserve"> population sizes. </w:t>
       </w:r>
       <w:r>
         <w:rPr>
@@ -2766,27 +2589,7 @@
           <w:szCs w:val="24"/>
           <w:lang w:val="en-US"/>
         </w:rPr>
-        <w:t>11</w:t>
-      </w:r>
-      <w:r>
-        <w:rPr>
-          <w:rFonts w:ascii="Times New Roman" w:hAnsi="Times New Roman"/>
-          <w:color w:val="000000"/>
-          <w:sz w:val="24"/>
-          <w:szCs w:val="24"/>
-          <w:lang w:val="en-US"/>
-        </w:rPr>
-        <w:t>7</w:t>
-      </w:r>
-      <w:r>
-        <w:rPr>
-          <w:rFonts w:ascii="Times New Roman" w:hAnsi="Times New Roman"/>
-          <w:color w:val="000000"/>
-          <w:sz w:val="24"/>
-          <w:szCs w:val="24"/>
-          <w:lang w:val="en-US"/>
-        </w:rPr>
-        <w:t xml:space="preserve">. </w:t>
+        <w:t xml:space="preserve">117. </w:t>
       </w:r>
       <w:r>
         <w:rPr>
@@ -2885,27 +2688,7 @@
           <w:szCs w:val="24"/>
           <w:lang w:val="en-US"/>
         </w:rPr>
-        <w:t>11</w:t>
-      </w:r>
-      <w:r>
-        <w:rPr>
-          <w:rFonts w:ascii="Times New Roman" w:hAnsi="Times New Roman"/>
-          <w:color w:val="000000"/>
-          <w:sz w:val="24"/>
-          <w:szCs w:val="24"/>
-          <w:lang w:val="en-US"/>
-        </w:rPr>
-        <w:t>6</w:t>
-      </w:r>
-      <w:r>
-        <w:rPr>
-          <w:rFonts w:ascii="Times New Roman" w:hAnsi="Times New Roman"/>
-          <w:color w:val="000000"/>
-          <w:sz w:val="24"/>
-          <w:szCs w:val="24"/>
-          <w:lang w:val="en-US"/>
-        </w:rPr>
-        <w:t xml:space="preserve">. </w:t>
+        <w:t xml:space="preserve">116. </w:t>
       </w:r>
       <w:proofErr w:type="spellStart"/>
       <w:r>
@@ -3081,29 +2864,7 @@
           <w:szCs w:val="24"/>
           <w:lang w:val="en-US"/>
         </w:rPr>
-        <w:t xml:space="preserve">, K., </w:t>
-      </w:r>
-      <w:proofErr w:type="spellStart"/>
-      <w:r>
-        <w:rPr>
-          <w:rFonts w:ascii="Times New Roman" w:hAnsi="Times New Roman"/>
-          <w:color w:val="000000"/>
-          <w:sz w:val="24"/>
-          <w:szCs w:val="24"/>
-          <w:lang w:val="en-US"/>
-        </w:rPr>
-        <w:t>Namuulin</w:t>
-      </w:r>
-      <w:proofErr w:type="spellEnd"/>
-      <w:r>
-        <w:rPr>
-          <w:rFonts w:ascii="Times New Roman" w:hAnsi="Times New Roman"/>
-          <w:color w:val="000000"/>
-          <w:sz w:val="24"/>
-          <w:szCs w:val="24"/>
-          <w:lang w:val="en-US"/>
-        </w:rPr>
-        <w:t xml:space="preserve">, T., </w:t>
+        <w:t xml:space="preserve">, K., Namuulin, T., </w:t>
       </w:r>
       <w:proofErr w:type="spellStart"/>
       <w:r>
@@ -3302,7 +3063,29 @@
           <w:szCs w:val="24"/>
           <w:lang w:val="en-US"/>
         </w:rPr>
-        <w:t xml:space="preserve">Mason, B. M., Ochoa, A. E., &amp; Ocampo-Penuela, N. (2025). Birdwatchers’ attitudes and preferences that influence their decisions to engage in local, national, and international birdwatching trips. </w:t>
+        <w:t xml:space="preserve">Mason, B. M., Ochoa, A. E., &amp; Ocampo-Penuela, N. (2025). Birdwatchers’ attitudes and </w:t>
+      </w:r>
+      <w:proofErr w:type="gramStart"/>
+      <w:r>
+        <w:rPr>
+          <w:rFonts w:ascii="Times New Roman" w:hAnsi="Times New Roman"/>
+          <w:color w:val="000000"/>
+          <w:sz w:val="24"/>
+          <w:szCs w:val="24"/>
+          <w:lang w:val="en-US"/>
+        </w:rPr>
+        <w:t>preferences that</w:t>
+      </w:r>
+      <w:proofErr w:type="gramEnd"/>
+      <w:r>
+        <w:rPr>
+          <w:rFonts w:ascii="Times New Roman" w:hAnsi="Times New Roman"/>
+          <w:color w:val="000000"/>
+          <w:sz w:val="24"/>
+          <w:szCs w:val="24"/>
+          <w:lang w:val="en-US"/>
+        </w:rPr>
+        <w:t xml:space="preserve"> influence their decisions to engage in local, national, and international birdwatching trips. </w:t>
       </w:r>
       <w:r>
         <w:rPr>
@@ -3349,27 +3132,7 @@
           <w:szCs w:val="24"/>
           <w:lang w:val="en-US"/>
         </w:rPr>
-        <w:t>11</w:t>
-      </w:r>
-      <w:r>
-        <w:rPr>
-          <w:rFonts w:ascii="Times New Roman" w:hAnsi="Times New Roman"/>
-          <w:color w:val="000000"/>
-          <w:sz w:val="24"/>
-          <w:szCs w:val="24"/>
-          <w:lang w:val="en-US"/>
-        </w:rPr>
-        <w:t>4</w:t>
-      </w:r>
-      <w:r>
-        <w:rPr>
-          <w:rFonts w:ascii="Times New Roman" w:hAnsi="Times New Roman"/>
-          <w:color w:val="000000"/>
-          <w:sz w:val="24"/>
-          <w:szCs w:val="24"/>
-          <w:lang w:val="en-US"/>
-        </w:rPr>
-        <w:t xml:space="preserve">. </w:t>
+        <w:t xml:space="preserve">114. </w:t>
       </w:r>
       <w:r>
         <w:rPr>
@@ -3448,27 +3211,7 @@
           <w:lang w:val="en-US"/>
         </w:rPr>
         <w:lastRenderedPageBreak/>
-        <w:t>11</w:t>
-      </w:r>
-      <w:r>
-        <w:rPr>
-          <w:rFonts w:ascii="Times New Roman" w:hAnsi="Times New Roman"/>
-          <w:color w:val="000000"/>
-          <w:sz w:val="24"/>
-          <w:szCs w:val="24"/>
-          <w:lang w:val="en-US"/>
-        </w:rPr>
-        <w:t>3</w:t>
-      </w:r>
-      <w:r>
-        <w:rPr>
-          <w:rFonts w:ascii="Times New Roman" w:hAnsi="Times New Roman"/>
-          <w:color w:val="000000"/>
-          <w:sz w:val="24"/>
-          <w:szCs w:val="24"/>
-          <w:lang w:val="en-US"/>
-        </w:rPr>
-        <w:t xml:space="preserve">. </w:t>
+        <w:t xml:space="preserve">113. </w:t>
       </w:r>
       <w:r>
         <w:rPr>
@@ -3582,27 +3325,7 @@
           <w:szCs w:val="24"/>
           <w:lang w:val="en-US"/>
         </w:rPr>
-        <w:t>11</w:t>
-      </w:r>
-      <w:r>
-        <w:rPr>
-          <w:rFonts w:ascii="Times New Roman" w:hAnsi="Times New Roman"/>
-          <w:color w:val="000000"/>
-          <w:sz w:val="24"/>
-          <w:szCs w:val="24"/>
-          <w:lang w:val="en-US"/>
-        </w:rPr>
-        <w:t>2</w:t>
-      </w:r>
-      <w:r>
-        <w:rPr>
-          <w:rFonts w:ascii="Times New Roman" w:hAnsi="Times New Roman"/>
-          <w:color w:val="000000"/>
-          <w:sz w:val="24"/>
-          <w:szCs w:val="24"/>
-          <w:lang w:val="en-US"/>
-        </w:rPr>
-        <w:t xml:space="preserve">. </w:t>
+        <w:t xml:space="preserve">112. </w:t>
       </w:r>
       <w:r>
         <w:rPr>
@@ -3770,27 +3493,7 @@
           <w:szCs w:val="24"/>
           <w:lang w:val="en-US"/>
         </w:rPr>
-        <w:t>11</w:t>
-      </w:r>
-      <w:r>
-        <w:rPr>
-          <w:rFonts w:ascii="Times New Roman" w:hAnsi="Times New Roman"/>
-          <w:color w:val="000000"/>
-          <w:sz w:val="24"/>
-          <w:szCs w:val="24"/>
-          <w:lang w:val="en-US"/>
-        </w:rPr>
-        <w:t>1</w:t>
-      </w:r>
-      <w:r>
-        <w:rPr>
-          <w:rFonts w:ascii="Times New Roman" w:hAnsi="Times New Roman"/>
-          <w:color w:val="000000"/>
-          <w:sz w:val="24"/>
-          <w:szCs w:val="24"/>
-          <w:lang w:val="en-US"/>
-        </w:rPr>
-        <w:t xml:space="preserve">. </w:t>
+        <w:t xml:space="preserve">111. </w:t>
       </w:r>
       <w:r>
         <w:rPr>
@@ -3872,27 +3575,7 @@
           <w:szCs w:val="24"/>
           <w:lang w:val="en-US"/>
         </w:rPr>
-        <w:t>1</w:t>
-      </w:r>
-      <w:r>
-        <w:rPr>
-          <w:rFonts w:ascii="Times New Roman" w:hAnsi="Times New Roman"/>
-          <w:color w:val="000000"/>
-          <w:sz w:val="24"/>
-          <w:szCs w:val="24"/>
-          <w:lang w:val="en-US"/>
-        </w:rPr>
-        <w:t>10</w:t>
-      </w:r>
-      <w:r>
-        <w:rPr>
-          <w:rFonts w:ascii="Times New Roman" w:hAnsi="Times New Roman"/>
-          <w:color w:val="000000"/>
-          <w:sz w:val="24"/>
-          <w:szCs w:val="24"/>
-          <w:lang w:val="en-US"/>
-        </w:rPr>
-        <w:t xml:space="preserve">. </w:t>
+        <w:t xml:space="preserve">110. </w:t>
       </w:r>
       <w:r>
         <w:rPr>
@@ -3994,27 +3677,7 @@
           <w:szCs w:val="24"/>
           <w:lang w:val="en-US"/>
         </w:rPr>
-        <w:t>10</w:t>
-      </w:r>
-      <w:r>
-        <w:rPr>
-          <w:rFonts w:ascii="Times New Roman" w:hAnsi="Times New Roman"/>
-          <w:color w:val="000000"/>
-          <w:sz w:val="24"/>
-          <w:szCs w:val="24"/>
-          <w:lang w:val="en-US"/>
-        </w:rPr>
-        <w:t>9</w:t>
-      </w:r>
-      <w:r>
-        <w:rPr>
-          <w:rFonts w:ascii="Times New Roman" w:hAnsi="Times New Roman"/>
-          <w:color w:val="000000"/>
-          <w:sz w:val="24"/>
-          <w:szCs w:val="24"/>
-          <w:lang w:val="en-US"/>
-        </w:rPr>
-        <w:t xml:space="preserve">. </w:t>
+        <w:t xml:space="preserve">109. </w:t>
       </w:r>
       <w:r>
         <w:rPr>
@@ -4116,18 +3779,51 @@
           <w:szCs w:val="24"/>
           <w:lang w:val="en-US"/>
         </w:rPr>
-        <w:t>10</w:t>
-      </w:r>
-      <w:r>
-        <w:rPr>
-          <w:rFonts w:ascii="Times New Roman" w:hAnsi="Times New Roman"/>
-          <w:color w:val="000000"/>
-          <w:sz w:val="24"/>
-          <w:szCs w:val="24"/>
-          <w:lang w:val="en-US"/>
-        </w:rPr>
-        <w:t>8</w:t>
-      </w:r>
+        <w:t xml:space="preserve">108. </w:t>
+      </w:r>
+      <w:r>
+        <w:rPr>
+          <w:rFonts w:ascii="Times New Roman" w:hAnsi="Times New Roman"/>
+          <w:color w:val="000000"/>
+          <w:sz w:val="24"/>
+          <w:szCs w:val="24"/>
+          <w:lang w:val="en-US"/>
+        </w:rPr>
+        <w:t>Lilkendey, T., Mason, B. M., Pernat, N., Marquis, M., Francis, J. S.</w:t>
+      </w:r>
+      <w:r>
+        <w:rPr>
+          <w:rFonts w:ascii="Times New Roman" w:hAnsi="Times New Roman"/>
+          <w:b/>
+          <w:color w:val="000000"/>
+          <w:sz w:val="24"/>
+          <w:szCs w:val="24"/>
+          <w:lang w:val="en-US"/>
+        </w:rPr>
+        <w:t>, &amp; Callaghan, C. T.</w:t>
+      </w:r>
+      <w:r>
+        <w:rPr>
+          <w:rFonts w:ascii="Times New Roman" w:hAnsi="Times New Roman"/>
+          <w:color w:val="000000"/>
+          <w:sz w:val="24"/>
+          <w:szCs w:val="24"/>
+          <w:lang w:val="en-US"/>
+        </w:rPr>
+        <w:t xml:space="preserve"> (2025). Proportion of native plants is a key predictor of pollinator richness in urban </w:t>
+      </w:r>
+      <w:proofErr w:type="gramStart"/>
+      <w:r>
+        <w:rPr>
+          <w:rFonts w:ascii="Times New Roman" w:hAnsi="Times New Roman"/>
+          <w:color w:val="000000"/>
+          <w:sz w:val="24"/>
+          <w:szCs w:val="24"/>
+          <w:lang w:val="en-US"/>
+        </w:rPr>
+        <w:t>greenspaces</w:t>
+      </w:r>
+      <w:proofErr w:type="gramEnd"/>
       <w:r>
         <w:rPr>
           <w:rFonts w:ascii="Times New Roman" w:hAnsi="Times New Roman"/>
@@ -4137,37 +3833,6 @@
           <w:lang w:val="en-US"/>
         </w:rPr>
         <w:t xml:space="preserve">. </w:t>
-      </w:r>
-      <w:r>
-        <w:rPr>
-          <w:rFonts w:ascii="Times New Roman" w:hAnsi="Times New Roman"/>
-          <w:color w:val="000000"/>
-          <w:sz w:val="24"/>
-          <w:szCs w:val="24"/>
-          <w:lang w:val="en-US"/>
-        </w:rPr>
-        <w:t>Lilkendey, T., Mason, B. M., Pernat, N., Marquis, M., Francis, J. S.</w:t>
-      </w:r>
-      <w:r>
-        <w:rPr>
-          <w:rFonts w:ascii="Times New Roman" w:hAnsi="Times New Roman"/>
-          <w:b/>
-          <w:color w:val="000000"/>
-          <w:sz w:val="24"/>
-          <w:szCs w:val="24"/>
-          <w:lang w:val="en-US"/>
-        </w:rPr>
-        <w:t>, &amp; Callaghan, C. T.</w:t>
-      </w:r>
-      <w:r>
-        <w:rPr>
-          <w:rFonts w:ascii="Times New Roman" w:hAnsi="Times New Roman"/>
-          <w:color w:val="000000"/>
-          <w:sz w:val="24"/>
-          <w:szCs w:val="24"/>
-          <w:lang w:val="en-US"/>
-        </w:rPr>
-        <w:t xml:space="preserve"> (2025). Proportion of native plants is a key predictor of pollinator richness in urban greenspaces. </w:t>
       </w:r>
       <w:r>
         <w:rPr>
@@ -4358,27 +4023,7 @@
           <w:szCs w:val="24"/>
           <w:lang w:val="en-US"/>
         </w:rPr>
-        <w:t>10</w:t>
-      </w:r>
-      <w:r>
-        <w:rPr>
-          <w:rFonts w:ascii="Times New Roman" w:hAnsi="Times New Roman"/>
-          <w:color w:val="000000"/>
-          <w:sz w:val="24"/>
-          <w:szCs w:val="24"/>
-          <w:lang w:val="en-US"/>
-        </w:rPr>
-        <w:t>6</w:t>
-      </w:r>
-      <w:r>
-        <w:rPr>
-          <w:rFonts w:ascii="Times New Roman" w:hAnsi="Times New Roman"/>
-          <w:color w:val="000000"/>
-          <w:sz w:val="24"/>
-          <w:szCs w:val="24"/>
-          <w:lang w:val="en-US"/>
-        </w:rPr>
-        <w:t xml:space="preserve">. </w:t>
+        <w:t xml:space="preserve">106. </w:t>
       </w:r>
       <w:r>
         <w:rPr>
@@ -4499,18 +4144,51 @@
           <w:szCs w:val="24"/>
           <w:lang w:val="en-US"/>
         </w:rPr>
-        <w:t>10</w:t>
-      </w:r>
-      <w:r>
-        <w:rPr>
-          <w:rFonts w:ascii="Times New Roman" w:hAnsi="Times New Roman"/>
-          <w:color w:val="000000"/>
-          <w:sz w:val="24"/>
-          <w:szCs w:val="24"/>
-          <w:lang w:val="en-US"/>
-        </w:rPr>
-        <w:t>5</w:t>
-      </w:r>
+        <w:t xml:space="preserve">105. </w:t>
+      </w:r>
+      <w:r>
+        <w:rPr>
+          <w:rFonts w:ascii="Times New Roman" w:hAnsi="Times New Roman"/>
+          <w:color w:val="000000"/>
+          <w:sz w:val="24"/>
+          <w:szCs w:val="24"/>
+          <w:lang w:val="en-US"/>
+        </w:rPr>
+        <w:t xml:space="preserve">Cao, H., Miguez, N. G., Mason, B. M., </w:t>
+      </w:r>
+      <w:r>
+        <w:rPr>
+          <w:rFonts w:ascii="Times New Roman" w:hAnsi="Times New Roman"/>
+          <w:b/>
+          <w:color w:val="000000"/>
+          <w:sz w:val="24"/>
+          <w:szCs w:val="24"/>
+          <w:lang w:val="en-US"/>
+        </w:rPr>
+        <w:t>Callaghan, C. T.</w:t>
+      </w:r>
+      <w:r>
+        <w:rPr>
+          <w:rFonts w:ascii="Times New Roman" w:hAnsi="Times New Roman"/>
+          <w:color w:val="000000"/>
+          <w:sz w:val="24"/>
+          <w:szCs w:val="24"/>
+          <w:lang w:val="en-US"/>
+        </w:rPr>
+        <w:t xml:space="preserve">, &amp; Qiu, J. (2025). Spatial patterns and interactions among multiple cultural ecosystem services across urban </w:t>
+      </w:r>
+      <w:proofErr w:type="gramStart"/>
+      <w:r>
+        <w:rPr>
+          <w:rFonts w:ascii="Times New Roman" w:hAnsi="Times New Roman"/>
+          <w:color w:val="000000"/>
+          <w:sz w:val="24"/>
+          <w:szCs w:val="24"/>
+          <w:lang w:val="en-US"/>
+        </w:rPr>
+        <w:t>greenspaces</w:t>
+      </w:r>
+      <w:proofErr w:type="gramEnd"/>
       <w:r>
         <w:rPr>
           <w:rFonts w:ascii="Times New Roman" w:hAnsi="Times New Roman"/>
@@ -4520,37 +4198,6 @@
           <w:lang w:val="en-US"/>
         </w:rPr>
         <w:t xml:space="preserve">. </w:t>
-      </w:r>
-      <w:r>
-        <w:rPr>
-          <w:rFonts w:ascii="Times New Roman" w:hAnsi="Times New Roman"/>
-          <w:color w:val="000000"/>
-          <w:sz w:val="24"/>
-          <w:szCs w:val="24"/>
-          <w:lang w:val="en-US"/>
-        </w:rPr>
-        <w:t xml:space="preserve">Cao, H., Miguez, N. G., Mason, B. M., </w:t>
-      </w:r>
-      <w:r>
-        <w:rPr>
-          <w:rFonts w:ascii="Times New Roman" w:hAnsi="Times New Roman"/>
-          <w:b/>
-          <w:color w:val="000000"/>
-          <w:sz w:val="24"/>
-          <w:szCs w:val="24"/>
-          <w:lang w:val="en-US"/>
-        </w:rPr>
-        <w:t>Callaghan, C. T.</w:t>
-      </w:r>
-      <w:r>
-        <w:rPr>
-          <w:rFonts w:ascii="Times New Roman" w:hAnsi="Times New Roman"/>
-          <w:color w:val="000000"/>
-          <w:sz w:val="24"/>
-          <w:szCs w:val="24"/>
-          <w:lang w:val="en-US"/>
-        </w:rPr>
-        <w:t xml:space="preserve">, &amp; Qiu, J. (2025). Spatial patterns and interactions among multiple cultural ecosystem services across urban greenspaces. </w:t>
       </w:r>
       <w:r>
         <w:rPr>
@@ -4618,27 +4265,7 @@
           <w:szCs w:val="24"/>
           <w:lang w:val="en-US"/>
         </w:rPr>
-        <w:t>10</w:t>
-      </w:r>
-      <w:r>
-        <w:rPr>
-          <w:rFonts w:ascii="Times New Roman" w:hAnsi="Times New Roman"/>
-          <w:color w:val="000000"/>
-          <w:sz w:val="24"/>
-          <w:szCs w:val="24"/>
-          <w:lang w:val="en-US"/>
-        </w:rPr>
-        <w:t>4</w:t>
-      </w:r>
-      <w:r>
-        <w:rPr>
-          <w:rFonts w:ascii="Times New Roman" w:hAnsi="Times New Roman"/>
-          <w:color w:val="000000"/>
-          <w:sz w:val="24"/>
-          <w:szCs w:val="24"/>
-          <w:lang w:val="en-US"/>
-        </w:rPr>
-        <w:t xml:space="preserve">. </w:t>
+        <w:t xml:space="preserve">104. </w:t>
       </w:r>
       <w:r>
         <w:rPr>
@@ -4669,7 +4296,29 @@
           <w:szCs w:val="24"/>
           <w:lang w:val="en-US"/>
         </w:rPr>
-        <w:t xml:space="preserve"> (2025). Urban greenspaces benefit both human utility and biodiversity. </w:t>
+        <w:t xml:space="preserve"> (2025). Urban </w:t>
+      </w:r>
+      <w:proofErr w:type="gramStart"/>
+      <w:r>
+        <w:rPr>
+          <w:rFonts w:ascii="Times New Roman" w:hAnsi="Times New Roman"/>
+          <w:color w:val="000000"/>
+          <w:sz w:val="24"/>
+          <w:szCs w:val="24"/>
+          <w:lang w:val="en-US"/>
+        </w:rPr>
+        <w:t>greenspaces</w:t>
+      </w:r>
+      <w:proofErr w:type="gramEnd"/>
+      <w:r>
+        <w:rPr>
+          <w:rFonts w:ascii="Times New Roman" w:hAnsi="Times New Roman"/>
+          <w:color w:val="000000"/>
+          <w:sz w:val="24"/>
+          <w:szCs w:val="24"/>
+          <w:lang w:val="en-US"/>
+        </w:rPr>
+        <w:t xml:space="preserve"> benefit both human utility and biodiversity. </w:t>
       </w:r>
       <w:r>
         <w:rPr>
@@ -4737,27 +4386,7 @@
           <w:szCs w:val="24"/>
           <w:lang w:val="en-US"/>
         </w:rPr>
-        <w:t>10</w:t>
-      </w:r>
-      <w:r>
-        <w:rPr>
-          <w:rFonts w:ascii="Times New Roman" w:hAnsi="Times New Roman"/>
-          <w:color w:val="000000"/>
-          <w:sz w:val="24"/>
-          <w:szCs w:val="24"/>
-          <w:lang w:val="en-US"/>
-        </w:rPr>
-        <w:t>3</w:t>
-      </w:r>
-      <w:r>
-        <w:rPr>
-          <w:rFonts w:ascii="Times New Roman" w:hAnsi="Times New Roman"/>
-          <w:color w:val="000000"/>
-          <w:sz w:val="24"/>
-          <w:szCs w:val="24"/>
-          <w:lang w:val="en-US"/>
-        </w:rPr>
-        <w:t xml:space="preserve">. </w:t>
+        <w:t xml:space="preserve">103. </w:t>
       </w:r>
       <w:r>
         <w:rPr>
@@ -4856,27 +4485,7 @@
           <w:szCs w:val="24"/>
           <w:lang w:val="en-US"/>
         </w:rPr>
-        <w:t>10</w:t>
-      </w:r>
-      <w:r>
-        <w:rPr>
-          <w:rFonts w:ascii="Times New Roman" w:hAnsi="Times New Roman"/>
-          <w:color w:val="000000"/>
-          <w:sz w:val="24"/>
-          <w:szCs w:val="24"/>
-          <w:lang w:val="en-US"/>
-        </w:rPr>
-        <w:t>2</w:t>
-      </w:r>
-      <w:r>
-        <w:rPr>
-          <w:rFonts w:ascii="Times New Roman" w:hAnsi="Times New Roman"/>
-          <w:color w:val="000000"/>
-          <w:sz w:val="24"/>
-          <w:szCs w:val="24"/>
-          <w:lang w:val="en-US"/>
-        </w:rPr>
-        <w:t xml:space="preserve">. </w:t>
+        <w:t xml:space="preserve">102. </w:t>
       </w:r>
       <w:r>
         <w:rPr>
@@ -5054,7 +4663,29 @@
           <w:szCs w:val="24"/>
           <w:lang w:val="en-US"/>
         </w:rPr>
-        <w:t xml:space="preserve">, C., Smith, B., Mason, B. M., &amp; Lopez Hoffman, L. (2025). Citizen science as a valuable tool for environmental review. </w:t>
+        <w:t xml:space="preserve">, C., Smith, B., Mason, B. M., &amp; Lopez Hoffman, L. (2025). Citizen science </w:t>
+      </w:r>
+      <w:proofErr w:type="gramStart"/>
+      <w:r>
+        <w:rPr>
+          <w:rFonts w:ascii="Times New Roman" w:hAnsi="Times New Roman"/>
+          <w:color w:val="000000"/>
+          <w:sz w:val="24"/>
+          <w:szCs w:val="24"/>
+          <w:lang w:val="en-US"/>
+        </w:rPr>
+        <w:t>as</w:t>
+      </w:r>
+      <w:proofErr w:type="gramEnd"/>
+      <w:r>
+        <w:rPr>
+          <w:rFonts w:ascii="Times New Roman" w:hAnsi="Times New Roman"/>
+          <w:color w:val="000000"/>
+          <w:sz w:val="24"/>
+          <w:szCs w:val="24"/>
+          <w:lang w:val="en-US"/>
+        </w:rPr>
+        <w:t xml:space="preserve"> a valuable tool for environmental review. </w:t>
       </w:r>
       <w:r>
         <w:rPr>
@@ -5122,17 +4753,7 @@
           <w:szCs w:val="24"/>
           <w:lang w:val="en-US"/>
         </w:rPr>
-        <w:t>100</w:t>
-      </w:r>
-      <w:r>
-        <w:rPr>
-          <w:rFonts w:ascii="Times New Roman" w:hAnsi="Times New Roman"/>
-          <w:color w:val="000000"/>
-          <w:sz w:val="24"/>
-          <w:szCs w:val="24"/>
-          <w:lang w:val="en-US"/>
-        </w:rPr>
-        <w:t xml:space="preserve">. </w:t>
+        <w:t xml:space="preserve">100. </w:t>
       </w:r>
       <w:r>
         <w:rPr>
@@ -5231,27 +4852,7 @@
           <w:szCs w:val="24"/>
           <w:lang w:val="en-US"/>
         </w:rPr>
-        <w:t>9</w:t>
-      </w:r>
-      <w:r>
-        <w:rPr>
-          <w:rFonts w:ascii="Times New Roman" w:hAnsi="Times New Roman"/>
-          <w:color w:val="000000"/>
-          <w:sz w:val="24"/>
-          <w:szCs w:val="24"/>
-          <w:lang w:val="en-US"/>
-        </w:rPr>
-        <w:t>9</w:t>
-      </w:r>
-      <w:r>
-        <w:rPr>
-          <w:rFonts w:ascii="Times New Roman" w:hAnsi="Times New Roman"/>
-          <w:color w:val="000000"/>
-          <w:sz w:val="24"/>
-          <w:szCs w:val="24"/>
-          <w:lang w:val="en-US"/>
-        </w:rPr>
-        <w:t xml:space="preserve">. </w:t>
+        <w:t xml:space="preserve">99. </w:t>
       </w:r>
       <w:r>
         <w:rPr>
@@ -5350,27 +4951,7 @@
           <w:szCs w:val="24"/>
           <w:lang w:val="en-US"/>
         </w:rPr>
-        <w:t>9</w:t>
-      </w:r>
-      <w:r>
-        <w:rPr>
-          <w:rFonts w:ascii="Times New Roman" w:hAnsi="Times New Roman"/>
-          <w:color w:val="000000"/>
-          <w:sz w:val="24"/>
-          <w:szCs w:val="24"/>
-          <w:lang w:val="en-US"/>
-        </w:rPr>
-        <w:t>8</w:t>
-      </w:r>
-      <w:r>
-        <w:rPr>
-          <w:rFonts w:ascii="Times New Roman" w:hAnsi="Times New Roman"/>
-          <w:color w:val="000000"/>
-          <w:sz w:val="24"/>
-          <w:szCs w:val="24"/>
-          <w:lang w:val="en-US"/>
-        </w:rPr>
-        <w:t xml:space="preserve">. </w:t>
+        <w:t xml:space="preserve">98. </w:t>
       </w:r>
       <w:r>
         <w:rPr>
@@ -5470,27 +5051,7 @@
           <w:lang w:val="en-US"/>
         </w:rPr>
         <w:lastRenderedPageBreak/>
-        <w:t>9</w:t>
-      </w:r>
-      <w:r>
-        <w:rPr>
-          <w:rFonts w:ascii="Times New Roman" w:hAnsi="Times New Roman"/>
-          <w:color w:val="000000"/>
-          <w:sz w:val="24"/>
-          <w:szCs w:val="24"/>
-          <w:lang w:val="en-US"/>
-        </w:rPr>
-        <w:t>7</w:t>
-      </w:r>
-      <w:r>
-        <w:rPr>
-          <w:rFonts w:ascii="Times New Roman" w:hAnsi="Times New Roman"/>
-          <w:color w:val="000000"/>
-          <w:sz w:val="24"/>
-          <w:szCs w:val="24"/>
-          <w:lang w:val="en-US"/>
-        </w:rPr>
-        <w:t xml:space="preserve">. </w:t>
+        <w:t xml:space="preserve">97. </w:t>
       </w:r>
       <w:r>
         <w:rPr>
@@ -5623,27 +5184,7 @@
           <w:szCs w:val="24"/>
           <w:lang w:val="en-US"/>
         </w:rPr>
-        <w:t>9</w:t>
-      </w:r>
-      <w:r>
-        <w:rPr>
-          <w:rFonts w:ascii="Times New Roman" w:hAnsi="Times New Roman"/>
-          <w:color w:val="000000"/>
-          <w:sz w:val="24"/>
-          <w:szCs w:val="24"/>
-          <w:lang w:val="en-US"/>
-        </w:rPr>
-        <w:t>6</w:t>
-      </w:r>
-      <w:r>
-        <w:rPr>
-          <w:rFonts w:ascii="Times New Roman" w:hAnsi="Times New Roman"/>
-          <w:color w:val="000000"/>
-          <w:sz w:val="24"/>
-          <w:szCs w:val="24"/>
-          <w:lang w:val="en-US"/>
-        </w:rPr>
-        <w:t xml:space="preserve">. </w:t>
+        <w:t xml:space="preserve">96. </w:t>
       </w:r>
       <w:r>
         <w:rPr>
@@ -5786,27 +5327,7 @@
           <w:szCs w:val="24"/>
           <w:lang w:val="en-US"/>
         </w:rPr>
-        <w:t>9</w:t>
-      </w:r>
-      <w:r>
-        <w:rPr>
-          <w:rFonts w:ascii="Times New Roman" w:hAnsi="Times New Roman"/>
-          <w:color w:val="000000"/>
-          <w:sz w:val="24"/>
-          <w:szCs w:val="24"/>
-          <w:lang w:val="en-US"/>
-        </w:rPr>
-        <w:t>5</w:t>
-      </w:r>
-      <w:r>
-        <w:rPr>
-          <w:rFonts w:ascii="Times New Roman" w:hAnsi="Times New Roman"/>
-          <w:color w:val="000000"/>
-          <w:sz w:val="24"/>
-          <w:szCs w:val="24"/>
-          <w:lang w:val="en-US"/>
-        </w:rPr>
-        <w:t xml:space="preserve">. </w:t>
+        <w:t xml:space="preserve">95. </w:t>
       </w:r>
       <w:r>
         <w:rPr>
@@ -6128,27 +5649,7 @@
           <w:szCs w:val="24"/>
           <w:lang w:val="en-US"/>
         </w:rPr>
-        <w:t>9</w:t>
-      </w:r>
-      <w:r>
-        <w:rPr>
-          <w:rFonts w:ascii="Times New Roman" w:hAnsi="Times New Roman"/>
-          <w:color w:val="000000"/>
-          <w:sz w:val="24"/>
-          <w:szCs w:val="24"/>
-          <w:lang w:val="en-US"/>
-        </w:rPr>
-        <w:t>3</w:t>
-      </w:r>
-      <w:r>
-        <w:rPr>
-          <w:rFonts w:ascii="Times New Roman" w:hAnsi="Times New Roman"/>
-          <w:color w:val="000000"/>
-          <w:sz w:val="24"/>
-          <w:szCs w:val="24"/>
-          <w:lang w:val="en-US"/>
-        </w:rPr>
-        <w:t xml:space="preserve">. </w:t>
+        <w:t xml:space="preserve">93. </w:t>
       </w:r>
       <w:r>
         <w:rPr>
@@ -6247,27 +5748,7 @@
           <w:szCs w:val="24"/>
           <w:lang w:val="en-US"/>
         </w:rPr>
-        <w:t>9</w:t>
-      </w:r>
-      <w:r>
-        <w:rPr>
-          <w:rFonts w:ascii="Times New Roman" w:hAnsi="Times New Roman"/>
-          <w:color w:val="000000"/>
-          <w:sz w:val="24"/>
-          <w:szCs w:val="24"/>
-          <w:lang w:val="en-US"/>
-        </w:rPr>
-        <w:t>2</w:t>
-      </w:r>
-      <w:r>
-        <w:rPr>
-          <w:rFonts w:ascii="Times New Roman" w:hAnsi="Times New Roman"/>
-          <w:color w:val="000000"/>
-          <w:sz w:val="24"/>
-          <w:szCs w:val="24"/>
-          <w:lang w:val="en-US"/>
-        </w:rPr>
-        <w:t xml:space="preserve">. </w:t>
+        <w:t xml:space="preserve">92. </w:t>
       </w:r>
       <w:r>
         <w:rPr>
@@ -6410,27 +5891,7 @@
           <w:szCs w:val="24"/>
           <w:lang w:val="en-US"/>
         </w:rPr>
-        <w:t>9</w:t>
-      </w:r>
-      <w:r>
-        <w:rPr>
-          <w:rFonts w:ascii="Times New Roman" w:hAnsi="Times New Roman"/>
-          <w:color w:val="000000"/>
-          <w:sz w:val="24"/>
-          <w:szCs w:val="24"/>
-          <w:lang w:val="en-US"/>
-        </w:rPr>
-        <w:t>1</w:t>
-      </w:r>
-      <w:r>
-        <w:rPr>
-          <w:rFonts w:ascii="Times New Roman" w:hAnsi="Times New Roman"/>
-          <w:color w:val="000000"/>
-          <w:sz w:val="24"/>
-          <w:szCs w:val="24"/>
-          <w:lang w:val="en-US"/>
-        </w:rPr>
-        <w:t xml:space="preserve">. </w:t>
+        <w:t xml:space="preserve">91. </w:t>
       </w:r>
       <w:r>
         <w:rPr>
@@ -6529,17 +5990,7 @@
           <w:szCs w:val="24"/>
           <w:lang w:val="en-US"/>
         </w:rPr>
-        <w:t>90</w:t>
-      </w:r>
-      <w:r>
-        <w:rPr>
-          <w:rFonts w:ascii="Times New Roman" w:hAnsi="Times New Roman"/>
-          <w:color w:val="000000"/>
-          <w:sz w:val="24"/>
-          <w:szCs w:val="24"/>
-          <w:lang w:val="en-US"/>
-        </w:rPr>
-        <w:t xml:space="preserve">. </w:t>
+        <w:t xml:space="preserve">90. </w:t>
       </w:r>
       <w:r>
         <w:rPr>
@@ -6715,7 +6166,29 @@
           <w:szCs w:val="24"/>
           <w:lang w:val="en-US"/>
         </w:rPr>
-        <w:t xml:space="preserve">, D. J. (2024). Anthropogenic habitat modification causes nonlinear multiscale bird diversity declines. </w:t>
+        <w:t xml:space="preserve">, D. J. (2024). Anthropogenic habitat modification causes nonlinear multiscale bird diversity </w:t>
+      </w:r>
+      <w:proofErr w:type="gramStart"/>
+      <w:r>
+        <w:rPr>
+          <w:rFonts w:ascii="Times New Roman" w:hAnsi="Times New Roman"/>
+          <w:color w:val="000000"/>
+          <w:sz w:val="24"/>
+          <w:szCs w:val="24"/>
+          <w:lang w:val="en-US"/>
+        </w:rPr>
+        <w:t>declines</w:t>
+      </w:r>
+      <w:proofErr w:type="gramEnd"/>
+      <w:r>
+        <w:rPr>
+          <w:rFonts w:ascii="Times New Roman" w:hAnsi="Times New Roman"/>
+          <w:color w:val="000000"/>
+          <w:sz w:val="24"/>
+          <w:szCs w:val="24"/>
+          <w:lang w:val="en-US"/>
+        </w:rPr>
+        <w:t xml:space="preserve">. </w:t>
       </w:r>
       <w:proofErr w:type="spellStart"/>
       <w:r>
@@ -6785,27 +6258,7 @@
           <w:szCs w:val="24"/>
           <w:lang w:val="en-US"/>
         </w:rPr>
-        <w:t>8</w:t>
-      </w:r>
-      <w:r>
-        <w:rPr>
-          <w:rFonts w:ascii="Times New Roman" w:hAnsi="Times New Roman"/>
-          <w:color w:val="000000"/>
-          <w:sz w:val="24"/>
-          <w:szCs w:val="24"/>
-          <w:lang w:val="en-US"/>
-        </w:rPr>
-        <w:t>8</w:t>
-      </w:r>
-      <w:r>
-        <w:rPr>
-          <w:rFonts w:ascii="Times New Roman" w:hAnsi="Times New Roman"/>
-          <w:color w:val="000000"/>
-          <w:sz w:val="24"/>
-          <w:szCs w:val="24"/>
-          <w:lang w:val="en-US"/>
-        </w:rPr>
-        <w:t xml:space="preserve">. </w:t>
+        <w:t xml:space="preserve">88. </w:t>
       </w:r>
       <w:r>
         <w:rPr>
@@ -6904,27 +6357,7 @@
           <w:szCs w:val="24"/>
           <w:lang w:val="en-US"/>
         </w:rPr>
-        <w:t>8</w:t>
-      </w:r>
-      <w:r>
-        <w:rPr>
-          <w:rFonts w:ascii="Times New Roman" w:hAnsi="Times New Roman"/>
-          <w:color w:val="000000"/>
-          <w:sz w:val="24"/>
-          <w:szCs w:val="24"/>
-          <w:lang w:val="en-US"/>
-        </w:rPr>
-        <w:t>7</w:t>
-      </w:r>
-      <w:r>
-        <w:rPr>
-          <w:rFonts w:ascii="Times New Roman" w:hAnsi="Times New Roman"/>
-          <w:color w:val="000000"/>
-          <w:sz w:val="24"/>
-          <w:szCs w:val="24"/>
-          <w:lang w:val="en-US"/>
-        </w:rPr>
-        <w:t xml:space="preserve">. </w:t>
+        <w:t xml:space="preserve">87. </w:t>
       </w:r>
       <w:r>
         <w:rPr>
@@ -7179,27 +6612,7 @@
           <w:szCs w:val="24"/>
           <w:lang w:val="en-US"/>
         </w:rPr>
-        <w:t>8</w:t>
-      </w:r>
-      <w:r>
-        <w:rPr>
-          <w:rFonts w:ascii="Times New Roman" w:hAnsi="Times New Roman"/>
-          <w:color w:val="000000"/>
-          <w:sz w:val="24"/>
-          <w:szCs w:val="24"/>
-          <w:lang w:val="en-US"/>
-        </w:rPr>
-        <w:t>5</w:t>
-      </w:r>
-      <w:r>
-        <w:rPr>
-          <w:rFonts w:ascii="Times New Roman" w:hAnsi="Times New Roman"/>
-          <w:color w:val="000000"/>
-          <w:sz w:val="24"/>
-          <w:szCs w:val="24"/>
-          <w:lang w:val="en-US"/>
-        </w:rPr>
-        <w:t xml:space="preserve">. </w:t>
+        <w:t xml:space="preserve">85. </w:t>
       </w:r>
       <w:r>
         <w:rPr>
@@ -7298,27 +6711,7 @@
           <w:szCs w:val="24"/>
           <w:lang w:val="en-US"/>
         </w:rPr>
-        <w:t>8</w:t>
-      </w:r>
-      <w:r>
-        <w:rPr>
-          <w:rFonts w:ascii="Times New Roman" w:hAnsi="Times New Roman"/>
-          <w:color w:val="000000"/>
-          <w:sz w:val="24"/>
-          <w:szCs w:val="24"/>
-          <w:lang w:val="en-US"/>
-        </w:rPr>
-        <w:t>4</w:t>
-      </w:r>
-      <w:r>
-        <w:rPr>
-          <w:rFonts w:ascii="Times New Roman" w:hAnsi="Times New Roman"/>
-          <w:color w:val="000000"/>
-          <w:sz w:val="24"/>
-          <w:szCs w:val="24"/>
-          <w:lang w:val="en-US"/>
-        </w:rPr>
-        <w:t xml:space="preserve">. </w:t>
+        <w:t xml:space="preserve">84. </w:t>
       </w:r>
       <w:r>
         <w:rPr>
@@ -7349,7 +6742,29 @@
           <w:szCs w:val="24"/>
           <w:lang w:val="en-US"/>
         </w:rPr>
-        <w:t xml:space="preserve">Blowes, S. A., Doncaster, C. P., Antão, L. H., Nakagawa, S., Mcelreath, R., &amp; Chase, J. M. (2023). Understanding ‘it depends’ in ecology: a guide to </w:t>
+        <w:t xml:space="preserve">Blowes, S. A., Doncaster, C. P., Antão, L. H., Nakagawa, S., Mcelreath, R., &amp; Chase, J. M. (2023). </w:t>
+      </w:r>
+      <w:proofErr w:type="gramStart"/>
+      <w:r>
+        <w:rPr>
+          <w:rFonts w:ascii="Times New Roman" w:hAnsi="Times New Roman"/>
+          <w:color w:val="000000"/>
+          <w:sz w:val="24"/>
+          <w:szCs w:val="24"/>
+          <w:lang w:val="en-US"/>
+        </w:rPr>
+        <w:t>Understanding ‘it depends’ in</w:t>
+      </w:r>
+      <w:proofErr w:type="gramEnd"/>
+      <w:r>
+        <w:rPr>
+          <w:rFonts w:ascii="Times New Roman" w:hAnsi="Times New Roman"/>
+          <w:color w:val="000000"/>
+          <w:sz w:val="24"/>
+          <w:szCs w:val="24"/>
+          <w:lang w:val="en-US"/>
+        </w:rPr>
+        <w:t xml:space="preserve"> ecology: a guide to </w:t>
       </w:r>
       <w:proofErr w:type="spellStart"/>
       <w:r>
@@ -7461,27 +6876,7 @@
           <w:szCs w:val="24"/>
           <w:lang w:val="en-US"/>
         </w:rPr>
-        <w:t>8</w:t>
-      </w:r>
-      <w:r>
-        <w:rPr>
-          <w:rFonts w:ascii="Times New Roman" w:hAnsi="Times New Roman"/>
-          <w:color w:val="000000"/>
-          <w:sz w:val="24"/>
-          <w:szCs w:val="24"/>
-          <w:lang w:val="en-US"/>
-        </w:rPr>
-        <w:t>3</w:t>
-      </w:r>
-      <w:r>
-        <w:rPr>
-          <w:rFonts w:ascii="Times New Roman" w:hAnsi="Times New Roman"/>
-          <w:color w:val="000000"/>
-          <w:sz w:val="24"/>
-          <w:szCs w:val="24"/>
-          <w:lang w:val="en-US"/>
-        </w:rPr>
-        <w:t xml:space="preserve">. </w:t>
+        <w:t xml:space="preserve">83. </w:t>
       </w:r>
       <w:r>
         <w:rPr>
@@ -7637,27 +7032,7 @@
           <w:lang w:val="en-US"/>
         </w:rPr>
         <w:lastRenderedPageBreak/>
-        <w:t>8</w:t>
-      </w:r>
-      <w:r>
-        <w:rPr>
-          <w:rFonts w:ascii="Times New Roman" w:hAnsi="Times New Roman"/>
-          <w:color w:val="000000"/>
-          <w:sz w:val="24"/>
-          <w:szCs w:val="24"/>
-          <w:lang w:val="en-US"/>
-        </w:rPr>
-        <w:t>2</w:t>
-      </w:r>
-      <w:r>
-        <w:rPr>
-          <w:rFonts w:ascii="Times New Roman" w:hAnsi="Times New Roman"/>
-          <w:color w:val="000000"/>
-          <w:sz w:val="24"/>
-          <w:szCs w:val="24"/>
-          <w:lang w:val="en-US"/>
-        </w:rPr>
-        <w:t xml:space="preserve">. </w:t>
+        <w:t xml:space="preserve">82. </w:t>
       </w:r>
       <w:r>
         <w:rPr>
@@ -7756,27 +7131,7 @@
           <w:szCs w:val="24"/>
           <w:lang w:val="en-US"/>
         </w:rPr>
-        <w:t>8</w:t>
-      </w:r>
-      <w:r>
-        <w:rPr>
-          <w:rFonts w:ascii="Times New Roman" w:hAnsi="Times New Roman"/>
-          <w:color w:val="000000"/>
-          <w:sz w:val="24"/>
-          <w:szCs w:val="24"/>
-          <w:lang w:val="en-US"/>
-        </w:rPr>
-        <w:t>1</w:t>
-      </w:r>
-      <w:r>
-        <w:rPr>
-          <w:rFonts w:ascii="Times New Roman" w:hAnsi="Times New Roman"/>
-          <w:color w:val="000000"/>
-          <w:sz w:val="24"/>
-          <w:szCs w:val="24"/>
-          <w:lang w:val="en-US"/>
-        </w:rPr>
-        <w:t xml:space="preserve">. </w:t>
+        <w:t xml:space="preserve">81. </w:t>
       </w:r>
       <w:r>
         <w:rPr>
@@ -7897,17 +7252,7 @@
           <w:szCs w:val="24"/>
           <w:lang w:val="en-US"/>
         </w:rPr>
-        <w:t>80</w:t>
-      </w:r>
-      <w:r>
-        <w:rPr>
-          <w:rFonts w:ascii="Times New Roman" w:hAnsi="Times New Roman"/>
-          <w:color w:val="000000"/>
-          <w:sz w:val="24"/>
-          <w:szCs w:val="24"/>
-          <w:lang w:val="en-US"/>
-        </w:rPr>
-        <w:t xml:space="preserve">. </w:t>
+        <w:t xml:space="preserve">80. </w:t>
       </w:r>
       <w:r>
         <w:rPr>
@@ -8042,27 +7387,7 @@
           <w:szCs w:val="24"/>
           <w:lang w:val="en-US"/>
         </w:rPr>
-        <w:t>7</w:t>
-      </w:r>
-      <w:r>
-        <w:rPr>
-          <w:rFonts w:ascii="Times New Roman" w:hAnsi="Times New Roman"/>
-          <w:color w:val="000000"/>
-          <w:sz w:val="24"/>
-          <w:szCs w:val="24"/>
-          <w:lang w:val="en-US"/>
-        </w:rPr>
-        <w:t>9</w:t>
-      </w:r>
-      <w:r>
-        <w:rPr>
-          <w:rFonts w:ascii="Times New Roman" w:hAnsi="Times New Roman"/>
-          <w:color w:val="000000"/>
-          <w:sz w:val="24"/>
-          <w:szCs w:val="24"/>
-          <w:lang w:val="en-US"/>
-        </w:rPr>
-        <w:t xml:space="preserve">. </w:t>
+        <w:t xml:space="preserve">79. </w:t>
       </w:r>
       <w:r>
         <w:rPr>
@@ -8185,27 +7510,7 @@
           <w:szCs w:val="24"/>
           <w:lang w:val="en-US"/>
         </w:rPr>
-        <w:t>7</w:t>
-      </w:r>
-      <w:r>
-        <w:rPr>
-          <w:rFonts w:ascii="Times New Roman" w:hAnsi="Times New Roman"/>
-          <w:color w:val="000000"/>
-          <w:sz w:val="24"/>
-          <w:szCs w:val="24"/>
-          <w:lang w:val="en-US"/>
-        </w:rPr>
-        <w:t>8</w:t>
-      </w:r>
-      <w:r>
-        <w:rPr>
-          <w:rFonts w:ascii="Times New Roman" w:hAnsi="Times New Roman"/>
-          <w:color w:val="000000"/>
-          <w:sz w:val="24"/>
-          <w:szCs w:val="24"/>
-          <w:lang w:val="en-US"/>
-        </w:rPr>
-        <w:t xml:space="preserve">. </w:t>
+        <w:t xml:space="preserve">78. </w:t>
       </w:r>
       <w:r>
         <w:rPr>
@@ -8326,27 +7631,7 @@
           <w:szCs w:val="24"/>
           <w:lang w:val="en-US"/>
         </w:rPr>
-        <w:t>7</w:t>
-      </w:r>
-      <w:r>
-        <w:rPr>
-          <w:rFonts w:ascii="Times New Roman" w:hAnsi="Times New Roman"/>
-          <w:color w:val="000000"/>
-          <w:sz w:val="24"/>
-          <w:szCs w:val="24"/>
-          <w:lang w:val="en-US"/>
-        </w:rPr>
-        <w:t>7</w:t>
-      </w:r>
-      <w:r>
-        <w:rPr>
-          <w:rFonts w:ascii="Times New Roman" w:hAnsi="Times New Roman"/>
-          <w:color w:val="000000"/>
-          <w:sz w:val="24"/>
-          <w:szCs w:val="24"/>
-          <w:lang w:val="en-US"/>
-        </w:rPr>
-        <w:t xml:space="preserve">. </w:t>
+        <w:t xml:space="preserve">77. </w:t>
       </w:r>
       <w:proofErr w:type="spellStart"/>
       <w:r>
@@ -8582,27 +7867,7 @@
           <w:szCs w:val="24"/>
           <w:lang w:val="en-US"/>
         </w:rPr>
-        <w:t>7</w:t>
-      </w:r>
-      <w:r>
-        <w:rPr>
-          <w:rFonts w:ascii="Times New Roman" w:hAnsi="Times New Roman"/>
-          <w:color w:val="000000"/>
-          <w:sz w:val="24"/>
-          <w:szCs w:val="24"/>
-          <w:lang w:val="en-US"/>
-        </w:rPr>
-        <w:t>5</w:t>
-      </w:r>
-      <w:r>
-        <w:rPr>
-          <w:rFonts w:ascii="Times New Roman" w:hAnsi="Times New Roman"/>
-          <w:color w:val="000000"/>
-          <w:sz w:val="24"/>
-          <w:szCs w:val="24"/>
-          <w:lang w:val="en-US"/>
-        </w:rPr>
-        <w:t xml:space="preserve">. </w:t>
+        <w:t xml:space="preserve">75. </w:t>
       </w:r>
       <w:r>
         <w:rPr>
@@ -8845,27 +8110,7 @@
           <w:szCs w:val="24"/>
           <w:lang w:val="en-US"/>
         </w:rPr>
-        <w:t>7</w:t>
-      </w:r>
-      <w:r>
-        <w:rPr>
-          <w:rFonts w:ascii="Times New Roman" w:hAnsi="Times New Roman"/>
-          <w:color w:val="000000"/>
-          <w:sz w:val="24"/>
-          <w:szCs w:val="24"/>
-          <w:lang w:val="en-US"/>
-        </w:rPr>
-        <w:t>4</w:t>
-      </w:r>
-      <w:r>
-        <w:rPr>
-          <w:rFonts w:ascii="Times New Roman" w:hAnsi="Times New Roman"/>
-          <w:color w:val="000000"/>
-          <w:sz w:val="24"/>
-          <w:szCs w:val="24"/>
-          <w:lang w:val="en-US"/>
-        </w:rPr>
-        <w:t xml:space="preserve">. </w:t>
+        <w:t xml:space="preserve">74. </w:t>
       </w:r>
       <w:r>
         <w:rPr>
@@ -8964,27 +8209,7 @@
           <w:szCs w:val="24"/>
           <w:lang w:val="en-US"/>
         </w:rPr>
-        <w:t>7</w:t>
-      </w:r>
-      <w:r>
-        <w:rPr>
-          <w:rFonts w:ascii="Times New Roman" w:hAnsi="Times New Roman"/>
-          <w:color w:val="000000"/>
-          <w:sz w:val="24"/>
-          <w:szCs w:val="24"/>
-          <w:lang w:val="en-US"/>
-        </w:rPr>
-        <w:t>3</w:t>
-      </w:r>
-      <w:r>
-        <w:rPr>
-          <w:rFonts w:ascii="Times New Roman" w:hAnsi="Times New Roman"/>
-          <w:color w:val="000000"/>
-          <w:sz w:val="24"/>
-          <w:szCs w:val="24"/>
-          <w:lang w:val="en-US"/>
-        </w:rPr>
-        <w:t xml:space="preserve">. </w:t>
+        <w:t xml:space="preserve">73. </w:t>
       </w:r>
       <w:r>
         <w:rPr>
@@ -9085,27 +8310,7 @@
           <w:szCs w:val="24"/>
           <w:lang w:val="en-US"/>
         </w:rPr>
-        <w:t>7</w:t>
-      </w:r>
-      <w:r>
-        <w:rPr>
-          <w:rFonts w:ascii="Times New Roman" w:hAnsi="Times New Roman"/>
-          <w:color w:val="000000"/>
-          <w:sz w:val="24"/>
-          <w:szCs w:val="24"/>
-          <w:lang w:val="en-US"/>
-        </w:rPr>
-        <w:t>2</w:t>
-      </w:r>
-      <w:r>
-        <w:rPr>
-          <w:rFonts w:ascii="Times New Roman" w:hAnsi="Times New Roman"/>
-          <w:color w:val="000000"/>
-          <w:sz w:val="24"/>
-          <w:szCs w:val="24"/>
-          <w:lang w:val="en-US"/>
-        </w:rPr>
-        <w:t xml:space="preserve">. </w:t>
+        <w:t xml:space="preserve">72. </w:t>
       </w:r>
       <w:r>
         <w:rPr>
@@ -9226,27 +8431,7 @@
           <w:szCs w:val="24"/>
           <w:lang w:val="en-US"/>
         </w:rPr>
-        <w:t>7</w:t>
-      </w:r>
-      <w:r>
-        <w:rPr>
-          <w:rFonts w:ascii="Times New Roman" w:hAnsi="Times New Roman"/>
-          <w:color w:val="000000"/>
-          <w:sz w:val="24"/>
-          <w:szCs w:val="24"/>
-          <w:lang w:val="en-US"/>
-        </w:rPr>
-        <w:t>1</w:t>
-      </w:r>
-      <w:r>
-        <w:rPr>
-          <w:rFonts w:ascii="Times New Roman" w:hAnsi="Times New Roman"/>
-          <w:color w:val="000000"/>
-          <w:sz w:val="24"/>
-          <w:szCs w:val="24"/>
-          <w:lang w:val="en-US"/>
-        </w:rPr>
-        <w:t xml:space="preserve">. </w:t>
+        <w:t xml:space="preserve">71. </w:t>
       </w:r>
       <w:r>
         <w:rPr>
@@ -9693,27 +8878,7 @@
           <w:szCs w:val="24"/>
           <w:lang w:val="en-US"/>
         </w:rPr>
-        <w:t>6</w:t>
-      </w:r>
-      <w:r>
-        <w:rPr>
-          <w:rFonts w:ascii="Times New Roman" w:hAnsi="Times New Roman"/>
-          <w:color w:val="000000"/>
-          <w:sz w:val="24"/>
-          <w:szCs w:val="24"/>
-          <w:lang w:val="en-US"/>
-        </w:rPr>
-        <w:t>8</w:t>
-      </w:r>
-      <w:r>
-        <w:rPr>
-          <w:rFonts w:ascii="Times New Roman" w:hAnsi="Times New Roman"/>
-          <w:color w:val="000000"/>
-          <w:sz w:val="24"/>
-          <w:szCs w:val="24"/>
-          <w:lang w:val="en-US"/>
-        </w:rPr>
-        <w:t xml:space="preserve">. </w:t>
+        <w:t xml:space="preserve">68. </w:t>
       </w:r>
       <w:r>
         <w:rPr>
@@ -9835,27 +9000,7 @@
           <w:lang w:val="en-US"/>
         </w:rPr>
         <w:lastRenderedPageBreak/>
-        <w:t>6</w:t>
-      </w:r>
-      <w:r>
-        <w:rPr>
-          <w:rFonts w:ascii="Times New Roman" w:hAnsi="Times New Roman"/>
-          <w:color w:val="000000"/>
-          <w:sz w:val="24"/>
-          <w:szCs w:val="24"/>
-          <w:lang w:val="en-US"/>
-        </w:rPr>
-        <w:t>7</w:t>
-      </w:r>
-      <w:r>
-        <w:rPr>
-          <w:rFonts w:ascii="Times New Roman" w:hAnsi="Times New Roman"/>
-          <w:color w:val="000000"/>
-          <w:sz w:val="24"/>
-          <w:szCs w:val="24"/>
-          <w:lang w:val="en-US"/>
-        </w:rPr>
-        <w:t xml:space="preserve">. </w:t>
+        <w:t xml:space="preserve">67. </w:t>
       </w:r>
       <w:r>
         <w:rPr>
@@ -9956,27 +9101,7 @@
           <w:szCs w:val="24"/>
           <w:lang w:val="en-US"/>
         </w:rPr>
-        <w:t>6</w:t>
-      </w:r>
-      <w:r>
-        <w:rPr>
-          <w:rFonts w:ascii="Times New Roman" w:hAnsi="Times New Roman"/>
-          <w:color w:val="000000"/>
-          <w:sz w:val="24"/>
-          <w:szCs w:val="24"/>
-          <w:lang w:val="en-US"/>
-        </w:rPr>
-        <w:t>6</w:t>
-      </w:r>
-      <w:r>
-        <w:rPr>
-          <w:rFonts w:ascii="Times New Roman" w:hAnsi="Times New Roman"/>
-          <w:color w:val="000000"/>
-          <w:sz w:val="24"/>
-          <w:szCs w:val="24"/>
-          <w:lang w:val="en-US"/>
-        </w:rPr>
-        <w:t xml:space="preserve">. </w:t>
+        <w:t xml:space="preserve">66. </w:t>
       </w:r>
       <w:r>
         <w:rPr>
@@ -10075,27 +9200,7 @@
           <w:szCs w:val="24"/>
           <w:lang w:val="en-US"/>
         </w:rPr>
-        <w:t>6</w:t>
-      </w:r>
-      <w:r>
-        <w:rPr>
-          <w:rFonts w:ascii="Times New Roman" w:hAnsi="Times New Roman"/>
-          <w:color w:val="000000"/>
-          <w:sz w:val="24"/>
-          <w:szCs w:val="24"/>
-          <w:lang w:val="en-US"/>
-        </w:rPr>
-        <w:t>5</w:t>
-      </w:r>
-      <w:r>
-        <w:rPr>
-          <w:rFonts w:ascii="Times New Roman" w:hAnsi="Times New Roman"/>
-          <w:color w:val="000000"/>
-          <w:sz w:val="24"/>
-          <w:szCs w:val="24"/>
-          <w:lang w:val="en-US"/>
-        </w:rPr>
-        <w:t xml:space="preserve">. </w:t>
+        <w:t xml:space="preserve">65. </w:t>
       </w:r>
       <w:r>
         <w:rPr>
@@ -10194,27 +9299,7 @@
           <w:szCs w:val="24"/>
           <w:lang w:val="en-US"/>
         </w:rPr>
-        <w:t>6</w:t>
-      </w:r>
-      <w:r>
-        <w:rPr>
-          <w:rFonts w:ascii="Times New Roman" w:hAnsi="Times New Roman"/>
-          <w:color w:val="000000"/>
-          <w:sz w:val="24"/>
-          <w:szCs w:val="24"/>
-          <w:lang w:val="en-US"/>
-        </w:rPr>
-        <w:t>4</w:t>
-      </w:r>
-      <w:r>
-        <w:rPr>
-          <w:rFonts w:ascii="Times New Roman" w:hAnsi="Times New Roman"/>
-          <w:color w:val="000000"/>
-          <w:sz w:val="24"/>
-          <w:szCs w:val="24"/>
-          <w:lang w:val="en-US"/>
-        </w:rPr>
-        <w:t xml:space="preserve">. </w:t>
+        <w:t xml:space="preserve">64. </w:t>
       </w:r>
       <w:r>
         <w:rPr>
@@ -10335,27 +9420,7 @@
           <w:szCs w:val="24"/>
           <w:lang w:val="en-US"/>
         </w:rPr>
-        <w:t>6</w:t>
-      </w:r>
-      <w:r>
-        <w:rPr>
-          <w:rFonts w:ascii="Times New Roman" w:hAnsi="Times New Roman"/>
-          <w:color w:val="000000"/>
-          <w:sz w:val="24"/>
-          <w:szCs w:val="24"/>
-          <w:lang w:val="en-US"/>
-        </w:rPr>
-        <w:t>3</w:t>
-      </w:r>
-      <w:r>
-        <w:rPr>
-          <w:rFonts w:ascii="Times New Roman" w:hAnsi="Times New Roman"/>
-          <w:color w:val="000000"/>
-          <w:sz w:val="24"/>
-          <w:szCs w:val="24"/>
-          <w:lang w:val="en-US"/>
-        </w:rPr>
-        <w:t xml:space="preserve">. </w:t>
+        <w:t xml:space="preserve">63. </w:t>
       </w:r>
       <w:r>
         <w:rPr>
@@ -10386,7 +9451,29 @@
           <w:szCs w:val="24"/>
           <w:lang w:val="en-US"/>
         </w:rPr>
-        <w:t xml:space="preserve">Bhandari, N., Henle, K., Benjamin Barth, M., Koppitz, C., Klenke, R., Winter, M., Jansen, F., Bruelheide, H., &amp; Bonn, A. (2022). Temporal trends in the spatial bias of species occurrence records. </w:t>
+        <w:t xml:space="preserve">Bhandari, N., Henle, K., Benjamin Barth, M., Koppitz, C., Klenke, R., Winter, M., Jansen, F., </w:t>
+      </w:r>
+      <w:proofErr w:type="spellStart"/>
+      <w:r>
+        <w:rPr>
+          <w:rFonts w:ascii="Times New Roman" w:hAnsi="Times New Roman"/>
+          <w:color w:val="000000"/>
+          <w:sz w:val="24"/>
+          <w:szCs w:val="24"/>
+          <w:lang w:val="en-US"/>
+        </w:rPr>
+        <w:t>Bruelheide</w:t>
+      </w:r>
+      <w:proofErr w:type="spellEnd"/>
+      <w:r>
+        <w:rPr>
+          <w:rFonts w:ascii="Times New Roman" w:hAnsi="Times New Roman"/>
+          <w:color w:val="000000"/>
+          <w:sz w:val="24"/>
+          <w:szCs w:val="24"/>
+          <w:lang w:val="en-US"/>
+        </w:rPr>
+        <w:t xml:space="preserve">, H., &amp; Bonn, A. (2022). Temporal trends in the spatial bias of species occurrence records. </w:t>
       </w:r>
       <w:proofErr w:type="spellStart"/>
       <w:r>
@@ -10456,27 +9543,7 @@
           <w:szCs w:val="24"/>
           <w:lang w:val="en-US"/>
         </w:rPr>
-        <w:t>6</w:t>
-      </w:r>
-      <w:r>
-        <w:rPr>
-          <w:rFonts w:ascii="Times New Roman" w:hAnsi="Times New Roman"/>
-          <w:color w:val="000000"/>
-          <w:sz w:val="24"/>
-          <w:szCs w:val="24"/>
-          <w:lang w:val="en-US"/>
-        </w:rPr>
-        <w:t>2</w:t>
-      </w:r>
-      <w:r>
-        <w:rPr>
-          <w:rFonts w:ascii="Times New Roman" w:hAnsi="Times New Roman"/>
-          <w:color w:val="000000"/>
-          <w:sz w:val="24"/>
-          <w:szCs w:val="24"/>
-          <w:lang w:val="en-US"/>
-        </w:rPr>
-        <w:t xml:space="preserve">. </w:t>
+        <w:t xml:space="preserve">62. </w:t>
       </w:r>
       <w:r>
         <w:rPr>
@@ -10507,7 +9574,29 @@
           <w:szCs w:val="24"/>
           <w:lang w:val="en-US"/>
         </w:rPr>
-        <w:t xml:space="preserve">Eichenberg, D., Henle, K., Klenke, R., Richter, A., Jansen, F., Bruelheide, H., &amp; Bonn, A. (2022). Decision-making of citizen scientists when recording species observations. </w:t>
+        <w:t xml:space="preserve">Eichenberg, D., Henle, K., Klenke, R., Richter, A., Jansen, F., </w:t>
+      </w:r>
+      <w:proofErr w:type="spellStart"/>
+      <w:r>
+        <w:rPr>
+          <w:rFonts w:ascii="Times New Roman" w:hAnsi="Times New Roman"/>
+          <w:color w:val="000000"/>
+          <w:sz w:val="24"/>
+          <w:szCs w:val="24"/>
+          <w:lang w:val="en-US"/>
+        </w:rPr>
+        <w:t>Bruelheide</w:t>
+      </w:r>
+      <w:proofErr w:type="spellEnd"/>
+      <w:r>
+        <w:rPr>
+          <w:rFonts w:ascii="Times New Roman" w:hAnsi="Times New Roman"/>
+          <w:color w:val="000000"/>
+          <w:sz w:val="24"/>
+          <w:szCs w:val="24"/>
+          <w:lang w:val="en-US"/>
+        </w:rPr>
+        <w:t xml:space="preserve">, H., &amp; Bonn, A. (2022). Decision-making of citizen scientists when recording species observations. </w:t>
       </w:r>
       <w:r>
         <w:rPr>
@@ -10575,27 +9664,7 @@
           <w:szCs w:val="24"/>
           <w:lang w:val="en-US"/>
         </w:rPr>
-        <w:t>6</w:t>
-      </w:r>
-      <w:r>
-        <w:rPr>
-          <w:rFonts w:ascii="Times New Roman" w:hAnsi="Times New Roman"/>
-          <w:color w:val="000000"/>
-          <w:sz w:val="24"/>
-          <w:szCs w:val="24"/>
-          <w:lang w:val="en-US"/>
-        </w:rPr>
-        <w:t>1</w:t>
-      </w:r>
-      <w:r>
-        <w:rPr>
-          <w:rFonts w:ascii="Times New Roman" w:hAnsi="Times New Roman"/>
-          <w:color w:val="000000"/>
-          <w:sz w:val="24"/>
-          <w:szCs w:val="24"/>
-          <w:lang w:val="en-US"/>
-        </w:rPr>
-        <w:t xml:space="preserve">. </w:t>
+        <w:t xml:space="preserve">61. </w:t>
       </w:r>
       <w:r>
         <w:rPr>
@@ -10716,17 +9785,7 @@
           <w:szCs w:val="24"/>
           <w:lang w:val="en-US"/>
         </w:rPr>
-        <w:t>60</w:t>
-      </w:r>
-      <w:r>
-        <w:rPr>
-          <w:rFonts w:ascii="Times New Roman" w:hAnsi="Times New Roman"/>
-          <w:color w:val="000000"/>
-          <w:sz w:val="24"/>
-          <w:szCs w:val="24"/>
-          <w:lang w:val="en-US"/>
-        </w:rPr>
-        <w:t xml:space="preserve">. </w:t>
+        <w:t xml:space="preserve">60. </w:t>
       </w:r>
       <w:r>
         <w:rPr>
@@ -10825,27 +9884,7 @@
           <w:szCs w:val="24"/>
           <w:lang w:val="en-US"/>
         </w:rPr>
-        <w:t>5</w:t>
-      </w:r>
-      <w:r>
-        <w:rPr>
-          <w:rFonts w:ascii="Times New Roman" w:hAnsi="Times New Roman"/>
-          <w:color w:val="000000"/>
-          <w:sz w:val="24"/>
-          <w:szCs w:val="24"/>
-          <w:lang w:val="en-US"/>
-        </w:rPr>
-        <w:t>9</w:t>
-      </w:r>
-      <w:r>
-        <w:rPr>
-          <w:rFonts w:ascii="Times New Roman" w:hAnsi="Times New Roman"/>
-          <w:color w:val="000000"/>
-          <w:sz w:val="24"/>
-          <w:szCs w:val="24"/>
-          <w:lang w:val="en-US"/>
-        </w:rPr>
-        <w:t xml:space="preserve">. </w:t>
+        <w:t xml:space="preserve">59. </w:t>
       </w:r>
       <w:r>
         <w:rPr>
@@ -10988,27 +10027,7 @@
           <w:szCs w:val="24"/>
           <w:lang w:val="en-US"/>
         </w:rPr>
-        <w:t>5</w:t>
-      </w:r>
-      <w:r>
-        <w:rPr>
-          <w:rFonts w:ascii="Times New Roman" w:hAnsi="Times New Roman"/>
-          <w:color w:val="000000"/>
-          <w:sz w:val="24"/>
-          <w:szCs w:val="24"/>
-          <w:lang w:val="en-US"/>
-        </w:rPr>
-        <w:t>8</w:t>
-      </w:r>
-      <w:r>
-        <w:rPr>
-          <w:rFonts w:ascii="Times New Roman" w:hAnsi="Times New Roman"/>
-          <w:color w:val="000000"/>
-          <w:sz w:val="24"/>
-          <w:szCs w:val="24"/>
-          <w:lang w:val="en-US"/>
-        </w:rPr>
-        <w:t xml:space="preserve">. </w:t>
+        <w:t xml:space="preserve">58. </w:t>
       </w:r>
       <w:r>
         <w:rPr>
@@ -11252,27 +10271,7 @@
           <w:szCs w:val="24"/>
           <w:lang w:val="en-US"/>
         </w:rPr>
-        <w:t>5</w:t>
-      </w:r>
-      <w:r>
-        <w:rPr>
-          <w:rFonts w:ascii="Times New Roman" w:hAnsi="Times New Roman"/>
-          <w:color w:val="000000"/>
-          <w:sz w:val="24"/>
-          <w:szCs w:val="24"/>
-          <w:lang w:val="en-US"/>
-        </w:rPr>
-        <w:t>6</w:t>
-      </w:r>
-      <w:r>
-        <w:rPr>
-          <w:rFonts w:ascii="Times New Roman" w:hAnsi="Times New Roman"/>
-          <w:color w:val="000000"/>
-          <w:sz w:val="24"/>
-          <w:szCs w:val="24"/>
-          <w:lang w:val="en-US"/>
-        </w:rPr>
-        <w:t xml:space="preserve">. </w:t>
+        <w:t xml:space="preserve">56. </w:t>
       </w:r>
       <w:r>
         <w:rPr>
@@ -11325,7 +10324,29 @@
           <w:szCs w:val="24"/>
           <w:lang w:val="en-US"/>
         </w:rPr>
-        <w:t xml:space="preserve">, &amp; Poore, A. G. (2022). Many cameras make light work: opportunistic photographs of rare species in iNaturalist complement structured surveys of reef fish to better understand species richness. </w:t>
+        <w:t xml:space="preserve">, &amp; Poore, A. G. (2022). Many cameras make light work: opportunistic photographs of rare species in iNaturalist complement structured surveys of reef fish to better understand </w:t>
+      </w:r>
+      <w:proofErr w:type="gramStart"/>
+      <w:r>
+        <w:rPr>
+          <w:rFonts w:ascii="Times New Roman" w:hAnsi="Times New Roman"/>
+          <w:color w:val="000000"/>
+          <w:sz w:val="24"/>
+          <w:szCs w:val="24"/>
+          <w:lang w:val="en-US"/>
+        </w:rPr>
+        <w:t>species</w:t>
+      </w:r>
+      <w:proofErr w:type="gramEnd"/>
+      <w:r>
+        <w:rPr>
+          <w:rFonts w:ascii="Times New Roman" w:hAnsi="Times New Roman"/>
+          <w:color w:val="000000"/>
+          <w:sz w:val="24"/>
+          <w:szCs w:val="24"/>
+          <w:lang w:val="en-US"/>
+        </w:rPr>
+        <w:t xml:space="preserve"> richness. </w:t>
       </w:r>
       <w:r>
         <w:rPr>
@@ -11393,27 +10414,7 @@
           <w:szCs w:val="24"/>
           <w:lang w:val="en-US"/>
         </w:rPr>
-        <w:t>5</w:t>
-      </w:r>
-      <w:r>
-        <w:rPr>
-          <w:rFonts w:ascii="Times New Roman" w:hAnsi="Times New Roman"/>
-          <w:color w:val="000000"/>
-          <w:sz w:val="24"/>
-          <w:szCs w:val="24"/>
-          <w:lang w:val="en-US"/>
-        </w:rPr>
-        <w:t>5</w:t>
-      </w:r>
-      <w:r>
-        <w:rPr>
-          <w:rFonts w:ascii="Times New Roman" w:hAnsi="Times New Roman"/>
-          <w:color w:val="000000"/>
-          <w:sz w:val="24"/>
-          <w:szCs w:val="24"/>
-          <w:lang w:val="en-US"/>
-        </w:rPr>
-        <w:t xml:space="preserve">. </w:t>
+        <w:t xml:space="preserve">55. </w:t>
       </w:r>
       <w:r>
         <w:rPr>
@@ -11512,27 +10513,7 @@
           <w:szCs w:val="24"/>
           <w:lang w:val="en-US"/>
         </w:rPr>
-        <w:t>5</w:t>
-      </w:r>
-      <w:r>
-        <w:rPr>
-          <w:rFonts w:ascii="Times New Roman" w:hAnsi="Times New Roman"/>
-          <w:color w:val="000000"/>
-          <w:sz w:val="24"/>
-          <w:szCs w:val="24"/>
-          <w:lang w:val="en-US"/>
-        </w:rPr>
-        <w:t>4</w:t>
-      </w:r>
-      <w:r>
-        <w:rPr>
-          <w:rFonts w:ascii="Times New Roman" w:hAnsi="Times New Roman"/>
-          <w:color w:val="000000"/>
-          <w:sz w:val="24"/>
-          <w:szCs w:val="24"/>
-          <w:lang w:val="en-US"/>
-        </w:rPr>
-        <w:t xml:space="preserve">. </w:t>
+        <w:t xml:space="preserve">54. </w:t>
       </w:r>
       <w:r>
         <w:rPr>
@@ -11642,27 +10623,7 @@
           <w:szCs w:val="24"/>
           <w:lang w:val="en-US"/>
         </w:rPr>
-        <w:t>5</w:t>
-      </w:r>
-      <w:r>
-        <w:rPr>
-          <w:rFonts w:ascii="Times New Roman" w:hAnsi="Times New Roman"/>
-          <w:color w:val="000000"/>
-          <w:sz w:val="24"/>
-          <w:szCs w:val="24"/>
-          <w:lang w:val="en-US"/>
-        </w:rPr>
-        <w:t>3</w:t>
-      </w:r>
-      <w:r>
-        <w:rPr>
-          <w:rFonts w:ascii="Times New Roman" w:hAnsi="Times New Roman"/>
-          <w:color w:val="000000"/>
-          <w:sz w:val="24"/>
-          <w:szCs w:val="24"/>
-          <w:lang w:val="en-US"/>
-        </w:rPr>
-        <w:t xml:space="preserve">. </w:t>
+        <w:t xml:space="preserve">53. </w:t>
       </w:r>
       <w:r>
         <w:rPr>
@@ -11727,7 +10688,29 @@
           <w:szCs w:val="24"/>
           <w:lang w:val="en-US"/>
         </w:rPr>
-        <w:t xml:space="preserve">, A. (2021). Naturally-detached fragments of the endangered seagrass Posidonia australis collected by citizen scientists can be used to successfully restore fragmented meadows. </w:t>
+        <w:t xml:space="preserve">, A. (2021). </w:t>
+      </w:r>
+      <w:proofErr w:type="gramStart"/>
+      <w:r>
+        <w:rPr>
+          <w:rFonts w:ascii="Times New Roman" w:hAnsi="Times New Roman"/>
+          <w:color w:val="000000"/>
+          <w:sz w:val="24"/>
+          <w:szCs w:val="24"/>
+          <w:lang w:val="en-US"/>
+        </w:rPr>
+        <w:t>Naturally-detached</w:t>
+      </w:r>
+      <w:proofErr w:type="gramEnd"/>
+      <w:r>
+        <w:rPr>
+          <w:rFonts w:ascii="Times New Roman" w:hAnsi="Times New Roman"/>
+          <w:color w:val="000000"/>
+          <w:sz w:val="24"/>
+          <w:szCs w:val="24"/>
+          <w:lang w:val="en-US"/>
+        </w:rPr>
+        <w:t xml:space="preserve"> fragments of the endangered seagrass Posidonia australis collected by citizen scientists can be used to successfully restore fragmented meadows. </w:t>
       </w:r>
       <w:r>
         <w:rPr>
@@ -12154,27 +11137,7 @@
           <w:szCs w:val="24"/>
           <w:lang w:val="en-US"/>
         </w:rPr>
-        <w:t>4</w:t>
-      </w:r>
-      <w:r>
-        <w:rPr>
-          <w:rFonts w:ascii="Times New Roman" w:hAnsi="Times New Roman"/>
-          <w:color w:val="000000"/>
-          <w:sz w:val="24"/>
-          <w:szCs w:val="24"/>
-          <w:lang w:val="en-US"/>
-        </w:rPr>
-        <w:t>9</w:t>
-      </w:r>
-      <w:r>
-        <w:rPr>
-          <w:rFonts w:ascii="Times New Roman" w:hAnsi="Times New Roman"/>
-          <w:color w:val="000000"/>
-          <w:sz w:val="24"/>
-          <w:szCs w:val="24"/>
-          <w:lang w:val="en-US"/>
-        </w:rPr>
-        <w:t xml:space="preserve">. </w:t>
+        <w:t xml:space="preserve">49. </w:t>
       </w:r>
       <w:r>
         <w:rPr>
@@ -12328,7 +11291,29 @@
           <w:szCs w:val="24"/>
           <w:lang w:val="en-US"/>
         </w:rPr>
-        <w:t xml:space="preserve">Cornwell, W. K., Poore, A. G., Benedetti, Y., &amp; Morelli, F. (2021). Urban tolerance of birds changes throughout the full annual cycle. </w:t>
+        <w:t xml:space="preserve">Cornwell, W. K., Poore, A. G., Benedetti, Y., &amp; Morelli, F. (2021). Urban tolerance of </w:t>
+      </w:r>
+      <w:proofErr w:type="gramStart"/>
+      <w:r>
+        <w:rPr>
+          <w:rFonts w:ascii="Times New Roman" w:hAnsi="Times New Roman"/>
+          <w:color w:val="000000"/>
+          <w:sz w:val="24"/>
+          <w:szCs w:val="24"/>
+          <w:lang w:val="en-US"/>
+        </w:rPr>
+        <w:t>birds</w:t>
+      </w:r>
+      <w:proofErr w:type="gramEnd"/>
+      <w:r>
+        <w:rPr>
+          <w:rFonts w:ascii="Times New Roman" w:hAnsi="Times New Roman"/>
+          <w:color w:val="000000"/>
+          <w:sz w:val="24"/>
+          <w:szCs w:val="24"/>
+          <w:lang w:val="en-US"/>
+        </w:rPr>
+        <w:t xml:space="preserve"> changes throughout the full annual cycle. </w:t>
       </w:r>
       <w:r>
         <w:rPr>
@@ -12451,7 +11436,29 @@
           <w:szCs w:val="24"/>
           <w:lang w:val="en-US"/>
         </w:rPr>
-        <w:t xml:space="preserve">Nakagawa, S., &amp; Cornwell, W. K. (2021). Global abundance estimates for 9,700 bird species. </w:t>
+        <w:t xml:space="preserve">Nakagawa, S., &amp; Cornwell, W. K. (2021). Global abundance </w:t>
+      </w:r>
+      <w:proofErr w:type="gramStart"/>
+      <w:r>
+        <w:rPr>
+          <w:rFonts w:ascii="Times New Roman" w:hAnsi="Times New Roman"/>
+          <w:color w:val="000000"/>
+          <w:sz w:val="24"/>
+          <w:szCs w:val="24"/>
+          <w:lang w:val="en-US"/>
+        </w:rPr>
+        <w:t>estimates for</w:t>
+      </w:r>
+      <w:proofErr w:type="gramEnd"/>
+      <w:r>
+        <w:rPr>
+          <w:rFonts w:ascii="Times New Roman" w:hAnsi="Times New Roman"/>
+          <w:color w:val="000000"/>
+          <w:sz w:val="24"/>
+          <w:szCs w:val="24"/>
+          <w:lang w:val="en-US"/>
+        </w:rPr>
+        <w:t xml:space="preserve"> 9,700 bird species. </w:t>
       </w:r>
       <w:r>
         <w:rPr>
@@ -12519,27 +11526,7 @@
           <w:szCs w:val="24"/>
           <w:lang w:val="en-US"/>
         </w:rPr>
-        <w:t>4</w:t>
-      </w:r>
-      <w:r>
-        <w:rPr>
-          <w:rFonts w:ascii="Times New Roman" w:hAnsi="Times New Roman"/>
-          <w:color w:val="000000"/>
-          <w:sz w:val="24"/>
-          <w:szCs w:val="24"/>
-          <w:lang w:val="en-US"/>
-        </w:rPr>
-        <w:t>6</w:t>
-      </w:r>
-      <w:r>
-        <w:rPr>
-          <w:rFonts w:ascii="Times New Roman" w:hAnsi="Times New Roman"/>
-          <w:color w:val="000000"/>
-          <w:sz w:val="24"/>
-          <w:szCs w:val="24"/>
-          <w:lang w:val="en-US"/>
-        </w:rPr>
-        <w:t xml:space="preserve">. </w:t>
+        <w:t xml:space="preserve">46. </w:t>
       </w:r>
       <w:proofErr w:type="spellStart"/>
       <w:r>
@@ -12662,27 +11649,7 @@
           <w:szCs w:val="24"/>
           <w:lang w:val="en-US"/>
         </w:rPr>
-        <w:t>4</w:t>
-      </w:r>
-      <w:r>
-        <w:rPr>
-          <w:rFonts w:ascii="Times New Roman" w:hAnsi="Times New Roman"/>
-          <w:color w:val="000000"/>
-          <w:sz w:val="24"/>
-          <w:szCs w:val="24"/>
-          <w:lang w:val="en-US"/>
-        </w:rPr>
-        <w:t>5</w:t>
-      </w:r>
-      <w:r>
-        <w:rPr>
-          <w:rFonts w:ascii="Times New Roman" w:hAnsi="Times New Roman"/>
-          <w:color w:val="000000"/>
-          <w:sz w:val="24"/>
-          <w:szCs w:val="24"/>
-          <w:lang w:val="en-US"/>
-        </w:rPr>
-        <w:t xml:space="preserve">. </w:t>
+        <w:t xml:space="preserve">45. </w:t>
       </w:r>
       <w:proofErr w:type="spellStart"/>
       <w:r>
@@ -12725,7 +11692,29 @@
           <w:szCs w:val="24"/>
           <w:lang w:val="en-US"/>
         </w:rPr>
-        <w:t xml:space="preserve"> (2021). An overview of the history, current contributions and future outlook of iNaturalist in Australia. </w:t>
+        <w:t xml:space="preserve"> (2021). An overview of the history, current contributions and </w:t>
+      </w:r>
+      <w:proofErr w:type="gramStart"/>
+      <w:r>
+        <w:rPr>
+          <w:rFonts w:ascii="Times New Roman" w:hAnsi="Times New Roman"/>
+          <w:color w:val="000000"/>
+          <w:sz w:val="24"/>
+          <w:szCs w:val="24"/>
+          <w:lang w:val="en-US"/>
+        </w:rPr>
+        <w:t>future outlook</w:t>
+      </w:r>
+      <w:proofErr w:type="gramEnd"/>
+      <w:r>
+        <w:rPr>
+          <w:rFonts w:ascii="Times New Roman" w:hAnsi="Times New Roman"/>
+          <w:color w:val="000000"/>
+          <w:sz w:val="24"/>
+          <w:szCs w:val="24"/>
+          <w:lang w:val="en-US"/>
+        </w:rPr>
+        <w:t xml:space="preserve"> of iNaturalist in Australia. </w:t>
       </w:r>
       <w:r>
         <w:rPr>
@@ -12848,7 +11837,29 @@
           <w:szCs w:val="24"/>
           <w:lang w:val="en-US"/>
         </w:rPr>
-        <w:t xml:space="preserve">, &amp; Rowley, J. J. (2021). A continental assessment of </w:t>
+        <w:t>, &amp; Rowley, J</w:t>
+      </w:r>
+      <w:proofErr w:type="gramStart"/>
+      <w:r>
+        <w:rPr>
+          <w:rFonts w:ascii="Times New Roman" w:hAnsi="Times New Roman"/>
+          <w:color w:val="000000"/>
+          <w:sz w:val="24"/>
+          <w:szCs w:val="24"/>
+          <w:lang w:val="en-US"/>
+        </w:rPr>
+        <w:t>. J</w:t>
+      </w:r>
+      <w:proofErr w:type="gramEnd"/>
+      <w:r>
+        <w:rPr>
+          <w:rFonts w:ascii="Times New Roman" w:hAnsi="Times New Roman"/>
+          <w:color w:val="000000"/>
+          <w:sz w:val="24"/>
+          <w:szCs w:val="24"/>
+          <w:lang w:val="en-US"/>
+        </w:rPr>
+        <w:t xml:space="preserve">. (2021). A continental assessment of </w:t>
       </w:r>
       <w:proofErr w:type="spellStart"/>
       <w:r>
@@ -12960,27 +11971,7 @@
           <w:szCs w:val="24"/>
           <w:lang w:val="en-US"/>
         </w:rPr>
-        <w:t>4</w:t>
-      </w:r>
-      <w:r>
-        <w:rPr>
-          <w:rFonts w:ascii="Times New Roman" w:hAnsi="Times New Roman"/>
-          <w:color w:val="000000"/>
-          <w:sz w:val="24"/>
-          <w:szCs w:val="24"/>
-          <w:lang w:val="en-US"/>
-        </w:rPr>
-        <w:t>3</w:t>
-      </w:r>
-      <w:r>
-        <w:rPr>
-          <w:rFonts w:ascii="Times New Roman" w:hAnsi="Times New Roman"/>
-          <w:color w:val="000000"/>
-          <w:sz w:val="24"/>
-          <w:szCs w:val="24"/>
-          <w:lang w:val="en-US"/>
-        </w:rPr>
-        <w:t xml:space="preserve">. </w:t>
+        <w:t xml:space="preserve">43. </w:t>
       </w:r>
       <w:r>
         <w:rPr>
@@ -13055,7 +12046,29 @@
           <w:szCs w:val="24"/>
           <w:lang w:val="en-US"/>
         </w:rPr>
-        <w:t xml:space="preserve">, G., Ooi, M. K., Le Breton, T. D., </w:t>
+        <w:t xml:space="preserve">, G., Ooi, M. K., Le Breton, </w:t>
+      </w:r>
+      <w:proofErr w:type="gramStart"/>
+      <w:r>
+        <w:rPr>
+          <w:rFonts w:ascii="Times New Roman" w:hAnsi="Times New Roman"/>
+          <w:color w:val="000000"/>
+          <w:sz w:val="24"/>
+          <w:szCs w:val="24"/>
+          <w:lang w:val="en-US"/>
+        </w:rPr>
+        <w:t>T. D</w:t>
+      </w:r>
+      <w:proofErr w:type="gramEnd"/>
+      <w:r>
+        <w:rPr>
+          <w:rFonts w:ascii="Times New Roman" w:hAnsi="Times New Roman"/>
+          <w:color w:val="000000"/>
+          <w:sz w:val="24"/>
+          <w:szCs w:val="24"/>
+          <w:lang w:val="en-US"/>
+        </w:rPr>
+        <w:t xml:space="preserve">., </w:t>
       </w:r>
       <w:proofErr w:type="spellStart"/>
       <w:r>
@@ -13212,7 +12225,29 @@
           <w:szCs w:val="24"/>
           <w:lang w:val="en-US"/>
         </w:rPr>
-        <w:t xml:space="preserve">, F., Benedetti, Y., Morelli, F., &amp; Sol, D. (2021). Validation of a globally-applicable method to measure urban tolerance of birds using citizen science data. </w:t>
+        <w:t xml:space="preserve">, F., Benedetti, Y., Morelli, F., &amp; Sol, D. (2021). Validation of a </w:t>
+      </w:r>
+      <w:proofErr w:type="gramStart"/>
+      <w:r>
+        <w:rPr>
+          <w:rFonts w:ascii="Times New Roman" w:hAnsi="Times New Roman"/>
+          <w:color w:val="000000"/>
+          <w:sz w:val="24"/>
+          <w:szCs w:val="24"/>
+          <w:lang w:val="en-US"/>
+        </w:rPr>
+        <w:t>globally-applicable</w:t>
+      </w:r>
+      <w:proofErr w:type="gramEnd"/>
+      <w:r>
+        <w:rPr>
+          <w:rFonts w:ascii="Times New Roman" w:hAnsi="Times New Roman"/>
+          <w:color w:val="000000"/>
+          <w:sz w:val="24"/>
+          <w:szCs w:val="24"/>
+          <w:lang w:val="en-US"/>
+        </w:rPr>
+        <w:t xml:space="preserve"> method to measure urban tolerance of birds using citizen science data. </w:t>
       </w:r>
       <w:r>
         <w:rPr>
@@ -13652,27 +12687,7 @@
           <w:szCs w:val="24"/>
           <w:lang w:val="en-US"/>
         </w:rPr>
-        <w:t>3</w:t>
-      </w:r>
-      <w:r>
-        <w:rPr>
-          <w:rFonts w:ascii="Times New Roman" w:hAnsi="Times New Roman"/>
-          <w:color w:val="000000"/>
-          <w:sz w:val="24"/>
-          <w:szCs w:val="24"/>
-          <w:lang w:val="en-US"/>
-        </w:rPr>
-        <w:t>8</w:t>
-      </w:r>
-      <w:r>
-        <w:rPr>
-          <w:rFonts w:ascii="Times New Roman" w:hAnsi="Times New Roman"/>
-          <w:color w:val="000000"/>
-          <w:sz w:val="24"/>
-          <w:szCs w:val="24"/>
-          <w:lang w:val="en-US"/>
-        </w:rPr>
-        <w:t xml:space="preserve">. </w:t>
+        <w:t xml:space="preserve">38. </w:t>
       </w:r>
       <w:r>
         <w:rPr>
@@ -13771,27 +12786,7 @@
           <w:szCs w:val="24"/>
           <w:lang w:val="en-US"/>
         </w:rPr>
-        <w:t>3</w:t>
-      </w:r>
-      <w:r>
-        <w:rPr>
-          <w:rFonts w:ascii="Times New Roman" w:hAnsi="Times New Roman"/>
-          <w:color w:val="000000"/>
-          <w:sz w:val="24"/>
-          <w:szCs w:val="24"/>
-          <w:lang w:val="en-US"/>
-        </w:rPr>
-        <w:t>7</w:t>
-      </w:r>
-      <w:r>
-        <w:rPr>
-          <w:rFonts w:ascii="Times New Roman" w:hAnsi="Times New Roman"/>
-          <w:color w:val="000000"/>
-          <w:sz w:val="24"/>
-          <w:szCs w:val="24"/>
-          <w:lang w:val="en-US"/>
-        </w:rPr>
-        <w:t xml:space="preserve">. </w:t>
+        <w:t xml:space="preserve">37. </w:t>
       </w:r>
       <w:r>
         <w:rPr>
@@ -14025,27 +13020,7 @@
           <w:szCs w:val="24"/>
           <w:lang w:val="en-US"/>
         </w:rPr>
-        <w:t>3</w:t>
-      </w:r>
-      <w:r>
-        <w:rPr>
-          <w:rFonts w:ascii="Times New Roman" w:hAnsi="Times New Roman"/>
-          <w:color w:val="000000"/>
-          <w:sz w:val="24"/>
-          <w:szCs w:val="24"/>
-          <w:lang w:val="en-US"/>
-        </w:rPr>
-        <w:t>5</w:t>
-      </w:r>
-      <w:r>
-        <w:rPr>
-          <w:rFonts w:ascii="Times New Roman" w:hAnsi="Times New Roman"/>
-          <w:color w:val="000000"/>
-          <w:sz w:val="24"/>
-          <w:szCs w:val="24"/>
-          <w:lang w:val="en-US"/>
-        </w:rPr>
-        <w:t xml:space="preserve">. </w:t>
+        <w:t xml:space="preserve">35. </w:t>
       </w:r>
       <w:r>
         <w:rPr>
@@ -14268,27 +13243,7 @@
           <w:szCs w:val="24"/>
           <w:lang w:val="en-US"/>
         </w:rPr>
-        <w:t>3</w:t>
-      </w:r>
-      <w:r>
-        <w:rPr>
-          <w:rFonts w:ascii="Times New Roman" w:hAnsi="Times New Roman"/>
-          <w:color w:val="000000"/>
-          <w:sz w:val="24"/>
-          <w:szCs w:val="24"/>
-          <w:lang w:val="en-US"/>
-        </w:rPr>
-        <w:t>3</w:t>
-      </w:r>
-      <w:r>
-        <w:rPr>
-          <w:rFonts w:ascii="Times New Roman" w:hAnsi="Times New Roman"/>
-          <w:color w:val="000000"/>
-          <w:sz w:val="24"/>
-          <w:szCs w:val="24"/>
-          <w:lang w:val="en-US"/>
-        </w:rPr>
-        <w:t xml:space="preserve">. </w:t>
+        <w:t xml:space="preserve">33. </w:t>
       </w:r>
       <w:r>
         <w:rPr>
@@ -14387,27 +13342,7 @@
           <w:szCs w:val="24"/>
           <w:lang w:val="en-US"/>
         </w:rPr>
-        <w:t>3</w:t>
-      </w:r>
-      <w:r>
-        <w:rPr>
-          <w:rFonts w:ascii="Times New Roman" w:hAnsi="Times New Roman"/>
-          <w:color w:val="000000"/>
-          <w:sz w:val="24"/>
-          <w:szCs w:val="24"/>
-          <w:lang w:val="en-US"/>
-        </w:rPr>
-        <w:t>2</w:t>
-      </w:r>
-      <w:r>
-        <w:rPr>
-          <w:rFonts w:ascii="Times New Roman" w:hAnsi="Times New Roman"/>
-          <w:color w:val="000000"/>
-          <w:sz w:val="24"/>
-          <w:szCs w:val="24"/>
-          <w:lang w:val="en-US"/>
-        </w:rPr>
-        <w:t xml:space="preserve">. </w:t>
+        <w:t xml:space="preserve">32. </w:t>
       </w:r>
       <w:r>
         <w:rPr>
@@ -14765,27 +13700,7 @@
           <w:szCs w:val="24"/>
           <w:lang w:val="en-US"/>
         </w:rPr>
-        <w:t>2</w:t>
-      </w:r>
-      <w:r>
-        <w:rPr>
-          <w:rFonts w:ascii="Times New Roman" w:hAnsi="Times New Roman"/>
-          <w:color w:val="000000"/>
-          <w:sz w:val="24"/>
-          <w:szCs w:val="24"/>
-          <w:lang w:val="en-US"/>
-        </w:rPr>
-        <w:t>9</w:t>
-      </w:r>
-      <w:r>
-        <w:rPr>
-          <w:rFonts w:ascii="Times New Roman" w:hAnsi="Times New Roman"/>
-          <w:color w:val="000000"/>
-          <w:sz w:val="24"/>
-          <w:szCs w:val="24"/>
-          <w:lang w:val="en-US"/>
-        </w:rPr>
-        <w:t xml:space="preserve">. </w:t>
+        <w:t xml:space="preserve">29. </w:t>
       </w:r>
       <w:r>
         <w:rPr>
@@ -15031,27 +13946,7 @@
           <w:szCs w:val="24"/>
           <w:lang w:val="en-US"/>
         </w:rPr>
-        <w:t>2</w:t>
-      </w:r>
-      <w:r>
-        <w:rPr>
-          <w:rFonts w:ascii="Times New Roman" w:hAnsi="Times New Roman"/>
-          <w:color w:val="000000"/>
-          <w:sz w:val="24"/>
-          <w:szCs w:val="24"/>
-          <w:lang w:val="en-US"/>
-        </w:rPr>
-        <w:t>7</w:t>
-      </w:r>
-      <w:r>
-        <w:rPr>
-          <w:rFonts w:ascii="Times New Roman" w:hAnsi="Times New Roman"/>
-          <w:color w:val="000000"/>
-          <w:sz w:val="24"/>
-          <w:szCs w:val="24"/>
-          <w:lang w:val="en-US"/>
-        </w:rPr>
-        <w:t xml:space="preserve">. </w:t>
+        <w:t xml:space="preserve">27. </w:t>
       </w:r>
       <w:r>
         <w:rPr>
@@ -15463,27 +14358,7 @@
           <w:szCs w:val="24"/>
           <w:lang w:val="en-US"/>
         </w:rPr>
-        <w:t>2</w:t>
-      </w:r>
-      <w:r>
-        <w:rPr>
-          <w:rFonts w:ascii="Times New Roman" w:hAnsi="Times New Roman"/>
-          <w:color w:val="000000"/>
-          <w:sz w:val="24"/>
-          <w:szCs w:val="24"/>
-          <w:lang w:val="en-US"/>
-        </w:rPr>
-        <w:t>4</w:t>
-      </w:r>
-      <w:r>
-        <w:rPr>
-          <w:rFonts w:ascii="Times New Roman" w:hAnsi="Times New Roman"/>
-          <w:color w:val="000000"/>
-          <w:sz w:val="24"/>
-          <w:szCs w:val="24"/>
-          <w:lang w:val="en-US"/>
-        </w:rPr>
-        <w:t xml:space="preserve">. </w:t>
+        <w:t xml:space="preserve">24. </w:t>
       </w:r>
       <w:proofErr w:type="spellStart"/>
       <w:r>
@@ -15928,27 +14803,7 @@
           <w:szCs w:val="24"/>
           <w:lang w:val="en-US"/>
         </w:rPr>
-        <w:t>2</w:t>
-      </w:r>
-      <w:r>
-        <w:rPr>
-          <w:rFonts w:ascii="Times New Roman" w:hAnsi="Times New Roman"/>
-          <w:color w:val="000000"/>
-          <w:sz w:val="24"/>
-          <w:szCs w:val="24"/>
-          <w:lang w:val="en-US"/>
-        </w:rPr>
-        <w:t>1</w:t>
-      </w:r>
-      <w:r>
-        <w:rPr>
-          <w:rFonts w:ascii="Times New Roman" w:hAnsi="Times New Roman"/>
-          <w:color w:val="000000"/>
-          <w:sz w:val="24"/>
-          <w:szCs w:val="24"/>
-          <w:lang w:val="en-US"/>
-        </w:rPr>
-        <w:t xml:space="preserve">. </w:t>
+        <w:t xml:space="preserve">21. </w:t>
       </w:r>
       <w:r>
         <w:rPr>
@@ -16069,17 +14924,7 @@
           <w:szCs w:val="24"/>
           <w:lang w:val="en-US"/>
         </w:rPr>
-        <w:t>20</w:t>
-      </w:r>
-      <w:r>
-        <w:rPr>
-          <w:rFonts w:ascii="Times New Roman" w:hAnsi="Times New Roman"/>
-          <w:color w:val="000000"/>
-          <w:sz w:val="24"/>
-          <w:szCs w:val="24"/>
-          <w:lang w:val="en-US"/>
-        </w:rPr>
-        <w:t xml:space="preserve">. </w:t>
+        <w:t xml:space="preserve">20. </w:t>
       </w:r>
       <w:r>
         <w:rPr>
@@ -16181,27 +15026,7 @@
           <w:szCs w:val="24"/>
           <w:lang w:val="en-US"/>
         </w:rPr>
-        <w:t>1</w:t>
-      </w:r>
-      <w:r>
-        <w:rPr>
-          <w:rFonts w:ascii="Times New Roman" w:hAnsi="Times New Roman"/>
-          <w:color w:val="000000"/>
-          <w:sz w:val="24"/>
-          <w:szCs w:val="24"/>
-          <w:lang w:val="en-US"/>
-        </w:rPr>
-        <w:t>9</w:t>
-      </w:r>
-      <w:r>
-        <w:rPr>
-          <w:rFonts w:ascii="Times New Roman" w:hAnsi="Times New Roman"/>
-          <w:color w:val="000000"/>
-          <w:sz w:val="24"/>
-          <w:szCs w:val="24"/>
-          <w:lang w:val="en-US"/>
-        </w:rPr>
-        <w:t xml:space="preserve">. </w:t>
+        <w:t xml:space="preserve">19. </w:t>
       </w:r>
       <w:r>
         <w:rPr>
@@ -16748,7 +15573,51 @@
           <w:szCs w:val="24"/>
           <w:lang w:val="en-US"/>
         </w:rPr>
-        <w:t xml:space="preserve">Major, R. E., Lyons, M. B., Martin, J. M., &amp; Kingsford, R. T. (2018). The effects of local and landscape habitat attributes on bird diversity in urban greenspaces. </w:t>
+        <w:t xml:space="preserve">Major, R. E., Lyons, M. B., Martin, J. M., &amp; Kingsford, R. T. (2018). The effects of local and landscape habitat attributes </w:t>
+      </w:r>
+      <w:proofErr w:type="gramStart"/>
+      <w:r>
+        <w:rPr>
+          <w:rFonts w:ascii="Times New Roman" w:hAnsi="Times New Roman"/>
+          <w:color w:val="000000"/>
+          <w:sz w:val="24"/>
+          <w:szCs w:val="24"/>
+          <w:lang w:val="en-US"/>
+        </w:rPr>
+        <w:t>on</w:t>
+      </w:r>
+      <w:proofErr w:type="gramEnd"/>
+      <w:r>
+        <w:rPr>
+          <w:rFonts w:ascii="Times New Roman" w:hAnsi="Times New Roman"/>
+          <w:color w:val="000000"/>
+          <w:sz w:val="24"/>
+          <w:szCs w:val="24"/>
+          <w:lang w:val="en-US"/>
+        </w:rPr>
+        <w:t xml:space="preserve"> bird diversity in urban </w:t>
+      </w:r>
+      <w:proofErr w:type="gramStart"/>
+      <w:r>
+        <w:rPr>
+          <w:rFonts w:ascii="Times New Roman" w:hAnsi="Times New Roman"/>
+          <w:color w:val="000000"/>
+          <w:sz w:val="24"/>
+          <w:szCs w:val="24"/>
+          <w:lang w:val="en-US"/>
+        </w:rPr>
+        <w:t>greenspaces</w:t>
+      </w:r>
+      <w:proofErr w:type="gramEnd"/>
+      <w:r>
+        <w:rPr>
+          <w:rFonts w:ascii="Times New Roman" w:hAnsi="Times New Roman"/>
+          <w:color w:val="000000"/>
+          <w:sz w:val="24"/>
+          <w:szCs w:val="24"/>
+          <w:lang w:val="en-US"/>
+        </w:rPr>
+        <w:t xml:space="preserve">. </w:t>
       </w:r>
       <w:r>
         <w:rPr>
@@ -17778,7 +16647,29 @@
           <w:szCs w:val="24"/>
           <w:lang w:val="en-US"/>
         </w:rPr>
-        <w:t xml:space="preserve">Lyons, M. B., Martin, J. M., Major, R. E., &amp; Kingsford, R. T. (2017). Assessing the reliability of avian biodiversity measures of urban greenspaces using eBird citizen science data. </w:t>
+        <w:t xml:space="preserve">Lyons, M. B., Martin, J. M., Major, R. E., &amp; Kingsford, R. T. (2017). Assessing the reliability of avian biodiversity measures of urban </w:t>
+      </w:r>
+      <w:proofErr w:type="gramStart"/>
+      <w:r>
+        <w:rPr>
+          <w:rFonts w:ascii="Times New Roman" w:hAnsi="Times New Roman"/>
+          <w:color w:val="000000"/>
+          <w:sz w:val="24"/>
+          <w:szCs w:val="24"/>
+          <w:lang w:val="en-US"/>
+        </w:rPr>
+        <w:t>greenspaces</w:t>
+      </w:r>
+      <w:proofErr w:type="gramEnd"/>
+      <w:r>
+        <w:rPr>
+          <w:rFonts w:ascii="Times New Roman" w:hAnsi="Times New Roman"/>
+          <w:color w:val="000000"/>
+          <w:sz w:val="24"/>
+          <w:szCs w:val="24"/>
+          <w:lang w:val="en-US"/>
+        </w:rPr>
+        <w:t xml:space="preserve"> using eBird citizen science data. </w:t>
       </w:r>
       <w:r>
         <w:rPr>
@@ -17880,7 +16771,29 @@
           <w:szCs w:val="24"/>
           <w:lang w:val="en-US"/>
         </w:rPr>
-        <w:t xml:space="preserve"> (2017). ‘Shadow-boxing’ in a Northern Mockingbird (</w:t>
+        <w:t xml:space="preserve"> (2017). ‘</w:t>
+      </w:r>
+      <w:proofErr w:type="gramStart"/>
+      <w:r>
+        <w:rPr>
+          <w:rFonts w:ascii="Times New Roman" w:hAnsi="Times New Roman"/>
+          <w:color w:val="000000"/>
+          <w:sz w:val="24"/>
+          <w:szCs w:val="24"/>
+          <w:lang w:val="en-US"/>
+        </w:rPr>
+        <w:t>Shadow-boxing</w:t>
+      </w:r>
+      <w:proofErr w:type="gramEnd"/>
+      <w:r>
+        <w:rPr>
+          <w:rFonts w:ascii="Times New Roman" w:hAnsi="Times New Roman"/>
+          <w:color w:val="000000"/>
+          <w:sz w:val="24"/>
+          <w:szCs w:val="24"/>
+          <w:lang w:val="en-US"/>
+        </w:rPr>
+        <w:t>’ in a Northern Mockingbird (</w:t>
       </w:r>
       <w:r>
         <w:rPr>
@@ -17998,16 +16911,29 @@
         </w:rPr>
         <w:t xml:space="preserve"> (2016). Pacific Golden-Plover (</w:t>
       </w:r>
-      <w:r>
-        <w:rPr>
-          <w:rFonts w:ascii="Times New Roman" w:hAnsi="Times New Roman"/>
-          <w:i/>
-          <w:color w:val="000000"/>
-          <w:sz w:val="24"/>
-          <w:szCs w:val="24"/>
-          <w:lang w:val="en-US"/>
-        </w:rPr>
-        <w:t>Pluvialis fulva</w:t>
+      <w:proofErr w:type="spellStart"/>
+      <w:r>
+        <w:rPr>
+          <w:rFonts w:ascii="Times New Roman" w:hAnsi="Times New Roman"/>
+          <w:i/>
+          <w:color w:val="000000"/>
+          <w:sz w:val="24"/>
+          <w:szCs w:val="24"/>
+          <w:lang w:val="en-US"/>
+        </w:rPr>
+        <w:t>Pluvialis</w:t>
+      </w:r>
+      <w:proofErr w:type="spellEnd"/>
+      <w:r>
+        <w:rPr>
+          <w:rFonts w:ascii="Times New Roman" w:hAnsi="Times New Roman"/>
+          <w:i/>
+          <w:color w:val="000000"/>
+          <w:sz w:val="24"/>
+          <w:szCs w:val="24"/>
+          <w:lang w:val="en-US"/>
+        </w:rPr>
+        <w:t xml:space="preserve"> fulva</w:t>
       </w:r>
       <w:r>
         <w:rPr>
@@ -18650,16 +17576,7 @@
           <w:szCs w:val="24"/>
           <w:lang w:val="en-US"/>
         </w:rPr>
-        <w:t xml:space="preserve">pp. </w:t>
-      </w:r>
-      <w:r>
-        <w:rPr>
-          <w:rFonts w:ascii="Times New Roman" w:eastAsia="Times New Roman" w:hAnsi="Times New Roman" w:cs="Times New Roman"/>
-          <w:sz w:val="24"/>
-          <w:szCs w:val="24"/>
-          <w:lang w:val="en-US"/>
-        </w:rPr>
-        <w:t>363-368.</w:t>
+        <w:t>pp. 363-368.</w:t>
       </w:r>
     </w:p>
     <w:p>
@@ -18826,14 +17743,25 @@
         </w:rPr>
         <w:t xml:space="preserve">3. </w:t>
       </w:r>
-      <w:r>
-        <w:rPr>
-          <w:rFonts w:ascii="Times New Roman" w:eastAsia="Times New Roman" w:hAnsi="Times New Roman" w:cs="Times New Roman"/>
-          <w:sz w:val="24"/>
-          <w:szCs w:val="24"/>
-          <w:lang w:val="en-US"/>
-        </w:rPr>
-        <w:t xml:space="preserve">Pranty, B., and </w:t>
+      <w:proofErr w:type="spellStart"/>
+      <w:r>
+        <w:rPr>
+          <w:rFonts w:ascii="Times New Roman" w:eastAsia="Times New Roman" w:hAnsi="Times New Roman" w:cs="Times New Roman"/>
+          <w:sz w:val="24"/>
+          <w:szCs w:val="24"/>
+          <w:lang w:val="en-US"/>
+        </w:rPr>
+        <w:t>Pranty</w:t>
+      </w:r>
+      <w:proofErr w:type="spellEnd"/>
+      <w:r>
+        <w:rPr>
+          <w:rFonts w:ascii="Times New Roman" w:eastAsia="Times New Roman" w:hAnsi="Times New Roman" w:cs="Times New Roman"/>
+          <w:sz w:val="24"/>
+          <w:szCs w:val="24"/>
+          <w:lang w:val="en-US"/>
+        </w:rPr>
+        <w:t xml:space="preserve">, B., and </w:t>
       </w:r>
       <w:r>
         <w:rPr>
@@ -18954,7 +17882,27 @@
           <w:szCs w:val="24"/>
           <w:lang w:val="en-US"/>
         </w:rPr>
-        <w:t xml:space="preserve">, B. Pranty, P. Pyle, and M. A. Patten. 2017. Gray-headed Swamphen (Porphyrio </w:t>
+        <w:t xml:space="preserve">, B. </w:t>
+      </w:r>
+      <w:proofErr w:type="spellStart"/>
+      <w:r>
+        <w:rPr>
+          <w:rFonts w:ascii="Times New Roman" w:eastAsia="Times New Roman" w:hAnsi="Times New Roman" w:cs="Times New Roman"/>
+          <w:sz w:val="24"/>
+          <w:szCs w:val="24"/>
+          <w:lang w:val="en-US"/>
+        </w:rPr>
+        <w:t>Pranty</w:t>
+      </w:r>
+      <w:proofErr w:type="spellEnd"/>
+      <w:r>
+        <w:rPr>
+          <w:rFonts w:ascii="Times New Roman" w:eastAsia="Times New Roman" w:hAnsi="Times New Roman" w:cs="Times New Roman"/>
+          <w:sz w:val="24"/>
+          <w:szCs w:val="24"/>
+          <w:lang w:val="en-US"/>
+        </w:rPr>
+        <w:t xml:space="preserve">, P. Pyle, and M. A. Patten. 2017. Gray-headed Swamphen (Porphyrio </w:t>
       </w:r>
       <w:proofErr w:type="spellStart"/>
       <w:r>
@@ -19188,9 +18136,80 @@
           <w:sz w:val="24"/>
           <w:szCs w:val="24"/>
         </w:rPr>
+        <w:t xml:space="preserve">5. </w:t>
+      </w:r>
+      <w:r>
+        <w:rPr>
+          <w:rFonts w:ascii="Times New Roman" w:hAnsi="Times New Roman"/>
+          <w:b/>
+          <w:sz w:val="24"/>
+          <w:szCs w:val="24"/>
+        </w:rPr>
+        <w:t>Callaghan, C. T.</w:t>
+      </w:r>
+      <w:r>
+        <w:rPr>
+          <w:rFonts w:ascii="Times New Roman" w:hAnsi="Times New Roman"/>
+          <w:bCs/>
+          <w:sz w:val="24"/>
+          <w:szCs w:val="24"/>
+        </w:rPr>
+        <w:t xml:space="preserve">, B. M. Mason, J. Daniels, and A. Y. Kawahara. 2026. Brilliant Butterflies: A guide to spotting, observing and sharing sightings on iNaturalist. </w:t>
+      </w:r>
+      <w:hyperlink r:id="rId15" w:history="1">
+        <w:r>
+          <w:rPr>
+            <w:rStyle w:val="Hyperlink"/>
+            <w:rFonts w:ascii="Times New Roman" w:hAnsi="Times New Roman"/>
+            <w:bCs/>
+            <w:sz w:val="24"/>
+            <w:szCs w:val="24"/>
+          </w:rPr>
+          <w:t>https://</w:t>
+        </w:r>
+        <w:r>
+          <w:rPr>
+            <w:rStyle w:val="Hyperlink"/>
+            <w:rFonts w:ascii="Times New Roman" w:hAnsi="Times New Roman"/>
+            <w:bCs/>
+            <w:sz w:val="24"/>
+            <w:szCs w:val="24"/>
+          </w:rPr>
+          <w:t>doi.org/10.32473/edis-uw531-2025</w:t>
+        </w:r>
+      </w:hyperlink>
+      <w:r>
+        <w:rPr>
+          <w:rFonts w:ascii="Times New Roman" w:hAnsi="Times New Roman"/>
+          <w:bCs/>
+          <w:sz w:val="24"/>
+          <w:szCs w:val="24"/>
+        </w:rPr>
+        <w:t xml:space="preserve"> </w:t>
+      </w:r>
+    </w:p>
+    <w:p>
+      <w:pPr>
+        <w:spacing w:after="0" w:line="240" w:lineRule="auto"/>
+        <w:ind w:left="720" w:hanging="720"/>
+        <w:contextualSpacing/>
+        <w:rPr>
+          <w:rFonts w:ascii="Times New Roman" w:hAnsi="Times New Roman"/>
+          <w:bCs/>
+          <w:sz w:val="24"/>
+          <w:szCs w:val="24"/>
+        </w:rPr>
+      </w:pPr>
+      <w:r>
+        <w:rPr>
+          <w:rFonts w:ascii="Times New Roman" w:hAnsi="Times New Roman"/>
+          <w:bCs/>
+          <w:sz w:val="24"/>
+          <w:szCs w:val="24"/>
+        </w:rPr>
         <w:t xml:space="preserve">4. McDonald, B. W., B. M. Mason, C. T. Callaghan, M. A. Lashley, and C. Baruzzi. 2025. Camera trapping for wildlife. </w:t>
       </w:r>
-      <w:hyperlink r:id="rId15" w:tgtFrame="_blank" w:history="1">
+      <w:hyperlink r:id="rId16" w:tgtFrame="_blank" w:history="1">
         <w:r>
           <w:rPr>
             <w:rStyle w:val="Hyperlink"/>
@@ -19272,7 +18291,7 @@
         </w:rPr>
         <w:t xml:space="preserve">. 2024. Heralding Hoppers: A Guide to Uncovering Leafhoppers, Planthoppers, and Treehoppers with iNaturalist. </w:t>
       </w:r>
-      <w:hyperlink r:id="rId16" w:tgtFrame="_blank" w:history="1">
+      <w:hyperlink r:id="rId17" w:tgtFrame="_blank" w:history="1">
         <w:r>
           <w:rPr>
             <w:rStyle w:val="Hyperlink"/>
@@ -19325,7 +18344,7 @@
         </w:rPr>
         <w:t xml:space="preserve">, B. M. Mason, and J. Montes de Oca. 2024. Magnificent Moths: A Guide to Begin “Mothing” and Contributing your Observations to iNaturalist. </w:t>
       </w:r>
-      <w:hyperlink r:id="rId17" w:history="1">
+      <w:hyperlink r:id="rId18" w:history="1">
         <w:r>
           <w:rPr>
             <w:rStyle w:val="Hyperlink"/>
@@ -19420,7 +18439,7 @@
         </w:rPr>
         <w:t xml:space="preserve">24. Herping Adventures: A Guide to Exploring and Documenting Reptiles and Amphibians with iNaturalist. </w:t>
       </w:r>
-      <w:hyperlink r:id="rId18" w:history="1">
+      <w:hyperlink r:id="rId19" w:history="1">
         <w:r>
           <w:rPr>
             <w:rStyle w:val="Hyperlink"/>
@@ -19584,18 +18603,7 @@
           <w:szCs w:val="24"/>
           <w:lang w:val="en-US"/>
         </w:rPr>
-        <w:t xml:space="preserve"> AND</w:t>
-      </w:r>
-      <w:r>
-        <w:rPr>
-          <w:rFonts w:ascii="Times New Roman" w:eastAsia="Times New Roman" w:hAnsi="Times New Roman" w:cs="Times New Roman"/>
-          <w:b/>
-          <w:caps/>
-          <w:sz w:val="24"/>
-          <w:szCs w:val="24"/>
-          <w:lang w:val="en-US"/>
-        </w:rPr>
-        <w:t xml:space="preserve"> FELLOWSHIPS</w:t>
+        <w:t xml:space="preserve"> AND FELLOWSHIPS</w:t>
       </w:r>
     </w:p>
     <w:p>
@@ -19655,23 +18663,7 @@
           <w:sz w:val="24"/>
           <w:lang w:val="en-US"/>
         </w:rPr>
-        <w:t>United States Geological Survey, Department of Interior ($</w:t>
-      </w:r>
-      <w:r>
-        <w:rPr>
-          <w:rFonts w:ascii="Times New Roman" w:eastAsia="Times New Roman" w:hAnsi="Times New Roman" w:cs="Times New Roman"/>
-          <w:sz w:val="24"/>
-          <w:lang w:val="en-US"/>
-        </w:rPr>
-        <w:t>153,715</w:t>
-      </w:r>
-      <w:r>
-        <w:rPr>
-          <w:rFonts w:ascii="Times New Roman" w:eastAsia="Times New Roman" w:hAnsi="Times New Roman" w:cs="Times New Roman"/>
-          <w:sz w:val="24"/>
-          <w:lang w:val="en-US"/>
-        </w:rPr>
-        <w:t xml:space="preserve"> USD)</w:t>
+        <w:t>United States Geological Survey, Department of Interior ($153,715 USD)</w:t>
       </w:r>
       <w:r>
         <w:rPr>
@@ -19770,17 +18762,7 @@
           <w:sz w:val="24"/>
           <w:lang w:val="en-US"/>
         </w:rPr>
-        <w:t>Lead</w:t>
-      </w:r>
-      <w:r>
-        <w:rPr>
-          <w:rFonts w:ascii="Times New Roman" w:eastAsia="Times New Roman" w:hAnsi="Times New Roman" w:cs="Times New Roman"/>
-          <w:b/>
-          <w:bCs/>
-          <w:sz w:val="24"/>
-          <w:lang w:val="en-US"/>
-        </w:rPr>
-        <w:t>-PI</w:t>
+        <w:t>Lead-PI</w:t>
       </w:r>
     </w:p>
     <w:p>
@@ -19959,31 +18941,7 @@
           <w:sz w:val="24"/>
           <w:lang w:val="en-US"/>
         </w:rPr>
-        <w:t>South Florida Water Management District</w:t>
-      </w:r>
-      <w:r>
-        <w:rPr>
-          <w:rFonts w:ascii="Times New Roman" w:eastAsia="Times New Roman" w:hAnsi="Times New Roman" w:cs="Times New Roman"/>
-          <w:sz w:val="24"/>
-          <w:lang w:val="en-US"/>
-        </w:rPr>
-        <w:t xml:space="preserve"> ($</w:t>
-      </w:r>
-      <w:r>
-        <w:rPr>
-          <w:rFonts w:ascii="Times New Roman" w:eastAsia="Times New Roman" w:hAnsi="Times New Roman" w:cs="Times New Roman"/>
-          <w:sz w:val="24"/>
-          <w:lang w:val="en-US"/>
-        </w:rPr>
-        <w:t>149,991</w:t>
-      </w:r>
-      <w:r>
-        <w:rPr>
-          <w:rFonts w:ascii="Times New Roman" w:eastAsia="Times New Roman" w:hAnsi="Times New Roman" w:cs="Times New Roman"/>
-          <w:sz w:val="24"/>
-          <w:lang w:val="en-US"/>
-        </w:rPr>
-        <w:t xml:space="preserve"> USD)</w:t>
+        <w:t>South Florida Water Management District ($149,991 USD)</w:t>
       </w:r>
       <w:r>
         <w:rPr>
@@ -20020,6 +18978,7 @@
           <w:sz w:val="24"/>
           <w:lang w:val="en-US"/>
         </w:rPr>
+        <w:lastRenderedPageBreak/>
         <w:t>Project title</w:t>
       </w:r>
       <w:r>
@@ -20082,17 +19041,7 @@
           <w:sz w:val="24"/>
           <w:lang w:val="en-US"/>
         </w:rPr>
-        <w:t>Lead</w:t>
-      </w:r>
-      <w:r>
-        <w:rPr>
-          <w:rFonts w:ascii="Times New Roman" w:eastAsia="Times New Roman" w:hAnsi="Times New Roman" w:cs="Times New Roman"/>
-          <w:b/>
-          <w:bCs/>
-          <w:sz w:val="24"/>
-          <w:lang w:val="en-US"/>
-        </w:rPr>
-        <w:t>-PI</w:t>
+        <w:t>Lead-PI</w:t>
       </w:r>
     </w:p>
     <w:p>
@@ -20127,7 +19076,6 @@
           <w:sz w:val="24"/>
           <w:lang w:val="en-US"/>
         </w:rPr>
-        <w:lastRenderedPageBreak/>
         <w:t>South Florida Water Management District ($149,996 USD)</w:t>
       </w:r>
       <w:r>
@@ -20263,31 +19211,7 @@
           <w:sz w:val="24"/>
           <w:lang w:val="en-US"/>
         </w:rPr>
-        <w:t>United States Geological Survey, Department of Interior</w:t>
-      </w:r>
-      <w:r>
-        <w:rPr>
-          <w:rFonts w:ascii="Times New Roman" w:eastAsia="Times New Roman" w:hAnsi="Times New Roman" w:cs="Times New Roman"/>
-          <w:sz w:val="24"/>
-          <w:lang w:val="en-US"/>
-        </w:rPr>
-        <w:t xml:space="preserve"> ($</w:t>
-      </w:r>
-      <w:r>
-        <w:rPr>
-          <w:rFonts w:ascii="Times New Roman" w:eastAsia="Times New Roman" w:hAnsi="Times New Roman" w:cs="Times New Roman"/>
-          <w:sz w:val="24"/>
-          <w:lang w:val="en-US"/>
-        </w:rPr>
-        <w:t>258,400</w:t>
-      </w:r>
-      <w:r>
-        <w:rPr>
-          <w:rFonts w:ascii="Times New Roman" w:eastAsia="Times New Roman" w:hAnsi="Times New Roman" w:cs="Times New Roman"/>
-          <w:sz w:val="24"/>
-          <w:lang w:val="en-US"/>
-        </w:rPr>
-        <w:t xml:space="preserve"> USD)</w:t>
+        <w:t>United States Geological Survey, Department of Interior ($258,400 USD)</w:t>
       </w:r>
       <w:r>
         <w:rPr>
@@ -20394,39 +19318,7 @@
           <w:sz w:val="24"/>
           <w:lang w:val="en-US"/>
         </w:rPr>
-        <w:t xml:space="preserve">, along with </w:t>
-      </w:r>
-      <w:r>
-        <w:rPr>
-          <w:rFonts w:ascii="Times New Roman" w:eastAsia="Times New Roman" w:hAnsi="Times New Roman" w:cs="Times New Roman"/>
-          <w:sz w:val="24"/>
-          <w:lang w:val="en-US"/>
-        </w:rPr>
-        <w:t>Brett Scheffers</w:t>
-      </w:r>
-      <w:r>
-        <w:rPr>
-          <w:rFonts w:ascii="Times New Roman" w:eastAsia="Times New Roman" w:hAnsi="Times New Roman" w:cs="Times New Roman"/>
-          <w:sz w:val="24"/>
-          <w:lang w:val="en-US"/>
-        </w:rPr>
-        <w:t xml:space="preserve"> (</w:t>
-      </w:r>
-      <w:r>
-        <w:rPr>
-          <w:rFonts w:ascii="Times New Roman" w:eastAsia="Times New Roman" w:hAnsi="Times New Roman" w:cs="Times New Roman"/>
-          <w:sz w:val="24"/>
-          <w:lang w:val="en-US"/>
-        </w:rPr>
-        <w:t>Lead</w:t>
-      </w:r>
-      <w:r>
-        <w:rPr>
-          <w:rFonts w:ascii="Times New Roman" w:eastAsia="Times New Roman" w:hAnsi="Times New Roman" w:cs="Times New Roman"/>
-          <w:sz w:val="24"/>
-          <w:lang w:val="en-US"/>
-        </w:rPr>
-        <w:t>)</w:t>
+        <w:t>, along with Brett Scheffers (Lead)</w:t>
       </w:r>
     </w:p>
     <w:p>
@@ -20605,23 +19497,7 @@
           <w:sz w:val="24"/>
           <w:lang w:val="en-US"/>
         </w:rPr>
-        <w:t>National Wild Turkey Federation ($</w:t>
-      </w:r>
-      <w:r>
-        <w:rPr>
-          <w:rFonts w:ascii="Times New Roman" w:eastAsia="Times New Roman" w:hAnsi="Times New Roman" w:cs="Times New Roman"/>
-          <w:sz w:val="24"/>
-          <w:lang w:val="en-US"/>
-        </w:rPr>
-        <w:t>46,900</w:t>
-      </w:r>
-      <w:r>
-        <w:rPr>
-          <w:rFonts w:ascii="Times New Roman" w:eastAsia="Times New Roman" w:hAnsi="Times New Roman" w:cs="Times New Roman"/>
-          <w:sz w:val="24"/>
-          <w:lang w:val="en-US"/>
-        </w:rPr>
-        <w:t xml:space="preserve"> USD)</w:t>
+        <w:t>National Wild Turkey Federation ($46,900 USD)</w:t>
       </w:r>
       <w:r>
         <w:rPr>
@@ -20630,15 +19506,7 @@
           <w:lang w:val="en-US"/>
         </w:rPr>
         <w:tab/>
-        <w:t>2023-</w:t>
-      </w:r>
-      <w:r>
-        <w:rPr>
-          <w:rFonts w:ascii="Times New Roman" w:eastAsia="Times New Roman" w:hAnsi="Times New Roman" w:cs="Times New Roman"/>
-          <w:sz w:val="24"/>
-          <w:lang w:val="en-US"/>
-        </w:rPr>
-        <w:t>2026</w:t>
+        <w:t>2023-2026</w:t>
       </w:r>
     </w:p>
     <w:p>
@@ -21062,63 +19930,7 @@
           <w:sz w:val="24"/>
           <w:lang w:val="en-US"/>
         </w:rPr>
-        <w:t>, along with R. Major</w:t>
-      </w:r>
-      <w:r>
-        <w:rPr>
-          <w:rFonts w:ascii="Times New Roman" w:eastAsia="Times New Roman" w:hAnsi="Times New Roman" w:cs="Times New Roman"/>
-          <w:sz w:val="24"/>
-          <w:lang w:val="en-US"/>
-        </w:rPr>
-        <w:t xml:space="preserve"> (Co)</w:t>
-      </w:r>
-      <w:r>
-        <w:rPr>
-          <w:rFonts w:ascii="Times New Roman" w:eastAsia="Times New Roman" w:hAnsi="Times New Roman" w:cs="Times New Roman"/>
-          <w:sz w:val="24"/>
-          <w:lang w:val="en-US"/>
-        </w:rPr>
-        <w:t>, R. Kingsford</w:t>
-      </w:r>
-      <w:r>
-        <w:rPr>
-          <w:rFonts w:ascii="Times New Roman" w:eastAsia="Times New Roman" w:hAnsi="Times New Roman" w:cs="Times New Roman"/>
-          <w:sz w:val="24"/>
-          <w:lang w:val="en-US"/>
-        </w:rPr>
-        <w:t xml:space="preserve"> (Co)</w:t>
-      </w:r>
-      <w:r>
-        <w:rPr>
-          <w:rFonts w:ascii="Times New Roman" w:eastAsia="Times New Roman" w:hAnsi="Times New Roman" w:cs="Times New Roman"/>
-          <w:sz w:val="24"/>
-          <w:lang w:val="en-US"/>
-        </w:rPr>
-        <w:t>, J. Rowley</w:t>
-      </w:r>
-      <w:r>
-        <w:rPr>
-          <w:rFonts w:ascii="Times New Roman" w:eastAsia="Times New Roman" w:hAnsi="Times New Roman" w:cs="Times New Roman"/>
-          <w:sz w:val="24"/>
-          <w:lang w:val="en-US"/>
-        </w:rPr>
-        <w:t xml:space="preserve"> (Co)</w:t>
-      </w:r>
-      <w:r>
-        <w:rPr>
-          <w:rFonts w:ascii="Times New Roman" w:eastAsia="Times New Roman" w:hAnsi="Times New Roman" w:cs="Times New Roman"/>
-          <w:sz w:val="24"/>
-          <w:lang w:val="en-US"/>
-        </w:rPr>
-        <w:t>, and A. Woods</w:t>
-      </w:r>
-      <w:r>
-        <w:rPr>
-          <w:rFonts w:ascii="Times New Roman" w:eastAsia="Times New Roman" w:hAnsi="Times New Roman" w:cs="Times New Roman"/>
-          <w:sz w:val="24"/>
-          <w:lang w:val="en-US"/>
-        </w:rPr>
-        <w:t xml:space="preserve"> (Co)</w:t>
+        <w:t>, along with R. Major (Co), R. Kingsford (Co), J. Rowley (Co), and A. Woods (Co)</w:t>
       </w:r>
     </w:p>
     <w:p>
@@ -21453,16 +20265,7 @@
           <w:szCs w:val="24"/>
           <w:lang w:val="en-US"/>
         </w:rPr>
-        <w:t>Spring 2025</w:t>
-      </w:r>
-      <w:r>
-        <w:rPr>
-          <w:rFonts w:ascii="Times New Roman" w:eastAsia="Times New Roman" w:hAnsi="Times New Roman" w:cs="Times New Roman"/>
-          <w:sz w:val="24"/>
-          <w:szCs w:val="24"/>
-          <w:lang w:val="en-US"/>
-        </w:rPr>
-        <w:t xml:space="preserve"> – Present </w:t>
+        <w:t xml:space="preserve">Spring 2025 – Present </w:t>
       </w:r>
     </w:p>
     <w:p>
@@ -21661,6 +20464,7 @@
           <w:sz w:val="24"/>
           <w:szCs w:val="24"/>
         </w:rPr>
+        <w:lastRenderedPageBreak/>
         <w:t>Introduction to Research</w:t>
       </w:r>
       <w:r>
@@ -21713,7 +20517,6 @@
         <w:t>, Florida Atlantic University — Graduate TA, 2013–2015</w:t>
       </w:r>
     </w:p>
-    <w:bookmarkEnd w:id="0"/>
     <w:p>
       <w:pPr>
         <w:pBdr>
@@ -21754,7 +20557,6 @@
           <w:szCs w:val="24"/>
           <w:lang w:val="en-US"/>
         </w:rPr>
-        <w:lastRenderedPageBreak/>
         <w:t>Invited Presentations</w:t>
       </w:r>
     </w:p>
@@ -21784,21 +20586,7 @@
           <w:rFonts w:ascii="Times New Roman" w:eastAsia="Times New Roman" w:hAnsi="Times New Roman" w:cs="Times New Roman"/>
           <w:sz w:val="24"/>
         </w:rPr>
-        <w:t>2</w:t>
-      </w:r>
-      <w:r>
-        <w:rPr>
-          <w:rFonts w:ascii="Times New Roman" w:eastAsia="Times New Roman" w:hAnsi="Times New Roman" w:cs="Times New Roman"/>
-          <w:sz w:val="24"/>
-        </w:rPr>
-        <w:t>2</w:t>
-      </w:r>
-      <w:r>
-        <w:rPr>
-          <w:rFonts w:ascii="Times New Roman" w:eastAsia="Times New Roman" w:hAnsi="Times New Roman" w:cs="Times New Roman"/>
-          <w:sz w:val="24"/>
-        </w:rPr>
-        <w:t xml:space="preserve">. </w:t>
+        <w:t xml:space="preserve">23. </w:t>
       </w:r>
       <w:r>
         <w:rPr>
@@ -21813,7 +20601,96 @@
           <w:rFonts w:ascii="Times New Roman" w:eastAsia="Times New Roman" w:hAnsi="Times New Roman" w:cs="Times New Roman"/>
           <w:sz w:val="24"/>
         </w:rPr>
-        <w:t xml:space="preserve"> National Academies of Sciences Committee on the Status of Insects in North America – November 19th, 2025; Title: The potential of iNaturalist for advancing insect research in North America.</w:t>
+        <w:t xml:space="preserve"> </w:t>
+      </w:r>
+      <w:r>
+        <w:rPr>
+          <w:rFonts w:ascii="Times New Roman" w:eastAsia="Times New Roman" w:hAnsi="Times New Roman" w:cs="Times New Roman"/>
+          <w:sz w:val="24"/>
+        </w:rPr>
+        <w:t xml:space="preserve">Israeli </w:t>
+      </w:r>
+      <w:proofErr w:type="spellStart"/>
+      <w:r>
+        <w:rPr>
+          <w:rFonts w:ascii="Times New Roman" w:eastAsia="Times New Roman" w:hAnsi="Times New Roman" w:cs="Times New Roman"/>
+          <w:sz w:val="24"/>
+        </w:rPr>
+        <w:t>Center</w:t>
+      </w:r>
+      <w:proofErr w:type="spellEnd"/>
+      <w:r>
+        <w:rPr>
+          <w:rFonts w:ascii="Times New Roman" w:eastAsia="Times New Roman" w:hAnsi="Times New Roman" w:cs="Times New Roman"/>
+          <w:sz w:val="24"/>
+        </w:rPr>
+        <w:t xml:space="preserve"> for Citizen Science Conference</w:t>
+      </w:r>
+      <w:r>
+        <w:rPr>
+          <w:rFonts w:ascii="Times New Roman" w:eastAsia="Times New Roman" w:hAnsi="Times New Roman" w:cs="Times New Roman"/>
+          <w:sz w:val="24"/>
+        </w:rPr>
+        <w:t xml:space="preserve"> – </w:t>
+      </w:r>
+      <w:r>
+        <w:rPr>
+          <w:rFonts w:ascii="Times New Roman" w:eastAsia="Times New Roman" w:hAnsi="Times New Roman" w:cs="Times New Roman"/>
+          <w:sz w:val="24"/>
+        </w:rPr>
+        <w:t>February 26</w:t>
+      </w:r>
+      <w:r>
+        <w:rPr>
+          <w:rFonts w:ascii="Times New Roman" w:eastAsia="Times New Roman" w:hAnsi="Times New Roman" w:cs="Times New Roman"/>
+          <w:sz w:val="24"/>
+          <w:vertAlign w:val="superscript"/>
+        </w:rPr>
+        <w:t>th</w:t>
+      </w:r>
+      <w:r>
+        <w:rPr>
+          <w:rFonts w:ascii="Times New Roman" w:eastAsia="Times New Roman" w:hAnsi="Times New Roman" w:cs="Times New Roman"/>
+          <w:sz w:val="24"/>
+        </w:rPr>
+        <w:t xml:space="preserve">, </w:t>
+      </w:r>
+      <w:r>
+        <w:rPr>
+          <w:rFonts w:ascii="Times New Roman" w:eastAsia="Times New Roman" w:hAnsi="Times New Roman" w:cs="Times New Roman"/>
+          <w:sz w:val="24"/>
+        </w:rPr>
+        <w:t>202</w:t>
+      </w:r>
+      <w:r>
+        <w:rPr>
+          <w:rFonts w:ascii="Times New Roman" w:eastAsia="Times New Roman" w:hAnsi="Times New Roman" w:cs="Times New Roman"/>
+          <w:sz w:val="24"/>
+        </w:rPr>
+        <w:t>6</w:t>
+      </w:r>
+      <w:r>
+        <w:rPr>
+          <w:rFonts w:ascii="Times New Roman" w:eastAsia="Times New Roman" w:hAnsi="Times New Roman" w:cs="Times New Roman"/>
+          <w:sz w:val="24"/>
+        </w:rPr>
+        <w:t xml:space="preserve">; Title: </w:t>
+      </w:r>
+      <w:r>
+        <w:rPr>
+          <w:rFonts w:ascii="Times New Roman" w:eastAsia="Times New Roman" w:hAnsi="Times New Roman" w:cs="Times New Roman"/>
+          <w:i/>
+          <w:iCs/>
+          <w:sz w:val="24"/>
+        </w:rPr>
+        <w:t>Using citizen science data to transform ecological research</w:t>
+      </w:r>
+      <w:r>
+        <w:rPr>
+          <w:rFonts w:ascii="Times New Roman" w:eastAsia="Times New Roman" w:hAnsi="Times New Roman" w:cs="Times New Roman"/>
+          <w:sz w:val="24"/>
+        </w:rPr>
+        <w:t>.</w:t>
       </w:r>
     </w:p>
     <w:p>
@@ -21830,21 +20707,7 @@
           <w:rFonts w:ascii="Times New Roman" w:eastAsia="Times New Roman" w:hAnsi="Times New Roman" w:cs="Times New Roman"/>
           <w:sz w:val="24"/>
         </w:rPr>
-        <w:t>2</w:t>
-      </w:r>
-      <w:r>
-        <w:rPr>
-          <w:rFonts w:ascii="Times New Roman" w:eastAsia="Times New Roman" w:hAnsi="Times New Roman" w:cs="Times New Roman"/>
-          <w:sz w:val="24"/>
-        </w:rPr>
-        <w:t>1</w:t>
-      </w:r>
-      <w:r>
-        <w:rPr>
-          <w:rFonts w:ascii="Times New Roman" w:eastAsia="Times New Roman" w:hAnsi="Times New Roman" w:cs="Times New Roman"/>
-          <w:sz w:val="24"/>
-        </w:rPr>
-        <w:t xml:space="preserve">. </w:t>
+        <w:t xml:space="preserve">22. </w:t>
       </w:r>
       <w:r>
         <w:rPr>
@@ -21859,7 +20722,23 @@
           <w:rFonts w:ascii="Times New Roman" w:eastAsia="Times New Roman" w:hAnsi="Times New Roman" w:cs="Times New Roman"/>
           <w:sz w:val="24"/>
         </w:rPr>
-        <w:t xml:space="preserve"> School of Natural Resources and the Environment Annual Symposium, University of Florida – October 14th, 2025; Title: How participatory science is transforming biodiversity research.</w:t>
+        <w:t xml:space="preserve"> National Academies of Sciences Committee on the Status of Insects in North America – November 19th, 2025; Title: </w:t>
+      </w:r>
+      <w:r>
+        <w:rPr>
+          <w:rFonts w:ascii="Times New Roman" w:eastAsia="Times New Roman" w:hAnsi="Times New Roman" w:cs="Times New Roman"/>
+          <w:i/>
+          <w:iCs/>
+          <w:sz w:val="24"/>
+        </w:rPr>
+        <w:t>The potential of iNaturalist for advancing insect research in North America</w:t>
+      </w:r>
+      <w:r>
+        <w:rPr>
+          <w:rFonts w:ascii="Times New Roman" w:eastAsia="Times New Roman" w:hAnsi="Times New Roman" w:cs="Times New Roman"/>
+          <w:sz w:val="24"/>
+        </w:rPr>
+        <w:t>.</w:t>
       </w:r>
     </w:p>
     <w:p>
@@ -21876,7 +20755,7 @@
           <w:rFonts w:ascii="Times New Roman" w:eastAsia="Times New Roman" w:hAnsi="Times New Roman" w:cs="Times New Roman"/>
           <w:sz w:val="24"/>
         </w:rPr>
-        <w:t xml:space="preserve">20. </w:t>
+        <w:t xml:space="preserve">21. </w:t>
       </w:r>
       <w:r>
         <w:rPr>
@@ -21891,36 +20770,7 @@
           <w:rFonts w:ascii="Times New Roman" w:eastAsia="Times New Roman" w:hAnsi="Times New Roman" w:cs="Times New Roman"/>
           <w:sz w:val="24"/>
         </w:rPr>
-        <w:t xml:space="preserve"> Kew Royal Botanic Gardens</w:t>
-      </w:r>
-      <w:r>
-        <w:rPr>
-          <w:rFonts w:ascii="Times New Roman" w:eastAsia="Times New Roman" w:hAnsi="Times New Roman" w:cs="Times New Roman"/>
-          <w:sz w:val="24"/>
-        </w:rPr>
-        <w:t>, Kew Gardens Science Seminar Series</w:t>
-      </w:r>
-      <w:r>
-        <w:rPr>
-          <w:rFonts w:ascii="Times New Roman" w:eastAsia="Times New Roman" w:hAnsi="Times New Roman" w:cs="Times New Roman"/>
-          <w:sz w:val="24"/>
-        </w:rPr>
-        <w:t xml:space="preserve"> – April 14</w:t>
-      </w:r>
-      <w:r>
-        <w:rPr>
-          <w:rFonts w:ascii="Times New Roman" w:eastAsia="Times New Roman" w:hAnsi="Times New Roman" w:cs="Times New Roman"/>
-          <w:sz w:val="24"/>
-          <w:vertAlign w:val="superscript"/>
-        </w:rPr>
-        <w:t>th</w:t>
-      </w:r>
-      <w:r>
-        <w:rPr>
-          <w:rFonts w:ascii="Times New Roman" w:eastAsia="Times New Roman" w:hAnsi="Times New Roman" w:cs="Times New Roman"/>
-          <w:sz w:val="24"/>
-        </w:rPr>
-        <w:t xml:space="preserve">, 2025; Title: </w:t>
+        <w:t xml:space="preserve"> School of Natural Resources and the Environment Annual Symposium, University of Florida – October 14th, 2025; Title: </w:t>
       </w:r>
       <w:r>
         <w:rPr>
@@ -21929,7 +20779,14 @@
           <w:iCs/>
           <w:sz w:val="24"/>
         </w:rPr>
-        <w:t>The human factor in biodiversity monitoring.</w:t>
+        <w:t>How participatory science is transforming biodiversity research</w:t>
+      </w:r>
+      <w:r>
+        <w:rPr>
+          <w:rFonts w:ascii="Times New Roman" w:eastAsia="Times New Roman" w:hAnsi="Times New Roman" w:cs="Times New Roman"/>
+          <w:sz w:val="24"/>
+        </w:rPr>
+        <w:t>.</w:t>
       </w:r>
     </w:p>
     <w:p>
@@ -21938,55 +20795,54 @@
         <w:ind w:left="720" w:hanging="720"/>
         <w:rPr>
           <w:rFonts w:ascii="Times New Roman" w:eastAsia="Times New Roman" w:hAnsi="Times New Roman" w:cs="Times New Roman"/>
+          <w:sz w:val="24"/>
+        </w:rPr>
+      </w:pPr>
+      <w:r>
+        <w:rPr>
+          <w:rFonts w:ascii="Times New Roman" w:eastAsia="Times New Roman" w:hAnsi="Times New Roman" w:cs="Times New Roman"/>
+          <w:sz w:val="24"/>
+        </w:rPr>
+        <w:t xml:space="preserve">20. </w:t>
+      </w:r>
+      <w:r>
+        <w:rPr>
+          <w:rFonts w:ascii="Times New Roman" w:eastAsia="Times New Roman" w:hAnsi="Times New Roman" w:cs="Times New Roman"/>
+          <w:sz w:val="24"/>
+          <w:u w:val="single"/>
+        </w:rPr>
+        <w:t>Callaghan, C. T.</w:t>
+      </w:r>
+      <w:r>
+        <w:rPr>
+          <w:rFonts w:ascii="Times New Roman" w:eastAsia="Times New Roman" w:hAnsi="Times New Roman" w:cs="Times New Roman"/>
+          <w:sz w:val="24"/>
+        </w:rPr>
+        <w:t xml:space="preserve"> Kew Royal Botanic Gardens, Kew Gardens Science Seminar Series – April 14</w:t>
+      </w:r>
+      <w:r>
+        <w:rPr>
+          <w:rFonts w:ascii="Times New Roman" w:eastAsia="Times New Roman" w:hAnsi="Times New Roman" w:cs="Times New Roman"/>
+          <w:sz w:val="24"/>
+          <w:vertAlign w:val="superscript"/>
+        </w:rPr>
+        <w:t>th</w:t>
+      </w:r>
+      <w:r>
+        <w:rPr>
+          <w:rFonts w:ascii="Times New Roman" w:eastAsia="Times New Roman" w:hAnsi="Times New Roman" w:cs="Times New Roman"/>
+          <w:sz w:val="24"/>
+        </w:rPr>
+        <w:t xml:space="preserve">, 2025; Title: </w:t>
+      </w:r>
+      <w:r>
+        <w:rPr>
+          <w:rFonts w:ascii="Times New Roman" w:eastAsia="Times New Roman" w:hAnsi="Times New Roman" w:cs="Times New Roman"/>
           <w:i/>
           <w:iCs/>
           <w:sz w:val="24"/>
         </w:rPr>
-      </w:pPr>
-      <w:r>
-        <w:rPr>
-          <w:rFonts w:ascii="Times New Roman" w:eastAsia="Times New Roman" w:hAnsi="Times New Roman" w:cs="Times New Roman"/>
-          <w:sz w:val="24"/>
-        </w:rPr>
-        <w:t>1</w:t>
-      </w:r>
-      <w:r>
-        <w:rPr>
-          <w:rFonts w:ascii="Times New Roman" w:eastAsia="Times New Roman" w:hAnsi="Times New Roman" w:cs="Times New Roman"/>
-          <w:sz w:val="24"/>
-        </w:rPr>
-        <w:t>9</w:t>
-      </w:r>
-      <w:r>
-        <w:rPr>
-          <w:rFonts w:ascii="Times New Roman" w:eastAsia="Times New Roman" w:hAnsi="Times New Roman" w:cs="Times New Roman"/>
-          <w:sz w:val="24"/>
-        </w:rPr>
-        <w:t xml:space="preserve">. </w:t>
-      </w:r>
-      <w:r>
-        <w:rPr>
-          <w:rFonts w:ascii="Times New Roman" w:eastAsia="Times New Roman" w:hAnsi="Times New Roman" w:cs="Times New Roman"/>
-          <w:sz w:val="24"/>
-          <w:u w:val="single"/>
-        </w:rPr>
-        <w:t>Callaghan, C. T.</w:t>
-      </w:r>
-      <w:r>
-        <w:rPr>
-          <w:rFonts w:ascii="Times New Roman" w:eastAsia="Times New Roman" w:hAnsi="Times New Roman" w:cs="Times New Roman"/>
-          <w:sz w:val="24"/>
-        </w:rPr>
-        <w:t xml:space="preserve"> National Oceanic and Atmospheric Administration (NOAA) Library Seminars—Citizen Science Webinar Series – February 19th, 2025; Title: </w:t>
-      </w:r>
-      <w:r>
-        <w:rPr>
-          <w:rFonts w:ascii="Times New Roman" w:eastAsia="Times New Roman" w:hAnsi="Times New Roman" w:cs="Times New Roman"/>
-          <w:i/>
-          <w:iCs/>
-          <w:sz w:val="24"/>
-        </w:rPr>
-        <w:t>Using citizen science in biodiversity research and policy.</w:t>
+        <w:t>The human factor in biodiversity monitoring.</w:t>
       </w:r>
     </w:p>
     <w:p>
@@ -21995,29 +20851,17 @@
         <w:ind w:left="720" w:hanging="720"/>
         <w:rPr>
           <w:rFonts w:ascii="Times New Roman" w:eastAsia="Times New Roman" w:hAnsi="Times New Roman" w:cs="Times New Roman"/>
-          <w:sz w:val="24"/>
-        </w:rPr>
-      </w:pPr>
-      <w:r>
-        <w:rPr>
-          <w:rFonts w:ascii="Times New Roman" w:eastAsia="Times New Roman" w:hAnsi="Times New Roman" w:cs="Times New Roman"/>
-          <w:sz w:val="24"/>
-        </w:rPr>
-        <w:t>1</w:t>
-      </w:r>
-      <w:r>
-        <w:rPr>
-          <w:rFonts w:ascii="Times New Roman" w:eastAsia="Times New Roman" w:hAnsi="Times New Roman" w:cs="Times New Roman"/>
-          <w:sz w:val="24"/>
-        </w:rPr>
-        <w:t>8</w:t>
-      </w:r>
-      <w:r>
-        <w:rPr>
-          <w:rFonts w:ascii="Times New Roman" w:eastAsia="Times New Roman" w:hAnsi="Times New Roman" w:cs="Times New Roman"/>
-          <w:sz w:val="24"/>
-        </w:rPr>
-        <w:t xml:space="preserve">. </w:t>
+          <w:i/>
+          <w:iCs/>
+          <w:sz w:val="24"/>
+        </w:rPr>
+      </w:pPr>
+      <w:r>
+        <w:rPr>
+          <w:rFonts w:ascii="Times New Roman" w:eastAsia="Times New Roman" w:hAnsi="Times New Roman" w:cs="Times New Roman"/>
+          <w:sz w:val="24"/>
+        </w:rPr>
+        <w:t xml:space="preserve">19. </w:t>
       </w:r>
       <w:r>
         <w:rPr>
@@ -22032,23 +20876,7 @@
           <w:rFonts w:ascii="Times New Roman" w:eastAsia="Times New Roman" w:hAnsi="Times New Roman" w:cs="Times New Roman"/>
           <w:sz w:val="24"/>
         </w:rPr>
-        <w:t xml:space="preserve"> McGuire </w:t>
-      </w:r>
-      <w:proofErr w:type="spellStart"/>
-      <w:r>
-        <w:rPr>
-          <w:rFonts w:ascii="Times New Roman" w:eastAsia="Times New Roman" w:hAnsi="Times New Roman" w:cs="Times New Roman"/>
-          <w:sz w:val="24"/>
-        </w:rPr>
-        <w:t>Center</w:t>
-      </w:r>
-      <w:proofErr w:type="spellEnd"/>
-      <w:r>
-        <w:rPr>
-          <w:rFonts w:ascii="Times New Roman" w:eastAsia="Times New Roman" w:hAnsi="Times New Roman" w:cs="Times New Roman"/>
-          <w:sz w:val="24"/>
-        </w:rPr>
-        <w:t xml:space="preserve"> for Lepidoptera &amp; Biodiversity, Florida Museum of Natural History, University of Florida – February 11th, 2025; Title: </w:t>
+        <w:t xml:space="preserve"> National Oceanic and Atmospheric Administration (NOAA) Library Seminars—Citizen Science Webinar Series – February 19th, 2025; Title: </w:t>
       </w:r>
       <w:r>
         <w:rPr>
@@ -22057,7 +20885,7 @@
           <w:iCs/>
           <w:sz w:val="24"/>
         </w:rPr>
-        <w:t>From Local Observations to Global Impact: Leveraging Participatory Science for Biodiversity Research.</w:t>
+        <w:t>Using citizen science in biodiversity research and policy.</w:t>
       </w:r>
     </w:p>
     <w:p>
@@ -22074,21 +20902,7 @@
           <w:rFonts w:ascii="Times New Roman" w:eastAsia="Times New Roman" w:hAnsi="Times New Roman" w:cs="Times New Roman"/>
           <w:sz w:val="24"/>
         </w:rPr>
-        <w:t>1</w:t>
-      </w:r>
-      <w:r>
-        <w:rPr>
-          <w:rFonts w:ascii="Times New Roman" w:eastAsia="Times New Roman" w:hAnsi="Times New Roman" w:cs="Times New Roman"/>
-          <w:sz w:val="24"/>
-        </w:rPr>
-        <w:t>7</w:t>
-      </w:r>
-      <w:r>
-        <w:rPr>
-          <w:rFonts w:ascii="Times New Roman" w:eastAsia="Times New Roman" w:hAnsi="Times New Roman" w:cs="Times New Roman"/>
-          <w:sz w:val="24"/>
-        </w:rPr>
-        <w:t xml:space="preserve">. </w:t>
+        <w:t xml:space="preserve">18. </w:t>
       </w:r>
       <w:r>
         <w:rPr>
@@ -22103,7 +20917,23 @@
           <w:rFonts w:ascii="Times New Roman" w:eastAsia="Times New Roman" w:hAnsi="Times New Roman" w:cs="Times New Roman"/>
           <w:sz w:val="24"/>
         </w:rPr>
-        <w:t xml:space="preserve"> Archbold Biological Station Seminar Series – January 23rd, 2025; Title: </w:t>
+        <w:t xml:space="preserve"> McGuire </w:t>
+      </w:r>
+      <w:proofErr w:type="spellStart"/>
+      <w:r>
+        <w:rPr>
+          <w:rFonts w:ascii="Times New Roman" w:eastAsia="Times New Roman" w:hAnsi="Times New Roman" w:cs="Times New Roman"/>
+          <w:sz w:val="24"/>
+        </w:rPr>
+        <w:t>Center</w:t>
+      </w:r>
+      <w:proofErr w:type="spellEnd"/>
+      <w:r>
+        <w:rPr>
+          <w:rFonts w:ascii="Times New Roman" w:eastAsia="Times New Roman" w:hAnsi="Times New Roman" w:cs="Times New Roman"/>
+          <w:sz w:val="24"/>
+        </w:rPr>
+        <w:t xml:space="preserve"> for Lepidoptera &amp; Biodiversity, Florida Museum of Natural History, University of Florida – February 11th, 2025; Title: </w:t>
       </w:r>
       <w:r>
         <w:rPr>
@@ -22112,7 +20942,7 @@
           <w:iCs/>
           <w:sz w:val="24"/>
         </w:rPr>
-        <w:t>Leveraging large-scale participatory science data for local and global-scale biodiversity research.</w:t>
+        <w:t>From Local Observations to Global Impact: Leveraging Participatory Science for Biodiversity Research.</w:t>
       </w:r>
     </w:p>
     <w:p>
@@ -22121,55 +20951,39 @@
         <w:ind w:left="720" w:hanging="720"/>
         <w:rPr>
           <w:rFonts w:ascii="Times New Roman" w:eastAsia="Times New Roman" w:hAnsi="Times New Roman" w:cs="Times New Roman"/>
+          <w:sz w:val="24"/>
+        </w:rPr>
+      </w:pPr>
+      <w:r>
+        <w:rPr>
+          <w:rFonts w:ascii="Times New Roman" w:eastAsia="Times New Roman" w:hAnsi="Times New Roman" w:cs="Times New Roman"/>
+          <w:sz w:val="24"/>
+        </w:rPr>
+        <w:t xml:space="preserve">17. </w:t>
+      </w:r>
+      <w:r>
+        <w:rPr>
+          <w:rFonts w:ascii="Times New Roman" w:eastAsia="Times New Roman" w:hAnsi="Times New Roman" w:cs="Times New Roman"/>
+          <w:sz w:val="24"/>
+          <w:u w:val="single"/>
+        </w:rPr>
+        <w:t>Callaghan, C. T.</w:t>
+      </w:r>
+      <w:r>
+        <w:rPr>
+          <w:rFonts w:ascii="Times New Roman" w:eastAsia="Times New Roman" w:hAnsi="Times New Roman" w:cs="Times New Roman"/>
+          <w:sz w:val="24"/>
+        </w:rPr>
+        <w:t xml:space="preserve"> Archbold Biological Station Seminar Series – January 23rd, 2025; Title: </w:t>
+      </w:r>
+      <w:r>
+        <w:rPr>
+          <w:rFonts w:ascii="Times New Roman" w:eastAsia="Times New Roman" w:hAnsi="Times New Roman" w:cs="Times New Roman"/>
           <w:i/>
           <w:iCs/>
           <w:sz w:val="24"/>
         </w:rPr>
-      </w:pPr>
-      <w:r>
-        <w:rPr>
-          <w:rFonts w:ascii="Times New Roman" w:eastAsia="Times New Roman" w:hAnsi="Times New Roman" w:cs="Times New Roman"/>
-          <w:sz w:val="24"/>
-        </w:rPr>
-        <w:t>1</w:t>
-      </w:r>
-      <w:r>
-        <w:rPr>
-          <w:rFonts w:ascii="Times New Roman" w:eastAsia="Times New Roman" w:hAnsi="Times New Roman" w:cs="Times New Roman"/>
-          <w:sz w:val="24"/>
-        </w:rPr>
-        <w:t>6</w:t>
-      </w:r>
-      <w:r>
-        <w:rPr>
-          <w:rFonts w:ascii="Times New Roman" w:eastAsia="Times New Roman" w:hAnsi="Times New Roman" w:cs="Times New Roman"/>
-          <w:sz w:val="24"/>
-        </w:rPr>
-        <w:t xml:space="preserve">. </w:t>
-      </w:r>
-      <w:r>
-        <w:rPr>
-          <w:rFonts w:ascii="Times New Roman" w:eastAsia="Times New Roman" w:hAnsi="Times New Roman" w:cs="Times New Roman"/>
-          <w:sz w:val="24"/>
-          <w:u w:val="single"/>
-        </w:rPr>
-        <w:t>Callaghan, C. T.</w:t>
-      </w:r>
-      <w:r>
-        <w:rPr>
-          <w:rFonts w:ascii="Times New Roman" w:eastAsia="Times New Roman" w:hAnsi="Times New Roman" w:cs="Times New Roman"/>
-          <w:sz w:val="24"/>
-        </w:rPr>
-        <w:t xml:space="preserve"> Department of Biological Sciences, University of Alberta – November 1st, 2024; Title: </w:t>
-      </w:r>
-      <w:r>
-        <w:rPr>
-          <w:rFonts w:ascii="Times New Roman" w:eastAsia="Times New Roman" w:hAnsi="Times New Roman" w:cs="Times New Roman"/>
-          <w:i/>
-          <w:iCs/>
-          <w:sz w:val="24"/>
-        </w:rPr>
-        <w:t>Envisioning the future of biodiversity research with citizen science.</w:t>
+        <w:t>Leveraging large-scale participatory science data for local and global-scale biodiversity research.</w:t>
       </w:r>
     </w:p>
     <w:p>
@@ -22181,29 +20995,14 @@
           <w:i/>
           <w:iCs/>
           <w:sz w:val="24"/>
-          <w:lang w:val="en-US"/>
-        </w:rPr>
-      </w:pPr>
-      <w:r>
-        <w:rPr>
-          <w:rFonts w:ascii="Times New Roman" w:eastAsia="Times New Roman" w:hAnsi="Times New Roman" w:cs="Times New Roman"/>
-          <w:sz w:val="24"/>
-        </w:rPr>
-        <w:t>1</w:t>
-      </w:r>
-      <w:r>
-        <w:rPr>
-          <w:rFonts w:ascii="Times New Roman" w:eastAsia="Times New Roman" w:hAnsi="Times New Roman" w:cs="Times New Roman"/>
-          <w:sz w:val="24"/>
-        </w:rPr>
-        <w:t>5</w:t>
-      </w:r>
-      <w:r>
-        <w:rPr>
-          <w:rFonts w:ascii="Times New Roman" w:eastAsia="Times New Roman" w:hAnsi="Times New Roman" w:cs="Times New Roman"/>
-          <w:sz w:val="24"/>
-        </w:rPr>
-        <w:t xml:space="preserve">. </w:t>
+        </w:rPr>
+      </w:pPr>
+      <w:r>
+        <w:rPr>
+          <w:rFonts w:ascii="Times New Roman" w:eastAsia="Times New Roman" w:hAnsi="Times New Roman" w:cs="Times New Roman"/>
+          <w:sz w:val="24"/>
+        </w:rPr>
+        <w:t xml:space="preserve">16. </w:t>
       </w:r>
       <w:r>
         <w:rPr>
@@ -22218,7 +21017,7 @@
           <w:rFonts w:ascii="Times New Roman" w:eastAsia="Times New Roman" w:hAnsi="Times New Roman" w:cs="Times New Roman"/>
           <w:sz w:val="24"/>
         </w:rPr>
-        <w:t xml:space="preserve"> Fish, Wildlife, and Conservation Biology, Warner College of Natural Resources, Colorado State University – August 23rd, 2024; Title: </w:t>
+        <w:t xml:space="preserve"> Department of Biological Sciences, University of Alberta – November 1st, 2024; Title: </w:t>
       </w:r>
       <w:r>
         <w:rPr>
@@ -22227,7 +21026,7 @@
           <w:iCs/>
           <w:sz w:val="24"/>
         </w:rPr>
-        <w:t>Advancing biodiversity research through public engagement.</w:t>
+        <w:t>Envisioning the future of biodiversity research with citizen science.</w:t>
       </w:r>
     </w:p>
     <w:p>
@@ -22236,33 +21035,18 @@
         <w:ind w:left="720" w:hanging="720"/>
         <w:rPr>
           <w:rFonts w:ascii="Times New Roman" w:eastAsia="Times New Roman" w:hAnsi="Times New Roman" w:cs="Times New Roman"/>
-          <w:sz w:val="24"/>
-          <w:lang w:val="en-US"/>
-        </w:rPr>
-      </w:pPr>
-      <w:r>
-        <w:rPr>
-          <w:rFonts w:ascii="Times New Roman" w:eastAsia="Times New Roman" w:hAnsi="Times New Roman" w:cs="Times New Roman"/>
-          <w:sz w:val="24"/>
-          <w:lang w:val="en-US"/>
-        </w:rPr>
-        <w:t>1</w:t>
-      </w:r>
-      <w:r>
-        <w:rPr>
-          <w:rFonts w:ascii="Times New Roman" w:eastAsia="Times New Roman" w:hAnsi="Times New Roman" w:cs="Times New Roman"/>
-          <w:sz w:val="24"/>
-          <w:lang w:val="en-US"/>
-        </w:rPr>
-        <w:t>4</w:t>
-      </w:r>
-      <w:r>
-        <w:rPr>
-          <w:rFonts w:ascii="Times New Roman" w:eastAsia="Times New Roman" w:hAnsi="Times New Roman" w:cs="Times New Roman"/>
-          <w:sz w:val="24"/>
-          <w:lang w:val="en-US"/>
-        </w:rPr>
-        <w:t xml:space="preserve">. </w:t>
+          <w:i/>
+          <w:iCs/>
+          <w:sz w:val="24"/>
+          <w:lang w:val="en-US"/>
+        </w:rPr>
+      </w:pPr>
+      <w:r>
+        <w:rPr>
+          <w:rFonts w:ascii="Times New Roman" w:eastAsia="Times New Roman" w:hAnsi="Times New Roman" w:cs="Times New Roman"/>
+          <w:sz w:val="24"/>
+        </w:rPr>
+        <w:t xml:space="preserve">15. </w:t>
       </w:r>
       <w:r>
         <w:rPr>
@@ -22277,7 +21061,7 @@
           <w:rFonts w:ascii="Times New Roman" w:eastAsia="Times New Roman" w:hAnsi="Times New Roman" w:cs="Times New Roman"/>
           <w:sz w:val="24"/>
         </w:rPr>
-        <w:t xml:space="preserve"> Plenary Panel – </w:t>
+        <w:t xml:space="preserve"> Fish, Wildlife, and Conservation Biology, Warner College of Natural Resources, Colorado State University – August 23rd, 2024; Title: </w:t>
       </w:r>
       <w:r>
         <w:rPr>
@@ -22286,14 +21070,7 @@
           <w:iCs/>
           <w:sz w:val="24"/>
         </w:rPr>
-        <w:t>Building partnerships for impact</w:t>
-      </w:r>
-      <w:r>
-        <w:rPr>
-          <w:rFonts w:ascii="Times New Roman" w:eastAsia="Times New Roman" w:hAnsi="Times New Roman" w:cs="Times New Roman"/>
-          <w:sz w:val="24"/>
-        </w:rPr>
-        <w:t>, Florida Meeting for Advancing Participatory Sciences – April 12th, 2024.</w:t>
+        <w:t>Advancing biodiversity research through public engagement.</w:t>
       </w:r>
     </w:p>
     <w:p>
@@ -22312,23 +21089,7 @@
           <w:sz w:val="24"/>
           <w:lang w:val="en-US"/>
         </w:rPr>
-        <w:t>1</w:t>
-      </w:r>
-      <w:r>
-        <w:rPr>
-          <w:rFonts w:ascii="Times New Roman" w:eastAsia="Times New Roman" w:hAnsi="Times New Roman" w:cs="Times New Roman"/>
-          <w:sz w:val="24"/>
-          <w:lang w:val="en-US"/>
-        </w:rPr>
-        <w:t>3</w:t>
-      </w:r>
-      <w:r>
-        <w:rPr>
-          <w:rFonts w:ascii="Times New Roman" w:eastAsia="Times New Roman" w:hAnsi="Times New Roman" w:cs="Times New Roman"/>
-          <w:sz w:val="24"/>
-          <w:lang w:val="en-US"/>
-        </w:rPr>
-        <w:t xml:space="preserve">. </w:t>
+        <w:t xml:space="preserve">14. </w:t>
       </w:r>
       <w:r>
         <w:rPr>
@@ -22343,7 +21104,7 @@
           <w:rFonts w:ascii="Times New Roman" w:eastAsia="Times New Roman" w:hAnsi="Times New Roman" w:cs="Times New Roman"/>
           <w:sz w:val="24"/>
         </w:rPr>
-        <w:t xml:space="preserve"> Department of Evolution, Ecology and Organismal Biology, The Ohio State University – March 21st, 2024; Title: </w:t>
+        <w:t xml:space="preserve"> Plenary Panel – </w:t>
       </w:r>
       <w:r>
         <w:rPr>
@@ -22352,7 +21113,14 @@
           <w:iCs/>
           <w:sz w:val="24"/>
         </w:rPr>
-        <w:t>Leveraging people power for biodiversity research.</w:t>
+        <w:t>Building partnerships for impact</w:t>
+      </w:r>
+      <w:r>
+        <w:rPr>
+          <w:rFonts w:ascii="Times New Roman" w:eastAsia="Times New Roman" w:hAnsi="Times New Roman" w:cs="Times New Roman"/>
+          <w:sz w:val="24"/>
+        </w:rPr>
+        <w:t>, Florida Meeting for Advancing Participatory Sciences – April 12th, 2024.</w:t>
       </w:r>
     </w:p>
     <w:p>
@@ -22371,23 +21139,7 @@
           <w:sz w:val="24"/>
           <w:lang w:val="en-US"/>
         </w:rPr>
-        <w:t>1</w:t>
-      </w:r>
-      <w:r>
-        <w:rPr>
-          <w:rFonts w:ascii="Times New Roman" w:eastAsia="Times New Roman" w:hAnsi="Times New Roman" w:cs="Times New Roman"/>
-          <w:sz w:val="24"/>
-          <w:lang w:val="en-US"/>
-        </w:rPr>
-        <w:t>2</w:t>
-      </w:r>
-      <w:r>
-        <w:rPr>
-          <w:rFonts w:ascii="Times New Roman" w:eastAsia="Times New Roman" w:hAnsi="Times New Roman" w:cs="Times New Roman"/>
-          <w:sz w:val="24"/>
-          <w:lang w:val="en-US"/>
-        </w:rPr>
-        <w:t xml:space="preserve">. </w:t>
+        <w:t xml:space="preserve">13. </w:t>
       </w:r>
       <w:r>
         <w:rPr>
@@ -22402,7 +21154,7 @@
           <w:rFonts w:ascii="Times New Roman" w:eastAsia="Times New Roman" w:hAnsi="Times New Roman" w:cs="Times New Roman"/>
           <w:sz w:val="24"/>
         </w:rPr>
-        <w:t xml:space="preserve"> Broward College Science Seminars, Environmental Science Department, Broward College – March 15th, 2024; Title: </w:t>
+        <w:t xml:space="preserve"> Department of Evolution, Ecology and Organismal Biology, The Ohio State University – March 21st, 2024; Title: </w:t>
       </w:r>
       <w:r>
         <w:rPr>
@@ -22411,7 +21163,7 @@
           <w:iCs/>
           <w:sz w:val="24"/>
         </w:rPr>
-        <w:t>Integrating people and data to advance our understanding of global ecology.</w:t>
+        <w:t>Leveraging people power for biodiversity research.</w:t>
       </w:r>
     </w:p>
     <w:p>
@@ -22430,23 +21182,7 @@
           <w:sz w:val="24"/>
           <w:lang w:val="en-US"/>
         </w:rPr>
-        <w:t>1</w:t>
-      </w:r>
-      <w:r>
-        <w:rPr>
-          <w:rFonts w:ascii="Times New Roman" w:eastAsia="Times New Roman" w:hAnsi="Times New Roman" w:cs="Times New Roman"/>
-          <w:sz w:val="24"/>
-          <w:lang w:val="en-US"/>
-        </w:rPr>
-        <w:t>1</w:t>
-      </w:r>
-      <w:r>
-        <w:rPr>
-          <w:rFonts w:ascii="Times New Roman" w:eastAsia="Times New Roman" w:hAnsi="Times New Roman" w:cs="Times New Roman"/>
-          <w:sz w:val="24"/>
-          <w:lang w:val="en-US"/>
-        </w:rPr>
-        <w:t xml:space="preserve">. </w:t>
+        <w:t xml:space="preserve">12. </w:t>
       </w:r>
       <w:r>
         <w:rPr>
@@ -22461,7 +21197,7 @@
           <w:rFonts w:ascii="Times New Roman" w:eastAsia="Times New Roman" w:hAnsi="Times New Roman" w:cs="Times New Roman"/>
           <w:sz w:val="24"/>
         </w:rPr>
-        <w:t xml:space="preserve"> Department of Biological Sciences, Florida International University – January 18th, 2024; Title: </w:t>
+        <w:t xml:space="preserve"> Broward College Science Seminars, Environmental Science Department, Broward College – March 15th, 2024; Title: </w:t>
       </w:r>
       <w:r>
         <w:rPr>
@@ -22470,7 +21206,7 @@
           <w:iCs/>
           <w:sz w:val="24"/>
         </w:rPr>
-        <w:t>Envisioning future contributions of citizen science to biodiversity research through an interdisciplinary lens.</w:t>
+        <w:t>Integrating people and data to advance our understanding of global ecology.</w:t>
       </w:r>
     </w:p>
     <w:p>
@@ -22479,50 +21215,41 @@
         <w:ind w:left="720" w:hanging="720"/>
         <w:rPr>
           <w:rFonts w:ascii="Times New Roman" w:eastAsia="Times New Roman" w:hAnsi="Times New Roman" w:cs="Times New Roman"/>
+          <w:sz w:val="24"/>
+          <w:lang w:val="en-US"/>
+        </w:rPr>
+      </w:pPr>
+      <w:r>
+        <w:rPr>
+          <w:rFonts w:ascii="Times New Roman" w:eastAsia="Times New Roman" w:hAnsi="Times New Roman" w:cs="Times New Roman"/>
+          <w:sz w:val="24"/>
+          <w:lang w:val="en-US"/>
+        </w:rPr>
+        <w:t xml:space="preserve">11. </w:t>
+      </w:r>
+      <w:r>
+        <w:rPr>
+          <w:rFonts w:ascii="Times New Roman" w:eastAsia="Times New Roman" w:hAnsi="Times New Roman" w:cs="Times New Roman"/>
+          <w:sz w:val="24"/>
+          <w:u w:val="single"/>
+        </w:rPr>
+        <w:t>Callaghan, C. T.</w:t>
+      </w:r>
+      <w:r>
+        <w:rPr>
+          <w:rFonts w:ascii="Times New Roman" w:eastAsia="Times New Roman" w:hAnsi="Times New Roman" w:cs="Times New Roman"/>
+          <w:sz w:val="24"/>
+        </w:rPr>
+        <w:t xml:space="preserve"> Department of Biological Sciences, Florida International University – January 18th, 2024; Title: </w:t>
+      </w:r>
+      <w:r>
+        <w:rPr>
+          <w:rFonts w:ascii="Times New Roman" w:eastAsia="Times New Roman" w:hAnsi="Times New Roman" w:cs="Times New Roman"/>
           <w:i/>
           <w:iCs/>
           <w:sz w:val="24"/>
         </w:rPr>
-      </w:pPr>
-      <w:r>
-        <w:rPr>
-          <w:rFonts w:ascii="Times New Roman" w:eastAsia="Times New Roman" w:hAnsi="Times New Roman" w:cs="Times New Roman"/>
-          <w:sz w:val="24"/>
-          <w:lang w:val="en-US"/>
-        </w:rPr>
-        <w:t>10</w:t>
-      </w:r>
-      <w:r>
-        <w:rPr>
-          <w:rFonts w:ascii="Times New Roman" w:eastAsia="Times New Roman" w:hAnsi="Times New Roman" w:cs="Times New Roman"/>
-          <w:sz w:val="24"/>
-          <w:lang w:val="en-US"/>
-        </w:rPr>
-        <w:t xml:space="preserve">. </w:t>
-      </w:r>
-      <w:r>
-        <w:rPr>
-          <w:rFonts w:ascii="Times New Roman" w:eastAsia="Times New Roman" w:hAnsi="Times New Roman" w:cs="Times New Roman"/>
-          <w:sz w:val="24"/>
-          <w:u w:val="single"/>
-        </w:rPr>
-        <w:t>Callaghan, C. T.</w:t>
-      </w:r>
-      <w:r>
-        <w:rPr>
-          <w:rFonts w:ascii="Times New Roman" w:eastAsia="Times New Roman" w:hAnsi="Times New Roman" w:cs="Times New Roman"/>
-          <w:sz w:val="24"/>
-        </w:rPr>
-        <w:t xml:space="preserve"> Department of Biology, University of Miami – October 24th, 2023; Title: </w:t>
-      </w:r>
-      <w:r>
-        <w:rPr>
-          <w:rFonts w:ascii="Times New Roman" w:eastAsia="Times New Roman" w:hAnsi="Times New Roman" w:cs="Times New Roman"/>
-          <w:i/>
-          <w:iCs/>
-          <w:sz w:val="24"/>
-        </w:rPr>
-        <w:t>Exploring the future of biodiversity research using big data.</w:t>
+        <w:t>Envisioning future contributions of citizen science to biodiversity research through an interdisciplinary lens.</w:t>
       </w:r>
     </w:p>
     <w:p>
@@ -22534,23 +21261,21 @@
           <w:i/>
           <w:iCs/>
           <w:sz w:val="24"/>
-          <w:lang w:val="en-US"/>
-        </w:rPr>
-      </w:pPr>
-      <w:r>
-        <w:rPr>
-          <w:rFonts w:ascii="Times New Roman" w:eastAsia="Times New Roman" w:hAnsi="Times New Roman" w:cs="Times New Roman"/>
-          <w:sz w:val="24"/>
-          <w:lang w:val="en-US"/>
-        </w:rPr>
-        <w:t xml:space="preserve">9. </w:t>
+        </w:rPr>
+      </w:pPr>
+      <w:r>
+        <w:rPr>
+          <w:rFonts w:ascii="Times New Roman" w:eastAsia="Times New Roman" w:hAnsi="Times New Roman" w:cs="Times New Roman"/>
+          <w:sz w:val="24"/>
+          <w:lang w:val="en-US"/>
+        </w:rPr>
+        <w:t xml:space="preserve">10. </w:t>
       </w:r>
       <w:r>
         <w:rPr>
           <w:rFonts w:ascii="Times New Roman" w:eastAsia="Times New Roman" w:hAnsi="Times New Roman" w:cs="Times New Roman"/>
           <w:sz w:val="24"/>
           <w:u w:val="single"/>
-          <w:lang w:val="en-US"/>
         </w:rPr>
         <w:t>Callaghan, C. T.</w:t>
       </w:r>
@@ -22558,51 +21283,17 @@
         <w:rPr>
           <w:rFonts w:ascii="Times New Roman" w:eastAsia="Times New Roman" w:hAnsi="Times New Roman" w:cs="Times New Roman"/>
           <w:sz w:val="24"/>
-          <w:lang w:val="en-US"/>
-        </w:rPr>
-        <w:t xml:space="preserve"> Department of Biological Sciences, California State University, Los Angeles, and Urban Ecology Center; Los Angeles, California</w:t>
-      </w:r>
-      <w:r>
-        <w:rPr>
-          <w:rFonts w:ascii="Times New Roman" w:eastAsia="Times New Roman" w:hAnsi="Times New Roman" w:cs="Times New Roman"/>
-          <w:sz w:val="24"/>
-          <w:lang w:val="en-US"/>
-        </w:rPr>
-        <w:t xml:space="preserve"> </w:t>
-      </w:r>
-      <w:r>
-        <w:rPr>
-          <w:rFonts w:ascii="Times New Roman" w:eastAsia="Times New Roman" w:hAnsi="Times New Roman" w:cs="Times New Roman"/>
-          <w:sz w:val="24"/>
-        </w:rPr>
-        <w:t xml:space="preserve">– </w:t>
-      </w:r>
-      <w:r>
-        <w:rPr>
-          <w:rFonts w:ascii="Times New Roman" w:eastAsia="Times New Roman" w:hAnsi="Times New Roman" w:cs="Times New Roman"/>
-          <w:sz w:val="24"/>
-          <w:lang w:val="en-US"/>
-        </w:rPr>
-        <w:t xml:space="preserve">September 14, 2023. </w:t>
-      </w:r>
-      <w:r>
-        <w:rPr>
-          <w:rFonts w:ascii="Times New Roman" w:eastAsia="Times New Roman" w:hAnsi="Times New Roman" w:cs="Times New Roman"/>
-          <w:sz w:val="24"/>
-          <w:lang w:val="en-US"/>
-        </w:rPr>
-        <w:t xml:space="preserve">Title: </w:t>
-      </w:r>
-      <w:r>
-        <w:rPr>
-          <w:rFonts w:ascii="Times New Roman" w:hAnsi="Times New Roman"/>
+        </w:rPr>
+        <w:t xml:space="preserve"> Department of Biology, University of Miami – October 24th, 2023; Title: </w:t>
+      </w:r>
+      <w:r>
+        <w:rPr>
+          <w:rFonts w:ascii="Times New Roman" w:eastAsia="Times New Roman" w:hAnsi="Times New Roman" w:cs="Times New Roman"/>
           <w:i/>
           <w:iCs/>
-          <w:color w:val="000000"/>
-          <w:sz w:val="24"/>
-          <w:szCs w:val="24"/>
-        </w:rPr>
-        <w:t>Leveraging participatory science data to advance understanding of urban biodiversity.</w:t>
+          <w:sz w:val="24"/>
+        </w:rPr>
+        <w:t>Exploring the future of biodiversity research using big data.</w:t>
       </w:r>
     </w:p>
     <w:p>
@@ -22611,23 +21302,26 @@
         <w:ind w:left="720" w:hanging="720"/>
         <w:rPr>
           <w:rFonts w:ascii="Times New Roman" w:eastAsia="Times New Roman" w:hAnsi="Times New Roman" w:cs="Times New Roman"/>
-          <w:sz w:val="24"/>
-          <w:lang w:val="en-US"/>
-        </w:rPr>
-      </w:pPr>
-      <w:r>
-        <w:rPr>
-          <w:rFonts w:ascii="Times New Roman" w:eastAsia="Times New Roman" w:hAnsi="Times New Roman" w:cs="Times New Roman"/>
-          <w:sz w:val="24"/>
-          <w:lang w:val="en-US"/>
-        </w:rPr>
-        <w:t xml:space="preserve">8. </w:t>
+          <w:i/>
+          <w:iCs/>
+          <w:sz w:val="24"/>
+          <w:lang w:val="en-US"/>
+        </w:rPr>
+      </w:pPr>
+      <w:r>
+        <w:rPr>
+          <w:rFonts w:ascii="Times New Roman" w:eastAsia="Times New Roman" w:hAnsi="Times New Roman" w:cs="Times New Roman"/>
+          <w:sz w:val="24"/>
+          <w:lang w:val="en-US"/>
+        </w:rPr>
+        <w:t xml:space="preserve">9. </w:t>
       </w:r>
       <w:r>
         <w:rPr>
           <w:rFonts w:ascii="Times New Roman" w:eastAsia="Times New Roman" w:hAnsi="Times New Roman" w:cs="Times New Roman"/>
           <w:sz w:val="24"/>
           <w:u w:val="single"/>
+          <w:lang w:val="en-US"/>
         </w:rPr>
         <w:t>Callaghan, C. T.</w:t>
       </w:r>
@@ -22635,17 +21329,51 @@
         <w:rPr>
           <w:rFonts w:ascii="Times New Roman" w:eastAsia="Times New Roman" w:hAnsi="Times New Roman" w:cs="Times New Roman"/>
           <w:sz w:val="24"/>
-        </w:rPr>
-        <w:t xml:space="preserve"> College of Forestry, Wildlife and Environment, Auburn University – March 21st, 2023; Title: </w:t>
-      </w:r>
-      <w:r>
-        <w:rPr>
-          <w:rFonts w:ascii="Times New Roman" w:eastAsia="Times New Roman" w:hAnsi="Times New Roman" w:cs="Times New Roman"/>
+          <w:lang w:val="en-US"/>
+        </w:rPr>
+        <w:t xml:space="preserve"> Department of Biological Sciences, California State University, Los Angeles, and Urban Ecology Center; Los Angeles, California</w:t>
+      </w:r>
+      <w:r>
+        <w:rPr>
+          <w:rFonts w:ascii="Times New Roman" w:eastAsia="Times New Roman" w:hAnsi="Times New Roman" w:cs="Times New Roman"/>
+          <w:sz w:val="24"/>
+          <w:lang w:val="en-US"/>
+        </w:rPr>
+        <w:t xml:space="preserve"> </w:t>
+      </w:r>
+      <w:r>
+        <w:rPr>
+          <w:rFonts w:ascii="Times New Roman" w:eastAsia="Times New Roman" w:hAnsi="Times New Roman" w:cs="Times New Roman"/>
+          <w:sz w:val="24"/>
+        </w:rPr>
+        <w:t xml:space="preserve">– </w:t>
+      </w:r>
+      <w:r>
+        <w:rPr>
+          <w:rFonts w:ascii="Times New Roman" w:eastAsia="Times New Roman" w:hAnsi="Times New Roman" w:cs="Times New Roman"/>
+          <w:sz w:val="24"/>
+          <w:lang w:val="en-US"/>
+        </w:rPr>
+        <w:t xml:space="preserve">September 14, 2023. </w:t>
+      </w:r>
+      <w:r>
+        <w:rPr>
+          <w:rFonts w:ascii="Times New Roman" w:eastAsia="Times New Roman" w:hAnsi="Times New Roman" w:cs="Times New Roman"/>
+          <w:sz w:val="24"/>
+          <w:lang w:val="en-US"/>
+        </w:rPr>
+        <w:t xml:space="preserve">Title: </w:t>
+      </w:r>
+      <w:r>
+        <w:rPr>
+          <w:rFonts w:ascii="Times New Roman" w:hAnsi="Times New Roman"/>
           <w:i/>
           <w:iCs/>
-          <w:sz w:val="24"/>
-        </w:rPr>
-        <w:t>Beyond backyard birding: The power of citizen science to advance our understanding of urban biodiversity.</w:t>
+          <w:color w:val="000000"/>
+          <w:sz w:val="24"/>
+          <w:szCs w:val="24"/>
+        </w:rPr>
+        <w:t>Leveraging participatory science data to advance understanding of urban biodiversity.</w:t>
       </w:r>
     </w:p>
     <w:p>
@@ -22664,14 +21392,13 @@
           <w:sz w:val="24"/>
           <w:lang w:val="en-US"/>
         </w:rPr>
-        <w:t xml:space="preserve">7. </w:t>
+        <w:t xml:space="preserve">8. </w:t>
       </w:r>
       <w:r>
         <w:rPr>
           <w:rFonts w:ascii="Times New Roman" w:eastAsia="Times New Roman" w:hAnsi="Times New Roman" w:cs="Times New Roman"/>
           <w:sz w:val="24"/>
           <w:u w:val="single"/>
-          <w:lang w:val="en-US"/>
         </w:rPr>
         <w:t>Callaghan, C. T.</w:t>
       </w:r>
@@ -22679,34 +21406,8 @@
         <w:rPr>
           <w:rFonts w:ascii="Times New Roman" w:eastAsia="Times New Roman" w:hAnsi="Times New Roman" w:cs="Times New Roman"/>
           <w:sz w:val="24"/>
-          <w:lang w:val="en-US"/>
-        </w:rPr>
-        <w:t xml:space="preserve"> </w:t>
-      </w:r>
-      <w:r>
-        <w:rPr>
-          <w:rFonts w:ascii="Times New Roman" w:eastAsia="Times New Roman" w:hAnsi="Times New Roman" w:cs="Times New Roman"/>
-          <w:sz w:val="24"/>
-          <w:lang w:val="en-US"/>
-        </w:rPr>
-        <w:t>Northeastern Natural History Conference 2021 – April 18</w:t>
-      </w:r>
-      <w:r>
-        <w:rPr>
-          <w:rFonts w:ascii="Times New Roman" w:eastAsia="Times New Roman" w:hAnsi="Times New Roman" w:cs="Times New Roman"/>
-          <w:sz w:val="24"/>
-          <w:vertAlign w:val="superscript"/>
-          <w:lang w:val="en-US"/>
-        </w:rPr>
-        <w:t>th</w:t>
-      </w:r>
-      <w:r>
-        <w:rPr>
-          <w:rFonts w:ascii="Times New Roman" w:eastAsia="Times New Roman" w:hAnsi="Times New Roman" w:cs="Times New Roman"/>
-          <w:sz w:val="24"/>
-          <w:lang w:val="en-US"/>
-        </w:rPr>
-        <w:t xml:space="preserve">, 2021; Title: </w:t>
+        </w:rPr>
+        <w:t xml:space="preserve"> College of Forestry, Wildlife and Environment, Auburn University – March 21st, 2023; Title: </w:t>
       </w:r>
       <w:r>
         <w:rPr>
@@ -22714,17 +21415,8 @@
           <w:i/>
           <w:iCs/>
           <w:sz w:val="24"/>
-          <w:lang w:val="en-US"/>
-        </w:rPr>
-        <w:t>A framework for dynamic biodiversity sampling with citizen science</w:t>
-      </w:r>
-      <w:r>
-        <w:rPr>
-          <w:rFonts w:ascii="Times New Roman" w:eastAsia="Times New Roman" w:hAnsi="Times New Roman" w:cs="Times New Roman"/>
-          <w:sz w:val="24"/>
-          <w:lang w:val="en-US"/>
-        </w:rPr>
-        <w:t>.</w:t>
+        </w:rPr>
+        <w:t>Beyond backyard birding: The power of citizen science to advance our understanding of urban biodiversity.</w:t>
       </w:r>
     </w:p>
     <w:p>
@@ -22743,7 +21435,7 @@
           <w:sz w:val="24"/>
           <w:lang w:val="en-US"/>
         </w:rPr>
-        <w:t xml:space="preserve">6. </w:t>
+        <w:t xml:space="preserve">7. </w:t>
       </w:r>
       <w:r>
         <w:rPr>
@@ -22760,15 +21452,7 @@
           <w:sz w:val="24"/>
           <w:lang w:val="en-US"/>
         </w:rPr>
-        <w:t xml:space="preserve"> </w:t>
-      </w:r>
-      <w:r>
-        <w:rPr>
-          <w:rFonts w:ascii="Times New Roman" w:eastAsia="Times New Roman" w:hAnsi="Times New Roman" w:cs="Times New Roman"/>
-          <w:sz w:val="24"/>
-          <w:lang w:val="en-US"/>
-        </w:rPr>
-        <w:t>Trees, People, and the Built Environment, International Urban Trees Research Conference – February 3</w:t>
+        <w:t xml:space="preserve"> Northeastern Natural History Conference 2021 – April 18</w:t>
       </w:r>
       <w:r>
         <w:rPr>
@@ -22777,7 +21461,7 @@
           <w:vertAlign w:val="superscript"/>
           <w:lang w:val="en-US"/>
         </w:rPr>
-        <w:t>rd</w:t>
+        <w:t>th</w:t>
       </w:r>
       <w:r>
         <w:rPr>
@@ -22795,7 +21479,7 @@
           <w:sz w:val="24"/>
           <w:lang w:val="en-US"/>
         </w:rPr>
-        <w:t>How to make an urban greenspace attractive to biodiversity</w:t>
+        <w:t>A framework for dynamic biodiversity sampling with citizen science</w:t>
       </w:r>
       <w:r>
         <w:rPr>
@@ -22822,7 +21506,8 @@
           <w:sz w:val="24"/>
           <w:lang w:val="en-US"/>
         </w:rPr>
-        <w:t xml:space="preserve">5. </w:t>
+        <w:lastRenderedPageBreak/>
+        <w:t xml:space="preserve">6. </w:t>
       </w:r>
       <w:r>
         <w:rPr>
@@ -22839,7 +21524,7 @@
           <w:sz w:val="24"/>
           <w:lang w:val="en-US"/>
         </w:rPr>
-        <w:t xml:space="preserve"> Australian Museum/Royal Botanic Gardens ECR Forum – February 27</w:t>
+        <w:t xml:space="preserve"> Trees, People, and the Built Environment, International Urban Trees Research Conference – February 3</w:t>
       </w:r>
       <w:r>
         <w:rPr>
@@ -22848,15 +21533,15 @@
           <w:vertAlign w:val="superscript"/>
           <w:lang w:val="en-US"/>
         </w:rPr>
-        <w:t>th</w:t>
-      </w:r>
-      <w:r>
-        <w:rPr>
-          <w:rFonts w:ascii="Times New Roman" w:eastAsia="Times New Roman" w:hAnsi="Times New Roman" w:cs="Times New Roman"/>
-          <w:sz w:val="24"/>
-          <w:lang w:val="en-US"/>
-        </w:rPr>
-        <w:t xml:space="preserve">, 2019; Title: </w:t>
+        <w:t>rd</w:t>
+      </w:r>
+      <w:r>
+        <w:rPr>
+          <w:rFonts w:ascii="Times New Roman" w:eastAsia="Times New Roman" w:hAnsi="Times New Roman" w:cs="Times New Roman"/>
+          <w:sz w:val="24"/>
+          <w:lang w:val="en-US"/>
+        </w:rPr>
+        <w:t xml:space="preserve">, 2021; Title: </w:t>
       </w:r>
       <w:r>
         <w:rPr>
@@ -22866,29 +21551,15 @@
           <w:sz w:val="24"/>
           <w:lang w:val="en-US"/>
         </w:rPr>
-        <w:t>Measuring the ‘</w:t>
-      </w:r>
-      <w:proofErr w:type="spellStart"/>
-      <w:r>
-        <w:rPr>
-          <w:rFonts w:ascii="Times New Roman" w:eastAsia="Times New Roman" w:hAnsi="Times New Roman" w:cs="Times New Roman"/>
-          <w:i/>
-          <w:iCs/>
-          <w:sz w:val="24"/>
-          <w:lang w:val="en-US"/>
-        </w:rPr>
-        <w:t>urbanness</w:t>
-      </w:r>
-      <w:proofErr w:type="spellEnd"/>
-      <w:r>
-        <w:rPr>
-          <w:rFonts w:ascii="Times New Roman" w:eastAsia="Times New Roman" w:hAnsi="Times New Roman" w:cs="Times New Roman"/>
-          <w:i/>
-          <w:iCs/>
-          <w:sz w:val="24"/>
-          <w:lang w:val="en-US"/>
-        </w:rPr>
-        <w:t>’ of bird species and communities.</w:t>
+        <w:t>How to make an urban greenspace attractive to biodiversity</w:t>
+      </w:r>
+      <w:r>
+        <w:rPr>
+          <w:rFonts w:ascii="Times New Roman" w:eastAsia="Times New Roman" w:hAnsi="Times New Roman" w:cs="Times New Roman"/>
+          <w:sz w:val="24"/>
+          <w:lang w:val="en-US"/>
+        </w:rPr>
+        <w:t>.</w:t>
       </w:r>
     </w:p>
     <w:p>
@@ -22898,17 +21569,101 @@
         <w:rPr>
           <w:rFonts w:ascii="Times New Roman" w:eastAsia="Times New Roman" w:hAnsi="Times New Roman" w:cs="Times New Roman"/>
           <w:sz w:val="24"/>
+          <w:lang w:val="en-US"/>
+        </w:rPr>
+      </w:pPr>
+      <w:r>
+        <w:rPr>
+          <w:rFonts w:ascii="Times New Roman" w:eastAsia="Times New Roman" w:hAnsi="Times New Roman" w:cs="Times New Roman"/>
+          <w:sz w:val="24"/>
+          <w:lang w:val="en-US"/>
+        </w:rPr>
+        <w:t xml:space="preserve">5. </w:t>
+      </w:r>
+      <w:r>
+        <w:rPr>
+          <w:rFonts w:ascii="Times New Roman" w:eastAsia="Times New Roman" w:hAnsi="Times New Roman" w:cs="Times New Roman"/>
+          <w:sz w:val="24"/>
           <w:u w:val="single"/>
           <w:lang w:val="en-US"/>
         </w:rPr>
-      </w:pPr>
-      <w:r>
-        <w:rPr>
-          <w:rFonts w:ascii="Times New Roman" w:eastAsia="Times New Roman" w:hAnsi="Times New Roman" w:cs="Times New Roman"/>
-          <w:sz w:val="24"/>
-          <w:lang w:val="en-US"/>
-        </w:rPr>
-        <w:lastRenderedPageBreak/>
+        <w:t>Callaghan, C. T.</w:t>
+      </w:r>
+      <w:r>
+        <w:rPr>
+          <w:rFonts w:ascii="Times New Roman" w:eastAsia="Times New Roman" w:hAnsi="Times New Roman" w:cs="Times New Roman"/>
+          <w:sz w:val="24"/>
+          <w:lang w:val="en-US"/>
+        </w:rPr>
+        <w:t xml:space="preserve"> Australian Museum/Royal Botanic Gardens ECR Forum – February 27</w:t>
+      </w:r>
+      <w:r>
+        <w:rPr>
+          <w:rFonts w:ascii="Times New Roman" w:eastAsia="Times New Roman" w:hAnsi="Times New Roman" w:cs="Times New Roman"/>
+          <w:sz w:val="24"/>
+          <w:vertAlign w:val="superscript"/>
+          <w:lang w:val="en-US"/>
+        </w:rPr>
+        <w:t>th</w:t>
+      </w:r>
+      <w:r>
+        <w:rPr>
+          <w:rFonts w:ascii="Times New Roman" w:eastAsia="Times New Roman" w:hAnsi="Times New Roman" w:cs="Times New Roman"/>
+          <w:sz w:val="24"/>
+          <w:lang w:val="en-US"/>
+        </w:rPr>
+        <w:t xml:space="preserve">, 2019; Title: </w:t>
+      </w:r>
+      <w:r>
+        <w:rPr>
+          <w:rFonts w:ascii="Times New Roman" w:eastAsia="Times New Roman" w:hAnsi="Times New Roman" w:cs="Times New Roman"/>
+          <w:i/>
+          <w:iCs/>
+          <w:sz w:val="24"/>
+          <w:lang w:val="en-US"/>
+        </w:rPr>
+        <w:t>Measuring the ‘</w:t>
+      </w:r>
+      <w:proofErr w:type="spellStart"/>
+      <w:r>
+        <w:rPr>
+          <w:rFonts w:ascii="Times New Roman" w:eastAsia="Times New Roman" w:hAnsi="Times New Roman" w:cs="Times New Roman"/>
+          <w:i/>
+          <w:iCs/>
+          <w:sz w:val="24"/>
+          <w:lang w:val="en-US"/>
+        </w:rPr>
+        <w:t>urbanness</w:t>
+      </w:r>
+      <w:proofErr w:type="spellEnd"/>
+      <w:r>
+        <w:rPr>
+          <w:rFonts w:ascii="Times New Roman" w:eastAsia="Times New Roman" w:hAnsi="Times New Roman" w:cs="Times New Roman"/>
+          <w:i/>
+          <w:iCs/>
+          <w:sz w:val="24"/>
+          <w:lang w:val="en-US"/>
+        </w:rPr>
+        <w:t>’ of bird species and communities.</w:t>
+      </w:r>
+    </w:p>
+    <w:p>
+      <w:pPr>
+        <w:spacing w:after="0" w:line="240" w:lineRule="auto"/>
+        <w:ind w:left="720" w:hanging="720"/>
+        <w:rPr>
+          <w:rFonts w:ascii="Times New Roman" w:eastAsia="Times New Roman" w:hAnsi="Times New Roman" w:cs="Times New Roman"/>
+          <w:sz w:val="24"/>
+          <w:u w:val="single"/>
+          <w:lang w:val="en-US"/>
+        </w:rPr>
+      </w:pPr>
+      <w:r>
+        <w:rPr>
+          <w:rFonts w:ascii="Times New Roman" w:eastAsia="Times New Roman" w:hAnsi="Times New Roman" w:cs="Times New Roman"/>
+          <w:sz w:val="24"/>
+          <w:lang w:val="en-US"/>
+        </w:rPr>
         <w:t>4</w:t>
       </w:r>
       <w:r>
@@ -23311,43 +22066,7 @@
           <w:sz w:val="24"/>
           <w:szCs w:val="24"/>
         </w:rPr>
-        <w:t>5</w:t>
-      </w:r>
-      <w:r>
-        <w:rPr>
-          <w:rFonts w:ascii="Times New Roman" w:hAnsi="Times New Roman"/>
-          <w:color w:val="000000"/>
-          <w:sz w:val="24"/>
-          <w:szCs w:val="24"/>
-        </w:rPr>
-        <w:t>9</w:t>
-      </w:r>
-      <w:r>
-        <w:rPr>
-          <w:rFonts w:ascii="Times New Roman" w:hAnsi="Times New Roman"/>
-          <w:color w:val="000000"/>
-          <w:sz w:val="24"/>
-          <w:szCs w:val="24"/>
-        </w:rPr>
-        <w:t>. Barratt Heitmann, J</w:t>
-      </w:r>
-      <w:r>
-        <w:rPr>
-          <w:rFonts w:ascii="Times New Roman" w:hAnsi="Times New Roman"/>
-          <w:color w:val="000000"/>
-          <w:sz w:val="24"/>
-          <w:szCs w:val="24"/>
-        </w:rPr>
-        <w:t>.</w:t>
-      </w:r>
-      <w:r>
-        <w:rPr>
-          <w:rFonts w:ascii="Times New Roman" w:hAnsi="Times New Roman"/>
-          <w:color w:val="000000"/>
-          <w:sz w:val="24"/>
-          <w:szCs w:val="24"/>
-        </w:rPr>
-        <w:t xml:space="preserve">, B. M. Mason, and </w:t>
+        <w:t xml:space="preserve">63. Alvarez-Abreu, O., B. M. Mason, and </w:t>
       </w:r>
       <w:r>
         <w:rPr>
@@ -23366,7 +22085,27 @@
           <w:sz w:val="24"/>
           <w:szCs w:val="24"/>
         </w:rPr>
-        <w:t xml:space="preserve">. 2025. Contributions of geographically isolated wetlands to bird biodiversity across the conterminous United States. </w:t>
+        <w:t xml:space="preserve">. 2026. The impact of biodiversity big data on the current knowledge of </w:t>
+      </w:r>
+      <w:proofErr w:type="spellStart"/>
+      <w:r>
+        <w:rPr>
+          <w:rFonts w:ascii="Times New Roman" w:hAnsi="Times New Roman"/>
+          <w:color w:val="000000"/>
+          <w:sz w:val="24"/>
+          <w:szCs w:val="24"/>
+        </w:rPr>
+        <w:t>mollusks</w:t>
+      </w:r>
+      <w:proofErr w:type="spellEnd"/>
+      <w:r>
+        <w:rPr>
+          <w:rFonts w:ascii="Times New Roman" w:hAnsi="Times New Roman"/>
+          <w:color w:val="000000"/>
+          <w:sz w:val="24"/>
+          <w:szCs w:val="24"/>
+        </w:rPr>
+        <w:t xml:space="preserve"> in the Americas. </w:t>
       </w:r>
       <w:r>
         <w:rPr>
@@ -23377,16 +22116,16 @@
           <w:sz w:val="24"/>
           <w:szCs w:val="24"/>
         </w:rPr>
-        <w:t>The 2025 Annual Meeting of the Ecological Society of America</w:t>
-      </w:r>
-      <w:r>
-        <w:rPr>
-          <w:rFonts w:ascii="Times New Roman" w:hAnsi="Times New Roman"/>
-          <w:color w:val="000000"/>
-          <w:sz w:val="24"/>
-          <w:szCs w:val="24"/>
-        </w:rPr>
-        <w:t>; Baltimore, Maryland. August 10-15</w:t>
+        <w:t>Latin American Congress of Malacology</w:t>
+      </w:r>
+      <w:r>
+        <w:rPr>
+          <w:rFonts w:ascii="Times New Roman" w:hAnsi="Times New Roman"/>
+          <w:color w:val="000000"/>
+          <w:sz w:val="24"/>
+          <w:szCs w:val="24"/>
+        </w:rPr>
+        <w:t>; Cartagena, Colombia, August 17-21</w:t>
       </w:r>
       <w:r>
         <w:rPr>
@@ -23396,33 +22135,16 @@
           <w:szCs w:val="24"/>
           <w:vertAlign w:val="superscript"/>
         </w:rPr>
-        <w:t>th</w:t>
-      </w:r>
-      <w:r>
-        <w:rPr>
-          <w:rFonts w:ascii="Times New Roman" w:hAnsi="Times New Roman"/>
-          <w:color w:val="000000"/>
-          <w:sz w:val="24"/>
-          <w:szCs w:val="24"/>
-        </w:rPr>
-        <w:t>, 2025. (</w:t>
-      </w:r>
-      <w:r>
-        <w:rPr>
-          <w:rFonts w:ascii="Times New Roman" w:hAnsi="Times New Roman"/>
-          <w:sz w:val="24"/>
-          <w:szCs w:val="24"/>
-        </w:rPr>
-        <w:t>Oral presentation</w:t>
-      </w:r>
-      <w:r>
-        <w:rPr>
-          <w:rFonts w:ascii="Times New Roman" w:hAnsi="Times New Roman"/>
-          <w:color w:val="000000"/>
-          <w:sz w:val="24"/>
-          <w:szCs w:val="24"/>
-        </w:rPr>
-        <w:t>)</w:t>
+        <w:t>st</w:t>
+      </w:r>
+      <w:r>
+        <w:rPr>
+          <w:rFonts w:ascii="Times New Roman" w:hAnsi="Times New Roman"/>
+          <w:color w:val="000000"/>
+          <w:sz w:val="24"/>
+          <w:szCs w:val="24"/>
+        </w:rPr>
+        <w:t xml:space="preserve">, 2026. (Poster presentation) </w:t>
       </w:r>
     </w:p>
     <w:p>
@@ -23444,28 +22166,16 @@
           <w:color w:val="000000"/>
           <w:sz w:val="24"/>
           <w:szCs w:val="24"/>
-          <w:lang w:val="en-US"/>
-        </w:rPr>
-      </w:pPr>
-      <w:r>
-        <w:rPr>
-          <w:rFonts w:ascii="Times New Roman" w:hAnsi="Times New Roman"/>
-          <w:color w:val="000000"/>
-          <w:sz w:val="24"/>
-          <w:szCs w:val="24"/>
-          <w:lang w:val="en-US"/>
-        </w:rPr>
-        <w:t xml:space="preserve">58. </w:t>
-      </w:r>
-      <w:r>
-        <w:rPr>
-          <w:rFonts w:ascii="Times New Roman" w:hAnsi="Times New Roman"/>
-          <w:color w:val="000000"/>
-          <w:sz w:val="24"/>
-          <w:szCs w:val="24"/>
-          <w:lang w:val="en-US"/>
-        </w:rPr>
-        <w:t xml:space="preserve">Mason, B. M., and </w:t>
+        </w:rPr>
+      </w:pPr>
+      <w:r>
+        <w:rPr>
+          <w:rFonts w:ascii="Times New Roman" w:hAnsi="Times New Roman"/>
+          <w:color w:val="000000"/>
+          <w:sz w:val="24"/>
+          <w:szCs w:val="24"/>
+        </w:rPr>
+        <w:t xml:space="preserve">62. </w:t>
       </w:r>
       <w:r>
         <w:rPr>
@@ -23474,19 +22184,53 @@
           <w:sz w:val="24"/>
           <w:szCs w:val="24"/>
           <w:u w:val="single"/>
-          <w:lang w:val="en-US"/>
-        </w:rPr>
-        <w:t>C. T. Callaghan</w:t>
-      </w:r>
-      <w:r>
-        <w:rPr>
-          <w:rFonts w:ascii="Times New Roman" w:hAnsi="Times New Roman"/>
-          <w:color w:val="000000"/>
-          <w:sz w:val="24"/>
-          <w:szCs w:val="24"/>
-          <w:lang w:val="en-US"/>
-        </w:rPr>
-        <w:t xml:space="preserve">. 2025. A comprehensive literature review on the use of iNaturalist data in scientific research. </w:t>
+        </w:rPr>
+        <w:t>Callaghan, C. T.</w:t>
+      </w:r>
+      <w:r>
+        <w:rPr>
+          <w:rFonts w:ascii="Times New Roman" w:hAnsi="Times New Roman"/>
+          <w:color w:val="000000"/>
+          <w:sz w:val="24"/>
+          <w:szCs w:val="24"/>
+        </w:rPr>
+        <w:t xml:space="preserve">, L. P. Hoskins, J. Barratt Heitmann, </w:t>
+      </w:r>
+      <w:r>
+        <w:rPr>
+          <w:rFonts w:ascii="Times New Roman" w:hAnsi="Times New Roman"/>
+          <w:color w:val="000000"/>
+          <w:sz w:val="24"/>
+          <w:szCs w:val="24"/>
+        </w:rPr>
+        <w:t>and B. M. Mason</w:t>
+      </w:r>
+      <w:r>
+        <w:rPr>
+          <w:rFonts w:ascii="Times New Roman" w:hAnsi="Times New Roman"/>
+          <w:color w:val="000000"/>
+          <w:sz w:val="24"/>
+          <w:szCs w:val="24"/>
+        </w:rPr>
+        <w:t>.</w:t>
+      </w:r>
+      <w:r>
+        <w:rPr>
+          <w:rFonts w:ascii="Times New Roman" w:hAnsi="Times New Roman"/>
+          <w:color w:val="000000"/>
+          <w:sz w:val="24"/>
+          <w:szCs w:val="24"/>
+        </w:rPr>
+        <w:t xml:space="preserve"> 2026</w:t>
+      </w:r>
+      <w:r>
+        <w:rPr>
+          <w:rFonts w:ascii="Times New Roman" w:hAnsi="Times New Roman"/>
+          <w:color w:val="000000"/>
+          <w:sz w:val="24"/>
+          <w:szCs w:val="24"/>
+        </w:rPr>
+        <w:t xml:space="preserve">. A framework to quantify the biodiversity value of a bioblitz. </w:t>
       </w:r>
       <w:r>
         <w:rPr>
@@ -23496,19 +22240,35 @@
           <w:color w:val="000000"/>
           <w:sz w:val="24"/>
           <w:szCs w:val="24"/>
-          <w:lang w:val="en-US"/>
-        </w:rPr>
-        <w:t>The 2025 Annual Meeting of the Ecological Society of America</w:t>
-      </w:r>
-      <w:r>
-        <w:rPr>
-          <w:rFonts w:ascii="Times New Roman" w:hAnsi="Times New Roman"/>
-          <w:color w:val="000000"/>
-          <w:sz w:val="24"/>
-          <w:szCs w:val="24"/>
-          <w:lang w:val="en-US"/>
-        </w:rPr>
-        <w:t>; Baltimore, Maryland. August 10-15</w:t>
+        </w:rPr>
+        <w:t>The 2026 Annual Meeting of the Ecological Society of America</w:t>
+      </w:r>
+      <w:r>
+        <w:rPr>
+          <w:rFonts w:ascii="Times New Roman" w:hAnsi="Times New Roman"/>
+          <w:color w:val="000000"/>
+          <w:sz w:val="24"/>
+          <w:szCs w:val="24"/>
+        </w:rPr>
+        <w:t>;</w:t>
+      </w:r>
+      <w:r>
+        <w:rPr>
+          <w:rFonts w:ascii="Times New Roman" w:hAnsi="Times New Roman"/>
+          <w:color w:val="000000"/>
+          <w:sz w:val="24"/>
+          <w:szCs w:val="24"/>
+        </w:rPr>
+        <w:t xml:space="preserve"> Salt Lake City, Utah</w:t>
+      </w:r>
+      <w:r>
+        <w:rPr>
+          <w:rFonts w:ascii="Times New Roman" w:hAnsi="Times New Roman"/>
+          <w:color w:val="000000"/>
+          <w:sz w:val="24"/>
+          <w:szCs w:val="24"/>
+        </w:rPr>
+        <w:t>, July 26-31</w:t>
       </w:r>
       <w:r>
         <w:rPr>
@@ -23517,19 +22277,17 @@
           <w:sz w:val="24"/>
           <w:szCs w:val="24"/>
           <w:vertAlign w:val="superscript"/>
-          <w:lang w:val="en-US"/>
-        </w:rPr>
-        <w:t>th</w:t>
-      </w:r>
-      <w:r>
-        <w:rPr>
-          <w:rFonts w:ascii="Times New Roman" w:hAnsi="Times New Roman"/>
-          <w:color w:val="000000"/>
-          <w:sz w:val="24"/>
-          <w:szCs w:val="24"/>
-          <w:lang w:val="en-US"/>
-        </w:rPr>
-        <w:t>, 2025. (Oral presentation)</w:t>
+        </w:rPr>
+        <w:t>st</w:t>
+      </w:r>
+      <w:r>
+        <w:rPr>
+          <w:rFonts w:ascii="Times New Roman" w:hAnsi="Times New Roman"/>
+          <w:color w:val="000000"/>
+          <w:sz w:val="24"/>
+          <w:szCs w:val="24"/>
+        </w:rPr>
+        <w:t>, 2026. (Poster presentation)</w:t>
       </w:r>
     </w:p>
     <w:p>
@@ -23560,7 +22318,55 @@
           <w:sz w:val="24"/>
           <w:szCs w:val="24"/>
         </w:rPr>
-        <w:t>5</w:t>
+        <w:t xml:space="preserve">61. </w:t>
+      </w:r>
+      <w:r>
+        <w:rPr>
+          <w:rFonts w:ascii="Times New Roman" w:hAnsi="Times New Roman"/>
+          <w:color w:val="000000"/>
+          <w:sz w:val="24"/>
+          <w:szCs w:val="24"/>
+        </w:rPr>
+        <w:t xml:space="preserve">Fussell Persaud, C. A., J. R. Barratt Heitmann, M. Zuliani, B. M. Mason, J. Mulling, and </w:t>
+      </w:r>
+      <w:r>
+        <w:rPr>
+          <w:rFonts w:ascii="Times New Roman" w:hAnsi="Times New Roman"/>
+          <w:color w:val="000000"/>
+          <w:sz w:val="24"/>
+          <w:szCs w:val="24"/>
+          <w:u w:val="single"/>
+        </w:rPr>
+        <w:t>C. T. Callaghan</w:t>
+      </w:r>
+      <w:r>
+        <w:rPr>
+          <w:rFonts w:ascii="Times New Roman" w:hAnsi="Times New Roman"/>
+          <w:color w:val="000000"/>
+          <w:sz w:val="24"/>
+          <w:szCs w:val="24"/>
+        </w:rPr>
+        <w:t>. 2026. Assessing the potential of eBird data to track changes in abundance of wading birds in south Florida: Implications for Caribbean monitoring.  </w:t>
+      </w:r>
+      <w:r>
+        <w:rPr>
+          <w:rFonts w:ascii="Times New Roman" w:hAnsi="Times New Roman"/>
+          <w:i/>
+          <w:iCs/>
+          <w:color w:val="000000"/>
+          <w:sz w:val="24"/>
+          <w:szCs w:val="24"/>
+        </w:rPr>
+        <w:t>Birds Caribbean 25th International Conference</w:t>
+      </w:r>
+      <w:r>
+        <w:rPr>
+          <w:rFonts w:ascii="Times New Roman" w:hAnsi="Times New Roman"/>
+          <w:color w:val="000000"/>
+          <w:sz w:val="24"/>
+          <w:szCs w:val="24"/>
+        </w:rPr>
+        <w:t>; Trinidad and Tobago, July 23-2</w:t>
       </w:r>
       <w:r>
         <w:rPr>
@@ -23577,47 +22383,6 @@
           <w:color w:val="000000"/>
           <w:sz w:val="24"/>
           <w:szCs w:val="24"/>
-        </w:rPr>
-        <w:t xml:space="preserve">. Marquis, M. K., B. M. Mason, and </w:t>
-      </w:r>
-      <w:r>
-        <w:rPr>
-          <w:rFonts w:ascii="Times New Roman" w:hAnsi="Times New Roman"/>
-          <w:color w:val="000000"/>
-          <w:sz w:val="24"/>
-          <w:szCs w:val="24"/>
-          <w:u w:val="single"/>
-        </w:rPr>
-        <w:t>C. T. Callaghan</w:t>
-      </w:r>
-      <w:r>
-        <w:rPr>
-          <w:rFonts w:ascii="Times New Roman" w:hAnsi="Times New Roman"/>
-          <w:color w:val="000000"/>
-          <w:sz w:val="24"/>
-          <w:szCs w:val="24"/>
-        </w:rPr>
-        <w:t xml:space="preserve">. 2025. Changes in insect pollinator phenology across a gradient of anthropogenic change in Florida. </w:t>
-      </w:r>
-      <w:r>
-        <w:rPr>
-          <w:rFonts w:ascii="Times New Roman" w:hAnsi="Times New Roman"/>
-          <w:i/>
-          <w:iCs/>
-          <w:color w:val="000000"/>
-          <w:sz w:val="24"/>
-          <w:szCs w:val="24"/>
-        </w:rPr>
-        <w:t>8</w:t>
-      </w:r>
-      <w:r>
-        <w:rPr>
-          <w:rFonts w:ascii="Times New Roman" w:hAnsi="Times New Roman"/>
-          <w:i/>
-          <w:iCs/>
-          <w:color w:val="000000"/>
-          <w:sz w:val="24"/>
-          <w:szCs w:val="24"/>
           <w:vertAlign w:val="superscript"/>
         </w:rPr>
         <w:t>th</w:t>
@@ -23625,59 +22390,11 @@
       <w:r>
         <w:rPr>
           <w:rFonts w:ascii="Times New Roman" w:hAnsi="Times New Roman"/>
-          <w:i/>
-          <w:iCs/>
-          <w:color w:val="000000"/>
-          <w:sz w:val="24"/>
-          <w:szCs w:val="24"/>
-        </w:rPr>
-        <w:t xml:space="preserve"> Annual South Florida Student &amp; Post-Doc Research Symposium</w:t>
-      </w:r>
-      <w:r>
-        <w:rPr>
-          <w:rFonts w:ascii="Times New Roman" w:hAnsi="Times New Roman"/>
-          <w:color w:val="000000"/>
-          <w:sz w:val="24"/>
-          <w:szCs w:val="24"/>
-        </w:rPr>
-        <w:t xml:space="preserve">; Everglades Research and Education </w:t>
-      </w:r>
-      <w:proofErr w:type="spellStart"/>
-      <w:r>
-        <w:rPr>
-          <w:rFonts w:ascii="Times New Roman" w:hAnsi="Times New Roman"/>
-          <w:color w:val="000000"/>
-          <w:sz w:val="24"/>
-          <w:szCs w:val="24"/>
-        </w:rPr>
-        <w:t>Center</w:t>
-      </w:r>
-      <w:proofErr w:type="spellEnd"/>
-      <w:r>
-        <w:rPr>
-          <w:rFonts w:ascii="Times New Roman" w:hAnsi="Times New Roman"/>
-          <w:color w:val="000000"/>
-          <w:sz w:val="24"/>
-          <w:szCs w:val="24"/>
-        </w:rPr>
-        <w:t>, Belle, Glade, Florida. July 25, 2025. (</w:t>
-      </w:r>
-      <w:r>
-        <w:rPr>
-          <w:rFonts w:ascii="Times New Roman" w:hAnsi="Times New Roman"/>
-          <w:sz w:val="24"/>
-          <w:szCs w:val="24"/>
-        </w:rPr>
-        <w:t>Oral presentation</w:t>
-      </w:r>
-      <w:r>
-        <w:rPr>
-          <w:rFonts w:ascii="Times New Roman" w:hAnsi="Times New Roman"/>
-          <w:color w:val="000000"/>
-          <w:sz w:val="24"/>
-          <w:szCs w:val="24"/>
-        </w:rPr>
-        <w:t>)</w:t>
+          <w:color w:val="000000"/>
+          <w:sz w:val="24"/>
+          <w:szCs w:val="24"/>
+        </w:rPr>
+        <w:t>. (Poster presentation)</w:t>
       </w:r>
     </w:p>
     <w:p>
@@ -23708,7 +22425,56 @@
           <w:sz w:val="24"/>
           <w:szCs w:val="24"/>
         </w:rPr>
-        <w:t>5</w:t>
+        <w:t xml:space="preserve">60. </w:t>
+      </w:r>
+      <w:r>
+        <w:rPr>
+          <w:rFonts w:ascii="Times New Roman" w:hAnsi="Times New Roman"/>
+          <w:color w:val="000000"/>
+          <w:sz w:val="24"/>
+          <w:szCs w:val="24"/>
+          <w:u w:val="single"/>
+        </w:rPr>
+        <w:t>Mason</w:t>
+      </w:r>
+      <w:r>
+        <w:rPr>
+          <w:rFonts w:ascii="Times New Roman" w:hAnsi="Times New Roman"/>
+          <w:color w:val="000000"/>
+          <w:sz w:val="24"/>
+          <w:szCs w:val="24"/>
+          <w:u w:val="single"/>
+        </w:rPr>
+        <w:t>, B. M.</w:t>
+      </w:r>
+      <w:r>
+        <w:rPr>
+          <w:rFonts w:ascii="Times New Roman" w:hAnsi="Times New Roman"/>
+          <w:color w:val="000000"/>
+          <w:sz w:val="24"/>
+          <w:szCs w:val="24"/>
+        </w:rPr>
+        <w:t xml:space="preserve">, Z. Fehr, K. Hart, and C. T. Callaghan. 2026. Evaluating sea turtle relocation trawling: capture frequencies and post-release site use. </w:t>
+      </w:r>
+      <w:r>
+        <w:rPr>
+          <w:rFonts w:ascii="Times New Roman" w:hAnsi="Times New Roman"/>
+          <w:i/>
+          <w:iCs/>
+          <w:color w:val="000000"/>
+          <w:sz w:val="24"/>
+          <w:szCs w:val="24"/>
+        </w:rPr>
+        <w:t>The 2026 North American Congress for Conservation and Restoration</w:t>
+      </w:r>
+      <w:r>
+        <w:rPr>
+          <w:rFonts w:ascii="Times New Roman" w:hAnsi="Times New Roman"/>
+          <w:color w:val="000000"/>
+          <w:sz w:val="24"/>
+          <w:szCs w:val="24"/>
+        </w:rPr>
+        <w:t>; Milwaukee, Wisconsin, July 12-1</w:t>
       </w:r>
       <w:r>
         <w:rPr>
@@ -23725,27 +22491,9 @@
           <w:color w:val="000000"/>
           <w:sz w:val="24"/>
           <w:szCs w:val="24"/>
-        </w:rPr>
-        <w:t xml:space="preserve">. Fussell Persaud, C. A., J. R. Barratt Heitmann, M. Zuliani, B. M. Mason, J. Mulling, and </w:t>
-      </w:r>
-      <w:r>
-        <w:rPr>
-          <w:rFonts w:ascii="Times New Roman" w:hAnsi="Times New Roman"/>
-          <w:color w:val="000000"/>
-          <w:sz w:val="24"/>
-          <w:szCs w:val="24"/>
-          <w:u w:val="single"/>
-        </w:rPr>
-        <w:t>C. T. Callaghan</w:t>
-      </w:r>
-      <w:r>
-        <w:rPr>
-          <w:rFonts w:ascii="Times New Roman" w:hAnsi="Times New Roman"/>
-          <w:color w:val="000000"/>
-          <w:sz w:val="24"/>
-          <w:szCs w:val="24"/>
-        </w:rPr>
-        <w:t xml:space="preserve">. 2025. Assessing the potential of eBird data to track changes in abundance of wading birds in South Florida. </w:t>
+          <w:vertAlign w:val="superscript"/>
+        </w:rPr>
+        <w:t>th</w:t>
       </w:r>
       <w:r>
         <w:rPr>
@@ -23756,76 +22504,16 @@
           <w:sz w:val="24"/>
           <w:szCs w:val="24"/>
         </w:rPr>
-        <w:t>8</w:t>
-      </w:r>
-      <w:r>
-        <w:rPr>
-          <w:rFonts w:ascii="Times New Roman" w:hAnsi="Times New Roman"/>
-          <w:i/>
-          <w:iCs/>
-          <w:color w:val="000000"/>
-          <w:sz w:val="24"/>
-          <w:szCs w:val="24"/>
-          <w:vertAlign w:val="superscript"/>
-        </w:rPr>
-        <w:t>th</w:t>
-      </w:r>
-      <w:r>
-        <w:rPr>
-          <w:rFonts w:ascii="Times New Roman" w:hAnsi="Times New Roman"/>
-          <w:i/>
-          <w:iCs/>
-          <w:color w:val="000000"/>
-          <w:sz w:val="24"/>
-          <w:szCs w:val="24"/>
-        </w:rPr>
-        <w:t xml:space="preserve"> Annual South Florida Student &amp; Post-Doc Research Symposium</w:t>
-      </w:r>
-      <w:r>
-        <w:rPr>
-          <w:rFonts w:ascii="Times New Roman" w:hAnsi="Times New Roman"/>
-          <w:color w:val="000000"/>
-          <w:sz w:val="24"/>
-          <w:szCs w:val="24"/>
-        </w:rPr>
-        <w:t xml:space="preserve">; Everglades Research and Education </w:t>
-      </w:r>
-      <w:proofErr w:type="spellStart"/>
-      <w:r>
-        <w:rPr>
-          <w:rFonts w:ascii="Times New Roman" w:hAnsi="Times New Roman"/>
-          <w:color w:val="000000"/>
-          <w:sz w:val="24"/>
-          <w:szCs w:val="24"/>
-        </w:rPr>
-        <w:t>Center</w:t>
-      </w:r>
-      <w:proofErr w:type="spellEnd"/>
-      <w:r>
-        <w:rPr>
-          <w:rFonts w:ascii="Times New Roman" w:hAnsi="Times New Roman"/>
-          <w:color w:val="000000"/>
-          <w:sz w:val="24"/>
-          <w:szCs w:val="24"/>
-        </w:rPr>
-        <w:t>, Belle, Glade, Florida. July 25, 2025. (</w:t>
-      </w:r>
-      <w:r>
-        <w:rPr>
-          <w:rFonts w:ascii="Times New Roman" w:hAnsi="Times New Roman"/>
-          <w:sz w:val="24"/>
-          <w:szCs w:val="24"/>
-        </w:rPr>
-        <w:t>Poster presentation</w:t>
-      </w:r>
-      <w:r>
-        <w:rPr>
-          <w:rFonts w:ascii="Times New Roman" w:hAnsi="Times New Roman"/>
-          <w:color w:val="000000"/>
-          <w:sz w:val="24"/>
-          <w:szCs w:val="24"/>
-        </w:rPr>
-        <w:t>)</w:t>
+        <w:t>. </w:t>
+      </w:r>
+      <w:r>
+        <w:rPr>
+          <w:rFonts w:ascii="Times New Roman" w:hAnsi="Times New Roman"/>
+          <w:color w:val="000000"/>
+          <w:sz w:val="24"/>
+          <w:szCs w:val="24"/>
+        </w:rPr>
+        <w:t>(Oral presentation)</w:t>
       </w:r>
     </w:p>
     <w:p>
@@ -23856,45 +22544,34 @@
           <w:sz w:val="24"/>
           <w:szCs w:val="24"/>
         </w:rPr>
-        <w:t>5</w:t>
-      </w:r>
-      <w:r>
-        <w:rPr>
-          <w:rFonts w:ascii="Times New Roman" w:hAnsi="Times New Roman"/>
-          <w:color w:val="000000"/>
-          <w:sz w:val="24"/>
-          <w:szCs w:val="24"/>
-        </w:rPr>
-        <w:t>5</w:t>
-      </w:r>
-      <w:r>
-        <w:rPr>
-          <w:rFonts w:ascii="Times New Roman" w:hAnsi="Times New Roman"/>
-          <w:color w:val="000000"/>
-          <w:sz w:val="24"/>
-          <w:szCs w:val="24"/>
-        </w:rPr>
-        <w:t xml:space="preserve">. </w:t>
-      </w:r>
-      <w:proofErr w:type="spellStart"/>
-      <w:r>
-        <w:rPr>
-          <w:rFonts w:ascii="Times New Roman" w:hAnsi="Times New Roman"/>
-          <w:color w:val="000000"/>
-          <w:sz w:val="24"/>
-          <w:szCs w:val="24"/>
-        </w:rPr>
-        <w:t>Swigris</w:t>
-      </w:r>
-      <w:proofErr w:type="spellEnd"/>
-      <w:r>
-        <w:rPr>
-          <w:rFonts w:ascii="Times New Roman" w:hAnsi="Times New Roman"/>
-          <w:color w:val="000000"/>
-          <w:sz w:val="24"/>
-          <w:szCs w:val="24"/>
-        </w:rPr>
-        <w:t xml:space="preserve">, A., and </w:t>
+        <w:t>59</w:t>
+      </w:r>
+      <w:r>
+        <w:rPr>
+          <w:rFonts w:ascii="Times New Roman" w:hAnsi="Times New Roman"/>
+          <w:color w:val="000000"/>
+          <w:sz w:val="24"/>
+          <w:szCs w:val="24"/>
+        </w:rPr>
+        <w:t>. Barratt Heitmann, J</w:t>
+      </w:r>
+      <w:r>
+        <w:rPr>
+          <w:rFonts w:ascii="Times New Roman" w:hAnsi="Times New Roman"/>
+          <w:color w:val="000000"/>
+          <w:sz w:val="24"/>
+          <w:szCs w:val="24"/>
+        </w:rPr>
+        <w:t>.</w:t>
+      </w:r>
+      <w:r>
+        <w:rPr>
+          <w:rFonts w:ascii="Times New Roman" w:hAnsi="Times New Roman"/>
+          <w:color w:val="000000"/>
+          <w:sz w:val="24"/>
+          <w:szCs w:val="24"/>
+        </w:rPr>
+        <w:t xml:space="preserve">, B. M. Mason, and </w:t>
       </w:r>
       <w:r>
         <w:rPr>
@@ -23913,7 +22590,7 @@
           <w:sz w:val="24"/>
           <w:szCs w:val="24"/>
         </w:rPr>
-        <w:t xml:space="preserve">. 2025. Investigating trophic dynamics in Lake Okeechobee’s pelagic zone. </w:t>
+        <w:t xml:space="preserve">. 2025. Contributions of geographically isolated wetlands to bird biodiversity across the conterminous United States. </w:t>
       </w:r>
       <w:r>
         <w:rPr>
@@ -23924,13 +22601,20 @@
           <w:sz w:val="24"/>
           <w:szCs w:val="24"/>
         </w:rPr>
-        <w:t>8</w:t>
-      </w:r>
-      <w:r>
-        <w:rPr>
-          <w:rFonts w:ascii="Times New Roman" w:hAnsi="Times New Roman"/>
-          <w:i/>
-          <w:iCs/>
+        <w:t>The 2025 Annual Meeting of the Ecological Society of America</w:t>
+      </w:r>
+      <w:r>
+        <w:rPr>
+          <w:rFonts w:ascii="Times New Roman" w:hAnsi="Times New Roman"/>
+          <w:color w:val="000000"/>
+          <w:sz w:val="24"/>
+          <w:szCs w:val="24"/>
+        </w:rPr>
+        <w:t>; Baltimore, Maryland. August 10-15</w:t>
+      </w:r>
+      <w:r>
+        <w:rPr>
+          <w:rFonts w:ascii="Times New Roman" w:hAnsi="Times New Roman"/>
           <w:color w:val="000000"/>
           <w:sz w:val="24"/>
           <w:szCs w:val="24"/>
@@ -23941,42 +22625,11 @@
       <w:r>
         <w:rPr>
           <w:rFonts w:ascii="Times New Roman" w:hAnsi="Times New Roman"/>
-          <w:i/>
-          <w:iCs/>
-          <w:color w:val="000000"/>
-          <w:sz w:val="24"/>
-          <w:szCs w:val="24"/>
-        </w:rPr>
-        <w:t xml:space="preserve"> Annual South Florida Student &amp; Post-Doc Research Symposium</w:t>
-      </w:r>
-      <w:r>
-        <w:rPr>
-          <w:rFonts w:ascii="Times New Roman" w:hAnsi="Times New Roman"/>
-          <w:color w:val="000000"/>
-          <w:sz w:val="24"/>
-          <w:szCs w:val="24"/>
-        </w:rPr>
-        <w:t xml:space="preserve">; Everglades Research and Education </w:t>
-      </w:r>
-      <w:proofErr w:type="spellStart"/>
-      <w:r>
-        <w:rPr>
-          <w:rFonts w:ascii="Times New Roman" w:hAnsi="Times New Roman"/>
-          <w:color w:val="000000"/>
-          <w:sz w:val="24"/>
-          <w:szCs w:val="24"/>
-        </w:rPr>
-        <w:t>Center</w:t>
-      </w:r>
-      <w:proofErr w:type="spellEnd"/>
-      <w:r>
-        <w:rPr>
-          <w:rFonts w:ascii="Times New Roman" w:hAnsi="Times New Roman"/>
-          <w:color w:val="000000"/>
-          <w:sz w:val="24"/>
-          <w:szCs w:val="24"/>
-        </w:rPr>
-        <w:t>, Belle, Glade, Florida. July 25, 2025. (</w:t>
+          <w:color w:val="000000"/>
+          <w:sz w:val="24"/>
+          <w:szCs w:val="24"/>
+        </w:rPr>
+        <w:t>, 2025. (</w:t>
       </w:r>
       <w:r>
         <w:rPr>
@@ -24015,34 +22668,28 @@
           <w:color w:val="000000"/>
           <w:sz w:val="24"/>
           <w:szCs w:val="24"/>
-        </w:rPr>
-      </w:pPr>
-      <w:r>
-        <w:rPr>
-          <w:rFonts w:ascii="Times New Roman" w:hAnsi="Times New Roman"/>
-          <w:color w:val="000000"/>
-          <w:sz w:val="24"/>
-          <w:szCs w:val="24"/>
-        </w:rPr>
-        <w:t>5</w:t>
-      </w:r>
-      <w:r>
-        <w:rPr>
-          <w:rFonts w:ascii="Times New Roman" w:hAnsi="Times New Roman"/>
-          <w:color w:val="000000"/>
-          <w:sz w:val="24"/>
-          <w:szCs w:val="24"/>
-        </w:rPr>
-        <w:t>4</w:t>
-      </w:r>
-      <w:r>
-        <w:rPr>
-          <w:rFonts w:ascii="Times New Roman" w:hAnsi="Times New Roman"/>
-          <w:color w:val="000000"/>
-          <w:sz w:val="24"/>
-          <w:szCs w:val="24"/>
-        </w:rPr>
-        <w:t xml:space="preserve">. Hoskins, L., and </w:t>
+          <w:lang w:val="en-US"/>
+        </w:rPr>
+      </w:pPr>
+      <w:r>
+        <w:rPr>
+          <w:rFonts w:ascii="Times New Roman" w:hAnsi="Times New Roman"/>
+          <w:color w:val="000000"/>
+          <w:sz w:val="24"/>
+          <w:szCs w:val="24"/>
+          <w:lang w:val="en-US"/>
+        </w:rPr>
+        <w:t xml:space="preserve">58. </w:t>
+      </w:r>
+      <w:r>
+        <w:rPr>
+          <w:rFonts w:ascii="Times New Roman" w:hAnsi="Times New Roman"/>
+          <w:color w:val="000000"/>
+          <w:sz w:val="24"/>
+          <w:szCs w:val="24"/>
+          <w:lang w:val="en-US"/>
+        </w:rPr>
+        <w:t xml:space="preserve">Mason, B. M., and </w:t>
       </w:r>
       <w:r>
         <w:rPr>
@@ -24051,6 +22698,7 @@
           <w:sz w:val="24"/>
           <w:szCs w:val="24"/>
           <w:u w:val="single"/>
+          <w:lang w:val="en-US"/>
         </w:rPr>
         <w:t>C. T. Callaghan</w:t>
       </w:r>
@@ -24060,8 +22708,9 @@
           <w:color w:val="000000"/>
           <w:sz w:val="24"/>
           <w:szCs w:val="24"/>
-        </w:rPr>
-        <w:t xml:space="preserve">. 2025. Investigating the correlation between avian biodiversity during migration and overwintering in urban greenspaces. </w:t>
+          <w:lang w:val="en-US"/>
+        </w:rPr>
+        <w:t xml:space="preserve">. 2025. A comprehensive literature review on the use of iNaturalist data in scientific research. </w:t>
       </w:r>
       <w:r>
         <w:rPr>
@@ -24071,77 +22720,40 @@
           <w:color w:val="000000"/>
           <w:sz w:val="24"/>
           <w:szCs w:val="24"/>
-        </w:rPr>
-        <w:t>8</w:t>
-      </w:r>
-      <w:r>
-        <w:rPr>
-          <w:rFonts w:ascii="Times New Roman" w:hAnsi="Times New Roman"/>
-          <w:i/>
-          <w:iCs/>
+          <w:lang w:val="en-US"/>
+        </w:rPr>
+        <w:t>The 2025 Annual Meeting of the Ecological Society of America</w:t>
+      </w:r>
+      <w:r>
+        <w:rPr>
+          <w:rFonts w:ascii="Times New Roman" w:hAnsi="Times New Roman"/>
+          <w:color w:val="000000"/>
+          <w:sz w:val="24"/>
+          <w:szCs w:val="24"/>
+          <w:lang w:val="en-US"/>
+        </w:rPr>
+        <w:t>; Baltimore, Maryland. August 10-15</w:t>
+      </w:r>
+      <w:r>
+        <w:rPr>
+          <w:rFonts w:ascii="Times New Roman" w:hAnsi="Times New Roman"/>
           <w:color w:val="000000"/>
           <w:sz w:val="24"/>
           <w:szCs w:val="24"/>
           <w:vertAlign w:val="superscript"/>
+          <w:lang w:val="en-US"/>
         </w:rPr>
         <w:t>th</w:t>
       </w:r>
       <w:r>
         <w:rPr>
           <w:rFonts w:ascii="Times New Roman" w:hAnsi="Times New Roman"/>
-          <w:i/>
-          <w:iCs/>
-          <w:color w:val="000000"/>
-          <w:sz w:val="24"/>
-          <w:szCs w:val="24"/>
-        </w:rPr>
-        <w:t xml:space="preserve"> Annual South Florida Student &amp; Post-Doc Research Symposium</w:t>
-      </w:r>
-      <w:r>
-        <w:rPr>
-          <w:rFonts w:ascii="Times New Roman" w:hAnsi="Times New Roman"/>
-          <w:color w:val="000000"/>
-          <w:sz w:val="24"/>
-          <w:szCs w:val="24"/>
-        </w:rPr>
-        <w:t xml:space="preserve">; Everglades Research and Education </w:t>
-      </w:r>
-      <w:proofErr w:type="spellStart"/>
-      <w:r>
-        <w:rPr>
-          <w:rFonts w:ascii="Times New Roman" w:hAnsi="Times New Roman"/>
-          <w:color w:val="000000"/>
-          <w:sz w:val="24"/>
-          <w:szCs w:val="24"/>
-        </w:rPr>
-        <w:t>Center</w:t>
-      </w:r>
-      <w:proofErr w:type="spellEnd"/>
-      <w:r>
-        <w:rPr>
-          <w:rFonts w:ascii="Times New Roman" w:hAnsi="Times New Roman"/>
-          <w:color w:val="000000"/>
-          <w:sz w:val="24"/>
-          <w:szCs w:val="24"/>
-        </w:rPr>
-        <w:t>, Belle, Glade, Florida. July 25, 2025. (</w:t>
-      </w:r>
-      <w:r>
-        <w:rPr>
-          <w:rFonts w:ascii="Times New Roman" w:hAnsi="Times New Roman"/>
-          <w:sz w:val="24"/>
-          <w:szCs w:val="24"/>
-        </w:rPr>
-        <w:t>Poster presentation</w:t>
-      </w:r>
-      <w:r>
-        <w:rPr>
-          <w:rFonts w:ascii="Times New Roman" w:hAnsi="Times New Roman"/>
-          <w:color w:val="000000"/>
-          <w:sz w:val="24"/>
-          <w:szCs w:val="24"/>
-        </w:rPr>
-        <w:t>)</w:t>
+          <w:color w:val="000000"/>
+          <w:sz w:val="24"/>
+          <w:szCs w:val="24"/>
+          <w:lang w:val="en-US"/>
+        </w:rPr>
+        <w:t>, 2025. (Oral presentation)</w:t>
       </w:r>
     </w:p>
     <w:p>
@@ -24172,82 +22784,58 @@
           <w:sz w:val="24"/>
           <w:szCs w:val="24"/>
         </w:rPr>
-        <w:t>5</w:t>
-      </w:r>
-      <w:r>
-        <w:rPr>
-          <w:rFonts w:ascii="Times New Roman" w:hAnsi="Times New Roman"/>
-          <w:color w:val="000000"/>
-          <w:sz w:val="24"/>
-          <w:szCs w:val="24"/>
-        </w:rPr>
-        <w:t>3</w:t>
-      </w:r>
-      <w:r>
-        <w:rPr>
-          <w:rFonts w:ascii="Times New Roman" w:hAnsi="Times New Roman"/>
-          <w:color w:val="000000"/>
-          <w:sz w:val="24"/>
-          <w:szCs w:val="24"/>
-        </w:rPr>
-        <w:t>. Mulling, J., B. M. Mason</w:t>
-      </w:r>
-      <w:r>
-        <w:rPr>
-          <w:rFonts w:ascii="Times New Roman" w:hAnsi="Times New Roman"/>
+        <w:t>57</w:t>
+      </w:r>
+      <w:r>
+        <w:rPr>
+          <w:rFonts w:ascii="Times New Roman" w:hAnsi="Times New Roman"/>
+          <w:color w:val="000000"/>
+          <w:sz w:val="24"/>
+          <w:szCs w:val="24"/>
+        </w:rPr>
+        <w:t xml:space="preserve">. Marquis, M. K., B. M. Mason, and </w:t>
+      </w:r>
+      <w:r>
+        <w:rPr>
+          <w:rFonts w:ascii="Times New Roman" w:hAnsi="Times New Roman"/>
+          <w:color w:val="000000"/>
+          <w:sz w:val="24"/>
+          <w:szCs w:val="24"/>
+          <w:u w:val="single"/>
+        </w:rPr>
+        <w:t>C. T. Callaghan</w:t>
+      </w:r>
+      <w:r>
+        <w:rPr>
+          <w:rFonts w:ascii="Times New Roman" w:hAnsi="Times New Roman"/>
+          <w:color w:val="000000"/>
+          <w:sz w:val="24"/>
+          <w:szCs w:val="24"/>
+        </w:rPr>
+        <w:t xml:space="preserve">. 2025. Changes in insect pollinator phenology across a gradient of anthropogenic change in Florida. </w:t>
+      </w:r>
+      <w:r>
+        <w:rPr>
+          <w:rFonts w:ascii="Times New Roman" w:hAnsi="Times New Roman"/>
+          <w:i/>
+          <w:iCs/>
+          <w:color w:val="000000"/>
+          <w:sz w:val="24"/>
+          <w:szCs w:val="24"/>
+        </w:rPr>
+        <w:t>8</w:t>
+      </w:r>
+      <w:r>
+        <w:rPr>
+          <w:rFonts w:ascii="Times New Roman" w:hAnsi="Times New Roman"/>
+          <w:i/>
+          <w:iCs/>
           <w:color w:val="000000"/>
           <w:sz w:val="24"/>
           <w:szCs w:val="24"/>
           <w:vertAlign w:val="superscript"/>
         </w:rPr>
-        <w:t xml:space="preserve"> </w:t>
-      </w:r>
-      <w:r>
-        <w:rPr>
-          <w:rFonts w:ascii="Times New Roman" w:hAnsi="Times New Roman"/>
-          <w:color w:val="000000"/>
-          <w:sz w:val="24"/>
-          <w:szCs w:val="24"/>
-        </w:rPr>
-        <w:t>, M. Zuliani</w:t>
-      </w:r>
-      <w:r>
-        <w:rPr>
-          <w:rFonts w:ascii="Times New Roman" w:hAnsi="Times New Roman"/>
-          <w:color w:val="000000"/>
-          <w:sz w:val="24"/>
-          <w:szCs w:val="24"/>
-          <w:vertAlign w:val="superscript"/>
-        </w:rPr>
-        <w:t xml:space="preserve"> </w:t>
-      </w:r>
-      <w:r>
-        <w:rPr>
-          <w:rFonts w:ascii="Times New Roman" w:hAnsi="Times New Roman"/>
-          <w:color w:val="000000"/>
-          <w:sz w:val="24"/>
-          <w:szCs w:val="24"/>
-        </w:rPr>
-        <w:t xml:space="preserve">, C. A. F. Persaud, and </w:t>
-      </w:r>
-      <w:r>
-        <w:rPr>
-          <w:rFonts w:ascii="Times New Roman" w:hAnsi="Times New Roman"/>
-          <w:color w:val="000000"/>
-          <w:sz w:val="24"/>
-          <w:szCs w:val="24"/>
-          <w:u w:val="single"/>
-        </w:rPr>
-        <w:t>C. T. Callaghan</w:t>
-      </w:r>
-      <w:r>
-        <w:rPr>
-          <w:rFonts w:ascii="Times New Roman" w:hAnsi="Times New Roman"/>
-          <w:color w:val="000000"/>
-          <w:sz w:val="24"/>
-          <w:szCs w:val="24"/>
-        </w:rPr>
-        <w:t xml:space="preserve">. 2025. Assessing nest productivity and success of wading bird breeding colonies in Lake Okeechobee. </w:t>
+        <w:t>th</w:t>
       </w:r>
       <w:r>
         <w:rPr>
@@ -24258,29 +22846,6 @@
           <w:sz w:val="24"/>
           <w:szCs w:val="24"/>
         </w:rPr>
-        <w:t>8</w:t>
-      </w:r>
-      <w:r>
-        <w:rPr>
-          <w:rFonts w:ascii="Times New Roman" w:hAnsi="Times New Roman"/>
-          <w:i/>
-          <w:iCs/>
-          <w:color w:val="000000"/>
-          <w:sz w:val="24"/>
-          <w:szCs w:val="24"/>
-          <w:vertAlign w:val="superscript"/>
-        </w:rPr>
-        <w:t>th</w:t>
-      </w:r>
-      <w:r>
-        <w:rPr>
-          <w:rFonts w:ascii="Times New Roman" w:hAnsi="Times New Roman"/>
-          <w:i/>
-          <w:iCs/>
-          <w:color w:val="000000"/>
-          <w:sz w:val="24"/>
-          <w:szCs w:val="24"/>
-        </w:rPr>
         <w:t xml:space="preserve"> Annual South Florida Student &amp; Post-Doc Research Symposium</w:t>
       </w:r>
       <w:r>
@@ -24318,7 +22883,7 @@
           <w:sz w:val="24"/>
           <w:szCs w:val="24"/>
         </w:rPr>
-        <w:t>Poster presentation</w:t>
+        <w:t>Oral presentation</w:t>
       </w:r>
       <w:r>
         <w:rPr>
@@ -24358,25 +22923,16 @@
           <w:sz w:val="24"/>
           <w:szCs w:val="24"/>
         </w:rPr>
-        <w:t>5</w:t>
-      </w:r>
-      <w:r>
-        <w:rPr>
-          <w:rFonts w:ascii="Times New Roman" w:hAnsi="Times New Roman"/>
-          <w:color w:val="000000"/>
-          <w:sz w:val="24"/>
-          <w:szCs w:val="24"/>
-        </w:rPr>
-        <w:t>2</w:t>
-      </w:r>
-      <w:r>
-        <w:rPr>
-          <w:rFonts w:ascii="Times New Roman" w:hAnsi="Times New Roman"/>
-          <w:color w:val="000000"/>
-          <w:sz w:val="24"/>
-          <w:szCs w:val="24"/>
-        </w:rPr>
-        <w:t xml:space="preserve">. Lowe, S. K., B. M. Mason, N. A. Morales, and </w:t>
+        <w:t>56</w:t>
+      </w:r>
+      <w:r>
+        <w:rPr>
+          <w:rFonts w:ascii="Times New Roman" w:hAnsi="Times New Roman"/>
+          <w:color w:val="000000"/>
+          <w:sz w:val="24"/>
+          <w:szCs w:val="24"/>
+        </w:rPr>
+        <w:t xml:space="preserve">. Fussell Persaud, C. A., J. R. Barratt Heitmann, M. Zuliani, B. M. Mason, J. Mulling, and </w:t>
       </w:r>
       <w:r>
         <w:rPr>
@@ -24395,7 +22951,7 @@
           <w:sz w:val="24"/>
           <w:szCs w:val="24"/>
         </w:rPr>
-        <w:t xml:space="preserve">. 2025. Participation intensity influences motivations for participating in iNaturalist. </w:t>
+        <w:t xml:space="preserve">. 2025. Assessing the potential of eBird data to track changes in abundance of wading birds in South Florida. </w:t>
       </w:r>
       <w:r>
         <w:rPr>
@@ -24406,24 +22962,67 @@
           <w:sz w:val="24"/>
           <w:szCs w:val="24"/>
         </w:rPr>
-        <w:t>Conference for Advancing Participatory Sciences (CAPS)</w:t>
-      </w:r>
-      <w:r>
-        <w:rPr>
-          <w:rFonts w:ascii="Times New Roman" w:hAnsi="Times New Roman"/>
-          <w:color w:val="000000"/>
-          <w:sz w:val="24"/>
-          <w:szCs w:val="24"/>
-        </w:rPr>
-        <w:t>; Portland, Oregon. May 27-30, 2025. (</w:t>
-      </w:r>
-      <w:r>
-        <w:rPr>
-          <w:rFonts w:ascii="Times New Roman" w:hAnsi="Times New Roman"/>
-          <w:sz w:val="24"/>
-          <w:szCs w:val="24"/>
-        </w:rPr>
-        <w:t>Oral presentation</w:t>
+        <w:t>8</w:t>
+      </w:r>
+      <w:r>
+        <w:rPr>
+          <w:rFonts w:ascii="Times New Roman" w:hAnsi="Times New Roman"/>
+          <w:i/>
+          <w:iCs/>
+          <w:color w:val="000000"/>
+          <w:sz w:val="24"/>
+          <w:szCs w:val="24"/>
+          <w:vertAlign w:val="superscript"/>
+        </w:rPr>
+        <w:t>th</w:t>
+      </w:r>
+      <w:r>
+        <w:rPr>
+          <w:rFonts w:ascii="Times New Roman" w:hAnsi="Times New Roman"/>
+          <w:i/>
+          <w:iCs/>
+          <w:color w:val="000000"/>
+          <w:sz w:val="24"/>
+          <w:szCs w:val="24"/>
+        </w:rPr>
+        <w:t xml:space="preserve"> Annual South Florida Student &amp; Post-Doc Research Symposium</w:t>
+      </w:r>
+      <w:r>
+        <w:rPr>
+          <w:rFonts w:ascii="Times New Roman" w:hAnsi="Times New Roman"/>
+          <w:color w:val="000000"/>
+          <w:sz w:val="24"/>
+          <w:szCs w:val="24"/>
+        </w:rPr>
+        <w:t xml:space="preserve">; Everglades Research and Education </w:t>
+      </w:r>
+      <w:proofErr w:type="spellStart"/>
+      <w:r>
+        <w:rPr>
+          <w:rFonts w:ascii="Times New Roman" w:hAnsi="Times New Roman"/>
+          <w:color w:val="000000"/>
+          <w:sz w:val="24"/>
+          <w:szCs w:val="24"/>
+        </w:rPr>
+        <w:t>Center</w:t>
+      </w:r>
+      <w:proofErr w:type="spellEnd"/>
+      <w:r>
+        <w:rPr>
+          <w:rFonts w:ascii="Times New Roman" w:hAnsi="Times New Roman"/>
+          <w:color w:val="000000"/>
+          <w:sz w:val="24"/>
+          <w:szCs w:val="24"/>
+        </w:rPr>
+        <w:t>, Belle, Glade, Florida. July 25, 2025. (</w:t>
+      </w:r>
+      <w:r>
+        <w:rPr>
+          <w:rFonts w:ascii="Times New Roman" w:hAnsi="Times New Roman"/>
+          <w:sz w:val="24"/>
+          <w:szCs w:val="24"/>
+        </w:rPr>
+        <w:t>Poster presentation</w:t>
       </w:r>
       <w:r>
         <w:rPr>
@@ -24463,25 +23062,36 @@
           <w:sz w:val="24"/>
           <w:szCs w:val="24"/>
         </w:rPr>
-        <w:t>5</w:t>
-      </w:r>
-      <w:r>
-        <w:rPr>
-          <w:rFonts w:ascii="Times New Roman" w:hAnsi="Times New Roman"/>
-          <w:color w:val="000000"/>
-          <w:sz w:val="24"/>
-          <w:szCs w:val="24"/>
-        </w:rPr>
-        <w:t>1</w:t>
-      </w:r>
-      <w:r>
-        <w:rPr>
-          <w:rFonts w:ascii="Times New Roman" w:hAnsi="Times New Roman"/>
-          <w:color w:val="000000"/>
-          <w:sz w:val="24"/>
-          <w:szCs w:val="24"/>
-        </w:rPr>
-        <w:t xml:space="preserve">. Hoskins, L., and </w:t>
+        <w:t>55</w:t>
+      </w:r>
+      <w:r>
+        <w:rPr>
+          <w:rFonts w:ascii="Times New Roman" w:hAnsi="Times New Roman"/>
+          <w:color w:val="000000"/>
+          <w:sz w:val="24"/>
+          <w:szCs w:val="24"/>
+        </w:rPr>
+        <w:t xml:space="preserve">. </w:t>
+      </w:r>
+      <w:proofErr w:type="spellStart"/>
+      <w:r>
+        <w:rPr>
+          <w:rFonts w:ascii="Times New Roman" w:hAnsi="Times New Roman"/>
+          <w:color w:val="000000"/>
+          <w:sz w:val="24"/>
+          <w:szCs w:val="24"/>
+        </w:rPr>
+        <w:t>Swigris</w:t>
+      </w:r>
+      <w:proofErr w:type="spellEnd"/>
+      <w:r>
+        <w:rPr>
+          <w:rFonts w:ascii="Times New Roman" w:hAnsi="Times New Roman"/>
+          <w:color w:val="000000"/>
+          <w:sz w:val="24"/>
+          <w:szCs w:val="24"/>
+        </w:rPr>
+        <w:t xml:space="preserve">, A., and </w:t>
       </w:r>
       <w:r>
         <w:rPr>
@@ -24500,7 +23110,7 @@
           <w:sz w:val="24"/>
           <w:szCs w:val="24"/>
         </w:rPr>
-        <w:t xml:space="preserve">. 2025. Investigating the correlation between avian biodiversity during migration and overwintering in urban greenspaces. </w:t>
+        <w:t xml:space="preserve">. 2025. Investigating trophic dynamics in Lake Okeechobee’s pelagic zone. </w:t>
       </w:r>
       <w:r>
         <w:rPr>
@@ -24511,20 +23121,13 @@
           <w:sz w:val="24"/>
           <w:szCs w:val="24"/>
         </w:rPr>
-        <w:t>Florida Cooperative Fish and Wildlife Research Unit Annual Coordinating Committee Meeting</w:t>
-      </w:r>
-      <w:r>
-        <w:rPr>
-          <w:rFonts w:ascii="Times New Roman" w:hAnsi="Times New Roman"/>
-          <w:color w:val="000000"/>
-          <w:sz w:val="24"/>
-          <w:szCs w:val="24"/>
-        </w:rPr>
-        <w:t>; Gainesville, Florida. May 15</w:t>
-      </w:r>
-      <w:r>
-        <w:rPr>
-          <w:rFonts w:ascii="Times New Roman" w:hAnsi="Times New Roman"/>
+        <w:t>8</w:t>
+      </w:r>
+      <w:r>
+        <w:rPr>
+          <w:rFonts w:ascii="Times New Roman" w:hAnsi="Times New Roman"/>
+          <w:i/>
+          <w:iCs/>
           <w:color w:val="000000"/>
           <w:sz w:val="24"/>
           <w:szCs w:val="24"/>
@@ -24535,19 +23138,59 @@
       <w:r>
         <w:rPr>
           <w:rFonts w:ascii="Times New Roman" w:hAnsi="Times New Roman"/>
-          <w:color w:val="000000"/>
-          <w:sz w:val="24"/>
-          <w:szCs w:val="24"/>
-        </w:rPr>
-        <w:t>, 2025. (</w:t>
-      </w:r>
-      <w:r>
-        <w:rPr>
-          <w:rFonts w:ascii="Times New Roman" w:hAnsi="Times New Roman"/>
-          <w:sz w:val="24"/>
-          <w:szCs w:val="24"/>
-        </w:rPr>
-        <w:t>Poster presentation</w:t>
+          <w:i/>
+          <w:iCs/>
+          <w:color w:val="000000"/>
+          <w:sz w:val="24"/>
+          <w:szCs w:val="24"/>
+        </w:rPr>
+        <w:t xml:space="preserve"> Annual South Florida Student &amp; Post-Doc Research Symposium</w:t>
+      </w:r>
+      <w:r>
+        <w:rPr>
+          <w:rFonts w:ascii="Times New Roman" w:hAnsi="Times New Roman"/>
+          <w:color w:val="000000"/>
+          <w:sz w:val="24"/>
+          <w:szCs w:val="24"/>
+        </w:rPr>
+        <w:t xml:space="preserve">; Everglades Research and Education </w:t>
+      </w:r>
+      <w:proofErr w:type="spellStart"/>
+      <w:r>
+        <w:rPr>
+          <w:rFonts w:ascii="Times New Roman" w:hAnsi="Times New Roman"/>
+          <w:color w:val="000000"/>
+          <w:sz w:val="24"/>
+          <w:szCs w:val="24"/>
+        </w:rPr>
+        <w:t>Center</w:t>
+      </w:r>
+      <w:proofErr w:type="spellEnd"/>
+      <w:r>
+        <w:rPr>
+          <w:rFonts w:ascii="Times New Roman" w:hAnsi="Times New Roman"/>
+          <w:color w:val="000000"/>
+          <w:sz w:val="24"/>
+          <w:szCs w:val="24"/>
+        </w:rPr>
+        <w:t>, Belle, Glade, Florida. July 25, 2025. (</w:t>
+      </w:r>
+      <w:r>
+        <w:rPr>
+          <w:rFonts w:ascii="Times New Roman" w:hAnsi="Times New Roman"/>
+          <w:sz w:val="24"/>
+          <w:szCs w:val="24"/>
+        </w:rPr>
+        <w:t xml:space="preserve">Oral </w:t>
+      </w:r>
+      <w:r>
+        <w:rPr>
+          <w:rFonts w:ascii="Times New Roman" w:hAnsi="Times New Roman"/>
+          <w:sz w:val="24"/>
+          <w:szCs w:val="24"/>
+        </w:rPr>
+        <w:lastRenderedPageBreak/>
+        <w:t>presentation</w:t>
       </w:r>
       <w:r>
         <w:rPr>
@@ -24587,16 +23230,16 @@
           <w:sz w:val="24"/>
           <w:szCs w:val="24"/>
         </w:rPr>
-        <w:t>50</w:t>
-      </w:r>
-      <w:r>
-        <w:rPr>
-          <w:rFonts w:ascii="Times New Roman" w:hAnsi="Times New Roman"/>
-          <w:color w:val="000000"/>
-          <w:sz w:val="24"/>
-          <w:szCs w:val="24"/>
-        </w:rPr>
-        <w:t xml:space="preserve">. Lowe, S. K., B. M. Mason, N. A. Morales and </w:t>
+        <w:t>54</w:t>
+      </w:r>
+      <w:r>
+        <w:rPr>
+          <w:rFonts w:ascii="Times New Roman" w:hAnsi="Times New Roman"/>
+          <w:color w:val="000000"/>
+          <w:sz w:val="24"/>
+          <w:szCs w:val="24"/>
+        </w:rPr>
+        <w:t xml:space="preserve">. Hoskins, L., and </w:t>
       </w:r>
       <w:r>
         <w:rPr>
@@ -24615,7 +23258,7 @@
           <w:sz w:val="24"/>
           <w:szCs w:val="24"/>
         </w:rPr>
-        <w:t xml:space="preserve">. 2025. Participatory citizen science data complements agency-collected data for species inventories of state parks. </w:t>
+        <w:t xml:space="preserve">. 2025. Investigating the correlation between avian biodiversity during migration and overwintering in urban greenspaces. </w:t>
       </w:r>
       <w:r>
         <w:rPr>
@@ -24626,7 +23269,7 @@
           <w:sz w:val="24"/>
           <w:szCs w:val="24"/>
         </w:rPr>
-        <w:t xml:space="preserve">Florida Cooperative Fish and Wildlife Research Unit Annual Coordinating Committee </w:t>
+        <w:t>8</w:t>
       </w:r>
       <w:r>
         <w:rPr>
@@ -24636,25 +23279,6 @@
           <w:color w:val="000000"/>
           <w:sz w:val="24"/>
           <w:szCs w:val="24"/>
-        </w:rPr>
-        <w:lastRenderedPageBreak/>
-        <w:t>Meeting</w:t>
-      </w:r>
-      <w:r>
-        <w:rPr>
-          <w:rFonts w:ascii="Times New Roman" w:hAnsi="Times New Roman"/>
-          <w:color w:val="000000"/>
-          <w:sz w:val="24"/>
-          <w:szCs w:val="24"/>
-        </w:rPr>
-        <w:t>; Gainesville, Florida. May 15</w:t>
-      </w:r>
-      <w:r>
-        <w:rPr>
-          <w:rFonts w:ascii="Times New Roman" w:hAnsi="Times New Roman"/>
-          <w:color w:val="000000"/>
-          <w:sz w:val="24"/>
-          <w:szCs w:val="24"/>
           <w:vertAlign w:val="superscript"/>
         </w:rPr>
         <w:t>th</w:t>
@@ -24662,11 +23286,42 @@
       <w:r>
         <w:rPr>
           <w:rFonts w:ascii="Times New Roman" w:hAnsi="Times New Roman"/>
-          <w:color w:val="000000"/>
-          <w:sz w:val="24"/>
-          <w:szCs w:val="24"/>
-        </w:rPr>
-        <w:t>, 2025. (</w:t>
+          <w:i/>
+          <w:iCs/>
+          <w:color w:val="000000"/>
+          <w:sz w:val="24"/>
+          <w:szCs w:val="24"/>
+        </w:rPr>
+        <w:t xml:space="preserve"> Annual South Florida Student &amp; Post-Doc Research Symposium</w:t>
+      </w:r>
+      <w:r>
+        <w:rPr>
+          <w:rFonts w:ascii="Times New Roman" w:hAnsi="Times New Roman"/>
+          <w:color w:val="000000"/>
+          <w:sz w:val="24"/>
+          <w:szCs w:val="24"/>
+        </w:rPr>
+        <w:t xml:space="preserve">; Everglades Research and Education </w:t>
+      </w:r>
+      <w:proofErr w:type="spellStart"/>
+      <w:r>
+        <w:rPr>
+          <w:rFonts w:ascii="Times New Roman" w:hAnsi="Times New Roman"/>
+          <w:color w:val="000000"/>
+          <w:sz w:val="24"/>
+          <w:szCs w:val="24"/>
+        </w:rPr>
+        <w:t>Center</w:t>
+      </w:r>
+      <w:proofErr w:type="spellEnd"/>
+      <w:r>
+        <w:rPr>
+          <w:rFonts w:ascii="Times New Roman" w:hAnsi="Times New Roman"/>
+          <w:color w:val="000000"/>
+          <w:sz w:val="24"/>
+          <w:szCs w:val="24"/>
+        </w:rPr>
+        <w:t>, Belle, Glade, Florida. July 25, 2025. (</w:t>
       </w:r>
       <w:r>
         <w:rPr>
@@ -24714,25 +23369,94 @@
           <w:sz w:val="24"/>
           <w:szCs w:val="24"/>
         </w:rPr>
-        <w:t>4</w:t>
-      </w:r>
-      <w:r>
-        <w:rPr>
-          <w:rFonts w:ascii="Times New Roman" w:hAnsi="Times New Roman"/>
-          <w:color w:val="000000"/>
-          <w:sz w:val="24"/>
-          <w:szCs w:val="24"/>
-        </w:rPr>
-        <w:t>9</w:t>
-      </w:r>
-      <w:r>
-        <w:rPr>
-          <w:rFonts w:ascii="Times New Roman" w:hAnsi="Times New Roman"/>
-          <w:color w:val="000000"/>
-          <w:sz w:val="24"/>
-          <w:szCs w:val="24"/>
-        </w:rPr>
-        <w:t xml:space="preserve">. Hoskins, L., and </w:t>
+        <w:t>53</w:t>
+      </w:r>
+      <w:r>
+        <w:rPr>
+          <w:rFonts w:ascii="Times New Roman" w:hAnsi="Times New Roman"/>
+          <w:color w:val="000000"/>
+          <w:sz w:val="24"/>
+          <w:szCs w:val="24"/>
+        </w:rPr>
+        <w:t xml:space="preserve">. Mulling, J., B. M. </w:t>
+      </w:r>
+      <w:proofErr w:type="gramStart"/>
+      <w:r>
+        <w:rPr>
+          <w:rFonts w:ascii="Times New Roman" w:hAnsi="Times New Roman"/>
+          <w:color w:val="000000"/>
+          <w:sz w:val="24"/>
+          <w:szCs w:val="24"/>
+        </w:rPr>
+        <w:t>Mason</w:t>
+      </w:r>
+      <w:r>
+        <w:rPr>
+          <w:rFonts w:ascii="Times New Roman" w:hAnsi="Times New Roman"/>
+          <w:color w:val="000000"/>
+          <w:sz w:val="24"/>
+          <w:szCs w:val="24"/>
+          <w:vertAlign w:val="superscript"/>
+        </w:rPr>
+        <w:t xml:space="preserve"> </w:t>
+      </w:r>
+      <w:r>
+        <w:rPr>
+          <w:rFonts w:ascii="Times New Roman" w:hAnsi="Times New Roman"/>
+          <w:color w:val="000000"/>
+          <w:sz w:val="24"/>
+          <w:szCs w:val="24"/>
+        </w:rPr>
+        <w:t>,</w:t>
+      </w:r>
+      <w:proofErr w:type="gramEnd"/>
+      <w:r>
+        <w:rPr>
+          <w:rFonts w:ascii="Times New Roman" w:hAnsi="Times New Roman"/>
+          <w:color w:val="000000"/>
+          <w:sz w:val="24"/>
+          <w:szCs w:val="24"/>
+        </w:rPr>
+        <w:t xml:space="preserve"> M. </w:t>
+      </w:r>
+      <w:proofErr w:type="gramStart"/>
+      <w:r>
+        <w:rPr>
+          <w:rFonts w:ascii="Times New Roman" w:hAnsi="Times New Roman"/>
+          <w:color w:val="000000"/>
+          <w:sz w:val="24"/>
+          <w:szCs w:val="24"/>
+        </w:rPr>
+        <w:t>Zuliani</w:t>
+      </w:r>
+      <w:r>
+        <w:rPr>
+          <w:rFonts w:ascii="Times New Roman" w:hAnsi="Times New Roman"/>
+          <w:color w:val="000000"/>
+          <w:sz w:val="24"/>
+          <w:szCs w:val="24"/>
+          <w:vertAlign w:val="superscript"/>
+        </w:rPr>
+        <w:t xml:space="preserve"> </w:t>
+      </w:r>
+      <w:r>
+        <w:rPr>
+          <w:rFonts w:ascii="Times New Roman" w:hAnsi="Times New Roman"/>
+          <w:color w:val="000000"/>
+          <w:sz w:val="24"/>
+          <w:szCs w:val="24"/>
+        </w:rPr>
+        <w:t>,</w:t>
+      </w:r>
+      <w:proofErr w:type="gramEnd"/>
+      <w:r>
+        <w:rPr>
+          <w:rFonts w:ascii="Times New Roman" w:hAnsi="Times New Roman"/>
+          <w:color w:val="000000"/>
+          <w:sz w:val="24"/>
+          <w:szCs w:val="24"/>
+        </w:rPr>
+        <w:t xml:space="preserve"> C. A. F. Persaud, and </w:t>
       </w:r>
       <w:r>
         <w:rPr>
@@ -24751,7 +23475,7 @@
           <w:sz w:val="24"/>
           <w:szCs w:val="24"/>
         </w:rPr>
-        <w:t xml:space="preserve">. 2025. Investigating the correlation between avian biodiversity during migration and overwintering in urban greenspaces. </w:t>
+        <w:t xml:space="preserve">. 2025. Assessing nest productivity and success of wading bird breeding colonies in Lake Okeechobee. </w:t>
       </w:r>
       <w:r>
         <w:rPr>
@@ -24762,16 +23486,59 @@
           <w:sz w:val="24"/>
           <w:szCs w:val="24"/>
         </w:rPr>
-        <w:t>The Florida Chapter of The Wildlife Society Spring Meeting – “From Wetlands to Pine Forests: Conserving Florida’s Diverse Habitats for Future Generations”</w:t>
-      </w:r>
-      <w:r>
-        <w:rPr>
-          <w:rFonts w:ascii="Times New Roman" w:hAnsi="Times New Roman"/>
-          <w:color w:val="000000"/>
-          <w:sz w:val="24"/>
-          <w:szCs w:val="24"/>
-        </w:rPr>
-        <w:t>; Tallahassee, Florida, April 16-18, 2025. (</w:t>
+        <w:t>8</w:t>
+      </w:r>
+      <w:r>
+        <w:rPr>
+          <w:rFonts w:ascii="Times New Roman" w:hAnsi="Times New Roman"/>
+          <w:i/>
+          <w:iCs/>
+          <w:color w:val="000000"/>
+          <w:sz w:val="24"/>
+          <w:szCs w:val="24"/>
+          <w:vertAlign w:val="superscript"/>
+        </w:rPr>
+        <w:t>th</w:t>
+      </w:r>
+      <w:r>
+        <w:rPr>
+          <w:rFonts w:ascii="Times New Roman" w:hAnsi="Times New Roman"/>
+          <w:i/>
+          <w:iCs/>
+          <w:color w:val="000000"/>
+          <w:sz w:val="24"/>
+          <w:szCs w:val="24"/>
+        </w:rPr>
+        <w:t xml:space="preserve"> Annual South Florida Student &amp; Post-Doc Research Symposium</w:t>
+      </w:r>
+      <w:r>
+        <w:rPr>
+          <w:rFonts w:ascii="Times New Roman" w:hAnsi="Times New Roman"/>
+          <w:color w:val="000000"/>
+          <w:sz w:val="24"/>
+          <w:szCs w:val="24"/>
+        </w:rPr>
+        <w:t xml:space="preserve">; Everglades Research and Education </w:t>
+      </w:r>
+      <w:proofErr w:type="spellStart"/>
+      <w:r>
+        <w:rPr>
+          <w:rFonts w:ascii="Times New Roman" w:hAnsi="Times New Roman"/>
+          <w:color w:val="000000"/>
+          <w:sz w:val="24"/>
+          <w:szCs w:val="24"/>
+        </w:rPr>
+        <w:t>Center</w:t>
+      </w:r>
+      <w:proofErr w:type="spellEnd"/>
+      <w:r>
+        <w:rPr>
+          <w:rFonts w:ascii="Times New Roman" w:hAnsi="Times New Roman"/>
+          <w:color w:val="000000"/>
+          <w:sz w:val="24"/>
+          <w:szCs w:val="24"/>
+        </w:rPr>
+        <w:t>, Belle, Glade, Florida. July 25, 2025. (</w:t>
       </w:r>
       <w:r>
         <w:rPr>
@@ -24819,25 +23586,16 @@
           <w:sz w:val="24"/>
           <w:szCs w:val="24"/>
         </w:rPr>
-        <w:t>4</w:t>
-      </w:r>
-      <w:r>
-        <w:rPr>
-          <w:rFonts w:ascii="Times New Roman" w:hAnsi="Times New Roman"/>
-          <w:color w:val="000000"/>
-          <w:sz w:val="24"/>
-          <w:szCs w:val="24"/>
-        </w:rPr>
-        <w:t>8</w:t>
-      </w:r>
-      <w:r>
-        <w:rPr>
-          <w:rFonts w:ascii="Times New Roman" w:hAnsi="Times New Roman"/>
-          <w:color w:val="000000"/>
-          <w:sz w:val="24"/>
-          <w:szCs w:val="24"/>
-        </w:rPr>
-        <w:t xml:space="preserve">. Marquis, M. K., B. M. Mason, and </w:t>
+        <w:t>52</w:t>
+      </w:r>
+      <w:r>
+        <w:rPr>
+          <w:rFonts w:ascii="Times New Roman" w:hAnsi="Times New Roman"/>
+          <w:color w:val="000000"/>
+          <w:sz w:val="24"/>
+          <w:szCs w:val="24"/>
+        </w:rPr>
+        <w:t xml:space="preserve">. Lowe, S. K., B. M. Mason, N. A. Morales, and </w:t>
       </w:r>
       <w:r>
         <w:rPr>
@@ -24856,7 +23614,7 @@
           <w:sz w:val="24"/>
           <w:szCs w:val="24"/>
         </w:rPr>
-        <w:t xml:space="preserve">. 2025. Changes in insect pollinator phenology across an urban gradient in Florida. </w:t>
+        <w:t xml:space="preserve">. 2025. Participation intensity influences motivations for participating in iNaturalist. </w:t>
       </w:r>
       <w:r>
         <w:rPr>
@@ -24867,16 +23625,16 @@
           <w:sz w:val="24"/>
           <w:szCs w:val="24"/>
         </w:rPr>
-        <w:t>The Florida Chapter of The Wildlife Society Spring Meeting – “From Wetlands to Pine Forests: Conserving Florida’s Diverse Habitats for Future Generations”</w:t>
-      </w:r>
-      <w:r>
-        <w:rPr>
-          <w:rFonts w:ascii="Times New Roman" w:hAnsi="Times New Roman"/>
-          <w:color w:val="000000"/>
-          <w:sz w:val="24"/>
-          <w:szCs w:val="24"/>
-        </w:rPr>
-        <w:t>; Tallahassee, Florida, April 16-18, 2025. (</w:t>
+        <w:t>Conference for Advancing Participatory Sciences (CAPS)</w:t>
+      </w:r>
+      <w:r>
+        <w:rPr>
+          <w:rFonts w:ascii="Times New Roman" w:hAnsi="Times New Roman"/>
+          <w:color w:val="000000"/>
+          <w:sz w:val="24"/>
+          <w:szCs w:val="24"/>
+        </w:rPr>
+        <w:t>; Portland, Oregon. May 27-30, 2025. (</w:t>
       </w:r>
       <w:r>
         <w:rPr>
@@ -24924,45 +23682,16 @@
           <w:sz w:val="24"/>
           <w:szCs w:val="24"/>
         </w:rPr>
-        <w:t>4</w:t>
-      </w:r>
-      <w:r>
-        <w:rPr>
-          <w:rFonts w:ascii="Times New Roman" w:hAnsi="Times New Roman"/>
-          <w:color w:val="000000"/>
-          <w:sz w:val="24"/>
-          <w:szCs w:val="24"/>
-        </w:rPr>
-        <w:t>7</w:t>
-      </w:r>
-      <w:r>
-        <w:rPr>
-          <w:rFonts w:ascii="Times New Roman" w:hAnsi="Times New Roman"/>
-          <w:color w:val="000000"/>
-          <w:sz w:val="24"/>
-          <w:szCs w:val="24"/>
-        </w:rPr>
-        <w:t xml:space="preserve">. </w:t>
-      </w:r>
-      <w:proofErr w:type="spellStart"/>
-      <w:r>
-        <w:rPr>
-          <w:rFonts w:ascii="Times New Roman" w:hAnsi="Times New Roman"/>
-          <w:color w:val="000000"/>
-          <w:sz w:val="24"/>
-          <w:szCs w:val="24"/>
-        </w:rPr>
-        <w:t>Swigris</w:t>
-      </w:r>
-      <w:proofErr w:type="spellEnd"/>
-      <w:r>
-        <w:rPr>
-          <w:rFonts w:ascii="Times New Roman" w:hAnsi="Times New Roman"/>
-          <w:color w:val="000000"/>
-          <w:sz w:val="24"/>
-          <w:szCs w:val="24"/>
-        </w:rPr>
-        <w:t xml:space="preserve">, A., and </w:t>
+        <w:t>51</w:t>
+      </w:r>
+      <w:r>
+        <w:rPr>
+          <w:rFonts w:ascii="Times New Roman" w:hAnsi="Times New Roman"/>
+          <w:color w:val="000000"/>
+          <w:sz w:val="24"/>
+          <w:szCs w:val="24"/>
+        </w:rPr>
+        <w:t xml:space="preserve">. Hoskins, L., and </w:t>
       </w:r>
       <w:r>
         <w:rPr>
@@ -24981,7 +23710,7 @@
           <w:sz w:val="24"/>
           <w:szCs w:val="24"/>
         </w:rPr>
-        <w:t xml:space="preserve">. 2025. Investigating trophic dynamics in Lake Okeechobee’s pelagic zone. </w:t>
+        <w:t xml:space="preserve">. 2025. Investigating the correlation between avian biodiversity during migration and overwintering in urban greenspaces. </w:t>
       </w:r>
       <w:r>
         <w:rPr>
@@ -24992,24 +23721,43 @@
           <w:sz w:val="24"/>
           <w:szCs w:val="24"/>
         </w:rPr>
-        <w:t>The Florida Chapter of The Wildlife Society Spring Meeting – “From Wetlands to Pine Forests: Conserving Florida’s Diverse Habitats for Future Generations”</w:t>
-      </w:r>
-      <w:r>
-        <w:rPr>
-          <w:rFonts w:ascii="Times New Roman" w:hAnsi="Times New Roman"/>
-          <w:color w:val="000000"/>
-          <w:sz w:val="24"/>
-          <w:szCs w:val="24"/>
-        </w:rPr>
-        <w:t>; Tallahassee, Florida, April 16-18, 2025. (</w:t>
-      </w:r>
-      <w:r>
-        <w:rPr>
-          <w:rFonts w:ascii="Times New Roman" w:hAnsi="Times New Roman"/>
-          <w:sz w:val="24"/>
-          <w:szCs w:val="24"/>
-        </w:rPr>
-        <w:t>Oral presentation</w:t>
+        <w:t>Florida Cooperative Fish and Wildlife Research Unit Annual Coordinating Committee Meeting</w:t>
+      </w:r>
+      <w:r>
+        <w:rPr>
+          <w:rFonts w:ascii="Times New Roman" w:hAnsi="Times New Roman"/>
+          <w:color w:val="000000"/>
+          <w:sz w:val="24"/>
+          <w:szCs w:val="24"/>
+        </w:rPr>
+        <w:t>; Gainesville, Florida. May 15</w:t>
+      </w:r>
+      <w:r>
+        <w:rPr>
+          <w:rFonts w:ascii="Times New Roman" w:hAnsi="Times New Roman"/>
+          <w:color w:val="000000"/>
+          <w:sz w:val="24"/>
+          <w:szCs w:val="24"/>
+          <w:vertAlign w:val="superscript"/>
+        </w:rPr>
+        <w:t>th</w:t>
+      </w:r>
+      <w:r>
+        <w:rPr>
+          <w:rFonts w:ascii="Times New Roman" w:hAnsi="Times New Roman"/>
+          <w:color w:val="000000"/>
+          <w:sz w:val="24"/>
+          <w:szCs w:val="24"/>
+        </w:rPr>
+        <w:t>, 2025. (</w:t>
+      </w:r>
+      <w:r>
+        <w:rPr>
+          <w:rFonts w:ascii="Times New Roman" w:hAnsi="Times New Roman"/>
+          <w:sz w:val="24"/>
+          <w:szCs w:val="24"/>
+        </w:rPr>
+        <w:t>Poster presentation</w:t>
       </w:r>
       <w:r>
         <w:rPr>
@@ -25049,25 +23797,16 @@
           <w:sz w:val="24"/>
           <w:szCs w:val="24"/>
         </w:rPr>
-        <w:t>4</w:t>
-      </w:r>
-      <w:r>
-        <w:rPr>
-          <w:rFonts w:ascii="Times New Roman" w:hAnsi="Times New Roman"/>
-          <w:color w:val="000000"/>
-          <w:sz w:val="24"/>
-          <w:szCs w:val="24"/>
-        </w:rPr>
-        <w:t>6</w:t>
-      </w:r>
-      <w:r>
-        <w:rPr>
-          <w:rFonts w:ascii="Times New Roman" w:hAnsi="Times New Roman"/>
-          <w:color w:val="000000"/>
-          <w:sz w:val="24"/>
-          <w:szCs w:val="24"/>
-        </w:rPr>
-        <w:t xml:space="preserve">. Lilkendey, T., B. M. Mason, N. Pernat, J. S. Francis, and </w:t>
+        <w:t>50</w:t>
+      </w:r>
+      <w:r>
+        <w:rPr>
+          <w:rFonts w:ascii="Times New Roman" w:hAnsi="Times New Roman"/>
+          <w:color w:val="000000"/>
+          <w:sz w:val="24"/>
+          <w:szCs w:val="24"/>
+        </w:rPr>
+        <w:t xml:space="preserve">. Lowe, S. K., B. M. Mason, N. A. Morales and </w:t>
       </w:r>
       <w:r>
         <w:rPr>
@@ -25086,7 +23825,7 @@
           <w:sz w:val="24"/>
           <w:szCs w:val="24"/>
         </w:rPr>
-        <w:t xml:space="preserve">. 2025. Drivers of pollinator diversity in urban greenspaces. </w:t>
+        <w:t xml:space="preserve">. 2025. Participatory citizen science data complements agency-collected data for species inventories of state parks. </w:t>
       </w:r>
       <w:r>
         <w:rPr>
@@ -25097,16 +23836,35 @@
           <w:sz w:val="24"/>
           <w:szCs w:val="24"/>
         </w:rPr>
-        <w:t>The Florida Chapter of The Wildlife Society Spring Meeting – “From Wetlands to Pine Forests: Conserving Florida’s Diverse Habitats for Future Generations”</w:t>
-      </w:r>
-      <w:r>
-        <w:rPr>
-          <w:rFonts w:ascii="Times New Roman" w:hAnsi="Times New Roman"/>
-          <w:color w:val="000000"/>
-          <w:sz w:val="24"/>
-          <w:szCs w:val="24"/>
-        </w:rPr>
-        <w:t>; Tallahassee, Florida, April 16-18, 2025. (</w:t>
+        <w:t>Florida Cooperative Fish and Wildlife Research Unit Annual Coordinating Committee Meeting</w:t>
+      </w:r>
+      <w:r>
+        <w:rPr>
+          <w:rFonts w:ascii="Times New Roman" w:hAnsi="Times New Roman"/>
+          <w:color w:val="000000"/>
+          <w:sz w:val="24"/>
+          <w:szCs w:val="24"/>
+        </w:rPr>
+        <w:t>; Gainesville, Florida. May 15</w:t>
+      </w:r>
+      <w:r>
+        <w:rPr>
+          <w:rFonts w:ascii="Times New Roman" w:hAnsi="Times New Roman"/>
+          <w:color w:val="000000"/>
+          <w:sz w:val="24"/>
+          <w:szCs w:val="24"/>
+          <w:vertAlign w:val="superscript"/>
+        </w:rPr>
+        <w:t>th</w:t>
+      </w:r>
+      <w:r>
+        <w:rPr>
+          <w:rFonts w:ascii="Times New Roman" w:hAnsi="Times New Roman"/>
+          <w:color w:val="000000"/>
+          <w:sz w:val="24"/>
+          <w:szCs w:val="24"/>
+        </w:rPr>
+        <w:t>, 2025. (</w:t>
       </w:r>
       <w:r>
         <w:rPr>
@@ -25154,25 +23912,16 @@
           <w:sz w:val="24"/>
           <w:szCs w:val="24"/>
         </w:rPr>
-        <w:t>4</w:t>
-      </w:r>
-      <w:r>
-        <w:rPr>
-          <w:rFonts w:ascii="Times New Roman" w:hAnsi="Times New Roman"/>
-          <w:color w:val="000000"/>
-          <w:sz w:val="24"/>
-          <w:szCs w:val="24"/>
-        </w:rPr>
-        <w:t>5</w:t>
-      </w:r>
-      <w:r>
-        <w:rPr>
-          <w:rFonts w:ascii="Times New Roman" w:hAnsi="Times New Roman"/>
-          <w:color w:val="000000"/>
-          <w:sz w:val="24"/>
-          <w:szCs w:val="24"/>
-        </w:rPr>
-        <w:t xml:space="preserve">. Gallivan, L. X., M. Zuliani, B. M. Mason, and </w:t>
+        <w:t>49</w:t>
+      </w:r>
+      <w:r>
+        <w:rPr>
+          <w:rFonts w:ascii="Times New Roman" w:hAnsi="Times New Roman"/>
+          <w:color w:val="000000"/>
+          <w:sz w:val="24"/>
+          <w:szCs w:val="24"/>
+        </w:rPr>
+        <w:t xml:space="preserve">. Hoskins, L., and </w:t>
       </w:r>
       <w:r>
         <w:rPr>
@@ -25191,7 +23940,7 @@
           <w:sz w:val="24"/>
           <w:szCs w:val="24"/>
         </w:rPr>
-        <w:t xml:space="preserve">. 2025. Citizen science’s role in data monitoring of non-native herpetofauna in Florida. </w:t>
+        <w:t xml:space="preserve">. 2025. Investigating the correlation between avian biodiversity during migration and overwintering in urban greenspaces. </w:t>
       </w:r>
       <w:r>
         <w:rPr>
@@ -25259,25 +24008,16 @@
           <w:sz w:val="24"/>
           <w:szCs w:val="24"/>
         </w:rPr>
-        <w:t>4</w:t>
-      </w:r>
-      <w:r>
-        <w:rPr>
-          <w:rFonts w:ascii="Times New Roman" w:hAnsi="Times New Roman"/>
-          <w:color w:val="000000"/>
-          <w:sz w:val="24"/>
-          <w:szCs w:val="24"/>
-        </w:rPr>
-        <w:t>4</w:t>
-      </w:r>
-      <w:r>
-        <w:rPr>
-          <w:rFonts w:ascii="Times New Roman" w:hAnsi="Times New Roman"/>
-          <w:color w:val="000000"/>
-          <w:sz w:val="24"/>
-          <w:szCs w:val="24"/>
-        </w:rPr>
-        <w:t xml:space="preserve">. Barratt Heitmann, J., B. M. Mason, and </w:t>
+        <w:t>48</w:t>
+      </w:r>
+      <w:r>
+        <w:rPr>
+          <w:rFonts w:ascii="Times New Roman" w:hAnsi="Times New Roman"/>
+          <w:color w:val="000000"/>
+          <w:sz w:val="24"/>
+          <w:szCs w:val="24"/>
+        </w:rPr>
+        <w:t xml:space="preserve">. Marquis, M. K., B. M. Mason, and </w:t>
       </w:r>
       <w:r>
         <w:rPr>
@@ -25296,7 +24036,7 @@
           <w:sz w:val="24"/>
           <w:szCs w:val="24"/>
         </w:rPr>
-        <w:t xml:space="preserve">. 2025. Land cover and area influence bird biodiversity in geographically isolated wetlands. </w:t>
+        <w:t xml:space="preserve">. 2025. Changes in insect pollinator phenology across an urban gradient in Florida. </w:t>
       </w:r>
       <w:r>
         <w:rPr>
@@ -25364,25 +24104,36 @@
           <w:sz w:val="24"/>
           <w:szCs w:val="24"/>
         </w:rPr>
-        <w:t>4</w:t>
-      </w:r>
-      <w:r>
-        <w:rPr>
-          <w:rFonts w:ascii="Times New Roman" w:hAnsi="Times New Roman"/>
-          <w:color w:val="000000"/>
-          <w:sz w:val="24"/>
-          <w:szCs w:val="24"/>
-        </w:rPr>
-        <w:t>3</w:t>
-      </w:r>
-      <w:r>
-        <w:rPr>
-          <w:rFonts w:ascii="Times New Roman" w:hAnsi="Times New Roman"/>
-          <w:color w:val="000000"/>
-          <w:sz w:val="24"/>
-          <w:szCs w:val="24"/>
-        </w:rPr>
-        <w:t xml:space="preserve">. Lowe, S. K., B. M. Mason, and </w:t>
+        <w:t>47</w:t>
+      </w:r>
+      <w:r>
+        <w:rPr>
+          <w:rFonts w:ascii="Times New Roman" w:hAnsi="Times New Roman"/>
+          <w:color w:val="000000"/>
+          <w:sz w:val="24"/>
+          <w:szCs w:val="24"/>
+        </w:rPr>
+        <w:t xml:space="preserve">. </w:t>
+      </w:r>
+      <w:proofErr w:type="spellStart"/>
+      <w:r>
+        <w:rPr>
+          <w:rFonts w:ascii="Times New Roman" w:hAnsi="Times New Roman"/>
+          <w:color w:val="000000"/>
+          <w:sz w:val="24"/>
+          <w:szCs w:val="24"/>
+        </w:rPr>
+        <w:t>Swigris</w:t>
+      </w:r>
+      <w:proofErr w:type="spellEnd"/>
+      <w:r>
+        <w:rPr>
+          <w:rFonts w:ascii="Times New Roman" w:hAnsi="Times New Roman"/>
+          <w:color w:val="000000"/>
+          <w:sz w:val="24"/>
+          <w:szCs w:val="24"/>
+        </w:rPr>
+        <w:t xml:space="preserve">, A., and </w:t>
       </w:r>
       <w:r>
         <w:rPr>
@@ -25401,7 +24152,7 @@
           <w:sz w:val="24"/>
           <w:szCs w:val="24"/>
         </w:rPr>
-        <w:t xml:space="preserve">. 2025. Citizen science data complements state agency data to fill gaps in species inventories of state parks. </w:t>
+        <w:t xml:space="preserve">. 2025. Investigating trophic dynamics in Lake Okeechobee’s pelagic zone. </w:t>
       </w:r>
       <w:r>
         <w:rPr>
@@ -25469,34 +24220,16 @@
           <w:sz w:val="24"/>
           <w:szCs w:val="24"/>
         </w:rPr>
-        <w:t>4</w:t>
-      </w:r>
-      <w:r>
-        <w:rPr>
-          <w:rFonts w:ascii="Times New Roman" w:hAnsi="Times New Roman"/>
-          <w:color w:val="000000"/>
-          <w:sz w:val="24"/>
-          <w:szCs w:val="24"/>
-        </w:rPr>
-        <w:t>2</w:t>
-      </w:r>
-      <w:r>
-        <w:rPr>
-          <w:rFonts w:ascii="Times New Roman" w:hAnsi="Times New Roman"/>
-          <w:color w:val="000000"/>
-          <w:sz w:val="24"/>
-          <w:szCs w:val="24"/>
-        </w:rPr>
-        <w:t xml:space="preserve">. Fussell Persaud, C. A., J. R. Barratt Heitmann, M. </w:t>
-      </w:r>
-      <w:r>
-        <w:rPr>
-          <w:rFonts w:ascii="Times New Roman" w:hAnsi="Times New Roman"/>
-          <w:color w:val="000000"/>
-          <w:sz w:val="24"/>
-          <w:szCs w:val="24"/>
-        </w:rPr>
-        <w:t xml:space="preserve">Zuliani, B. M. Mason, J. Mulling, and </w:t>
+        <w:t>46</w:t>
+      </w:r>
+      <w:r>
+        <w:rPr>
+          <w:rFonts w:ascii="Times New Roman" w:hAnsi="Times New Roman"/>
+          <w:color w:val="000000"/>
+          <w:sz w:val="24"/>
+          <w:szCs w:val="24"/>
+        </w:rPr>
+        <w:t xml:space="preserve">. Lilkendey, T., B. M. Mason, N. Pernat, J. S. Francis, and </w:t>
       </w:r>
       <w:r>
         <w:rPr>
@@ -25515,16 +24248,7 @@
           <w:sz w:val="24"/>
           <w:szCs w:val="24"/>
         </w:rPr>
-        <w:t>. 2025. Assessing the potential</w:t>
-      </w:r>
-      <w:r>
-        <w:rPr>
-          <w:rFonts w:ascii="Times New Roman" w:hAnsi="Times New Roman"/>
-          <w:color w:val="000000"/>
-          <w:sz w:val="24"/>
-          <w:szCs w:val="24"/>
-        </w:rPr>
-        <w:t xml:space="preserve"> of eBird data to track changes in abundance of wading birds in South Florida. </w:t>
+        <w:t xml:space="preserve">. 2025. Drivers of pollinator diversity in urban greenspaces. </w:t>
       </w:r>
       <w:r>
         <w:rPr>
@@ -25592,6 +24316,411 @@
           <w:sz w:val="24"/>
           <w:szCs w:val="24"/>
         </w:rPr>
+        <w:t>45</w:t>
+      </w:r>
+      <w:r>
+        <w:rPr>
+          <w:rFonts w:ascii="Times New Roman" w:hAnsi="Times New Roman"/>
+          <w:color w:val="000000"/>
+          <w:sz w:val="24"/>
+          <w:szCs w:val="24"/>
+        </w:rPr>
+        <w:t xml:space="preserve">. Gallivan, L. X., M. Zuliani, B. M. Mason, and </w:t>
+      </w:r>
+      <w:r>
+        <w:rPr>
+          <w:rFonts w:ascii="Times New Roman" w:hAnsi="Times New Roman"/>
+          <w:color w:val="000000"/>
+          <w:sz w:val="24"/>
+          <w:szCs w:val="24"/>
+          <w:u w:val="single"/>
+        </w:rPr>
+        <w:t>C. T. Callaghan</w:t>
+      </w:r>
+      <w:r>
+        <w:rPr>
+          <w:rFonts w:ascii="Times New Roman" w:hAnsi="Times New Roman"/>
+          <w:color w:val="000000"/>
+          <w:sz w:val="24"/>
+          <w:szCs w:val="24"/>
+        </w:rPr>
+        <w:t xml:space="preserve">. 2025. Citizen science’s role in data monitoring of non-native herpetofauna in Florida. </w:t>
+      </w:r>
+      <w:r>
+        <w:rPr>
+          <w:rFonts w:ascii="Times New Roman" w:hAnsi="Times New Roman"/>
+          <w:i/>
+          <w:iCs/>
+          <w:color w:val="000000"/>
+          <w:sz w:val="24"/>
+          <w:szCs w:val="24"/>
+        </w:rPr>
+        <w:t>The Florida Chapter of The Wildlife Society Spring Meeting – “From Wetlands to Pine Forests: Conserving Florida’s Diverse Habitats for Future Generations”</w:t>
+      </w:r>
+      <w:r>
+        <w:rPr>
+          <w:rFonts w:ascii="Times New Roman" w:hAnsi="Times New Roman"/>
+          <w:color w:val="000000"/>
+          <w:sz w:val="24"/>
+          <w:szCs w:val="24"/>
+        </w:rPr>
+        <w:t>; Tallahassee, Florida, April 16-18, 2025. (</w:t>
+      </w:r>
+      <w:r>
+        <w:rPr>
+          <w:rFonts w:ascii="Times New Roman" w:hAnsi="Times New Roman"/>
+          <w:sz w:val="24"/>
+          <w:szCs w:val="24"/>
+        </w:rPr>
+        <w:t>Poster presentation</w:t>
+      </w:r>
+      <w:r>
+        <w:rPr>
+          <w:rFonts w:ascii="Times New Roman" w:hAnsi="Times New Roman"/>
+          <w:color w:val="000000"/>
+          <w:sz w:val="24"/>
+          <w:szCs w:val="24"/>
+        </w:rPr>
+        <w:t>)</w:t>
+      </w:r>
+    </w:p>
+    <w:p>
+      <w:pPr>
+        <w:keepNext/>
+        <w:widowControl w:val="0"/>
+        <w:tabs>
+          <w:tab w:val="left" w:pos="828"/>
+          <w:tab w:val="center" w:pos="4428"/>
+          <w:tab w:val="right" w:pos="8748"/>
+        </w:tabs>
+        <w:autoSpaceDE w:val="0"/>
+        <w:autoSpaceDN w:val="0"/>
+        <w:adjustRightInd w:val="0"/>
+        <w:spacing w:after="0" w:line="240" w:lineRule="auto"/>
+        <w:ind w:left="810" w:right="115" w:hanging="835"/>
+        <w:rPr>
+          <w:rFonts w:ascii="Times New Roman" w:hAnsi="Times New Roman"/>
+          <w:color w:val="000000"/>
+          <w:sz w:val="24"/>
+          <w:szCs w:val="24"/>
+        </w:rPr>
+      </w:pPr>
+      <w:r>
+        <w:rPr>
+          <w:rFonts w:ascii="Times New Roman" w:hAnsi="Times New Roman"/>
+          <w:color w:val="000000"/>
+          <w:sz w:val="24"/>
+          <w:szCs w:val="24"/>
+        </w:rPr>
+        <w:t>44</w:t>
+      </w:r>
+      <w:r>
+        <w:rPr>
+          <w:rFonts w:ascii="Times New Roman" w:hAnsi="Times New Roman"/>
+          <w:color w:val="000000"/>
+          <w:sz w:val="24"/>
+          <w:szCs w:val="24"/>
+        </w:rPr>
+        <w:t xml:space="preserve">. Barratt Heitmann, J., B. M. Mason, and </w:t>
+      </w:r>
+      <w:r>
+        <w:rPr>
+          <w:rFonts w:ascii="Times New Roman" w:hAnsi="Times New Roman"/>
+          <w:color w:val="000000"/>
+          <w:sz w:val="24"/>
+          <w:szCs w:val="24"/>
+          <w:u w:val="single"/>
+        </w:rPr>
+        <w:t>C. T. Callaghan</w:t>
+      </w:r>
+      <w:r>
+        <w:rPr>
+          <w:rFonts w:ascii="Times New Roman" w:hAnsi="Times New Roman"/>
+          <w:color w:val="000000"/>
+          <w:sz w:val="24"/>
+          <w:szCs w:val="24"/>
+        </w:rPr>
+        <w:t xml:space="preserve">. 2025. Land cover and area influence bird biodiversity in geographically isolated wetlands. </w:t>
+      </w:r>
+      <w:r>
+        <w:rPr>
+          <w:rFonts w:ascii="Times New Roman" w:hAnsi="Times New Roman"/>
+          <w:i/>
+          <w:iCs/>
+          <w:color w:val="000000"/>
+          <w:sz w:val="24"/>
+          <w:szCs w:val="24"/>
+        </w:rPr>
+        <w:t>The Florida Chapter of The Wildlife Society Spring Meeting – “From Wetlands to Pine Forests: Conserving Florida’s Diverse Habitats for Future Generations”</w:t>
+      </w:r>
+      <w:r>
+        <w:rPr>
+          <w:rFonts w:ascii="Times New Roman" w:hAnsi="Times New Roman"/>
+          <w:color w:val="000000"/>
+          <w:sz w:val="24"/>
+          <w:szCs w:val="24"/>
+        </w:rPr>
+        <w:t>; Tallahassee, Florida, April 16-18, 2025. (</w:t>
+      </w:r>
+      <w:r>
+        <w:rPr>
+          <w:rFonts w:ascii="Times New Roman" w:hAnsi="Times New Roman"/>
+          <w:sz w:val="24"/>
+          <w:szCs w:val="24"/>
+        </w:rPr>
+        <w:t>Oral presentation</w:t>
+      </w:r>
+      <w:r>
+        <w:rPr>
+          <w:rFonts w:ascii="Times New Roman" w:hAnsi="Times New Roman"/>
+          <w:color w:val="000000"/>
+          <w:sz w:val="24"/>
+          <w:szCs w:val="24"/>
+        </w:rPr>
+        <w:t>)</w:t>
+      </w:r>
+    </w:p>
+    <w:p>
+      <w:pPr>
+        <w:keepNext/>
+        <w:widowControl w:val="0"/>
+        <w:tabs>
+          <w:tab w:val="left" w:pos="828"/>
+          <w:tab w:val="center" w:pos="4428"/>
+          <w:tab w:val="right" w:pos="8748"/>
+        </w:tabs>
+        <w:autoSpaceDE w:val="0"/>
+        <w:autoSpaceDN w:val="0"/>
+        <w:adjustRightInd w:val="0"/>
+        <w:spacing w:after="0" w:line="240" w:lineRule="auto"/>
+        <w:ind w:left="810" w:right="115" w:hanging="835"/>
+        <w:rPr>
+          <w:rFonts w:ascii="Times New Roman" w:hAnsi="Times New Roman"/>
+          <w:color w:val="000000"/>
+          <w:sz w:val="24"/>
+          <w:szCs w:val="24"/>
+        </w:rPr>
+      </w:pPr>
+      <w:r>
+        <w:rPr>
+          <w:rFonts w:ascii="Times New Roman" w:hAnsi="Times New Roman"/>
+          <w:color w:val="000000"/>
+          <w:sz w:val="24"/>
+          <w:szCs w:val="24"/>
+        </w:rPr>
+        <w:t>43</w:t>
+      </w:r>
+      <w:r>
+        <w:rPr>
+          <w:rFonts w:ascii="Times New Roman" w:hAnsi="Times New Roman"/>
+          <w:color w:val="000000"/>
+          <w:sz w:val="24"/>
+          <w:szCs w:val="24"/>
+        </w:rPr>
+        <w:t xml:space="preserve">. Lowe, S. K., B. M. Mason, and </w:t>
+      </w:r>
+      <w:r>
+        <w:rPr>
+          <w:rFonts w:ascii="Times New Roman" w:hAnsi="Times New Roman"/>
+          <w:color w:val="000000"/>
+          <w:sz w:val="24"/>
+          <w:szCs w:val="24"/>
+          <w:u w:val="single"/>
+        </w:rPr>
+        <w:t>C. T. Callaghan</w:t>
+      </w:r>
+      <w:r>
+        <w:rPr>
+          <w:rFonts w:ascii="Times New Roman" w:hAnsi="Times New Roman"/>
+          <w:color w:val="000000"/>
+          <w:sz w:val="24"/>
+          <w:szCs w:val="24"/>
+        </w:rPr>
+        <w:t xml:space="preserve">. 2025. Citizen science data complements state agency data to fill gaps in species inventories of state parks. </w:t>
+      </w:r>
+      <w:r>
+        <w:rPr>
+          <w:rFonts w:ascii="Times New Roman" w:hAnsi="Times New Roman"/>
+          <w:i/>
+          <w:iCs/>
+          <w:color w:val="000000"/>
+          <w:sz w:val="24"/>
+          <w:szCs w:val="24"/>
+        </w:rPr>
+        <w:t xml:space="preserve">The Florida Chapter of The Wildlife Society Spring Meeting – “From Wetlands to Pine Forests: Conserving Florida’s </w:t>
+      </w:r>
+      <w:r>
+        <w:rPr>
+          <w:rFonts w:ascii="Times New Roman" w:hAnsi="Times New Roman"/>
+          <w:i/>
+          <w:iCs/>
+          <w:color w:val="000000"/>
+          <w:sz w:val="24"/>
+          <w:szCs w:val="24"/>
+        </w:rPr>
+        <w:lastRenderedPageBreak/>
+        <w:t>Diverse Habitats for Future Generations”</w:t>
+      </w:r>
+      <w:r>
+        <w:rPr>
+          <w:rFonts w:ascii="Times New Roman" w:hAnsi="Times New Roman"/>
+          <w:color w:val="000000"/>
+          <w:sz w:val="24"/>
+          <w:szCs w:val="24"/>
+        </w:rPr>
+        <w:t>; Tallahassee, Florida, April 16-18, 2025. (</w:t>
+      </w:r>
+      <w:r>
+        <w:rPr>
+          <w:rFonts w:ascii="Times New Roman" w:hAnsi="Times New Roman"/>
+          <w:sz w:val="24"/>
+          <w:szCs w:val="24"/>
+        </w:rPr>
+        <w:t>Oral presentation</w:t>
+      </w:r>
+      <w:r>
+        <w:rPr>
+          <w:rFonts w:ascii="Times New Roman" w:hAnsi="Times New Roman"/>
+          <w:color w:val="000000"/>
+          <w:sz w:val="24"/>
+          <w:szCs w:val="24"/>
+        </w:rPr>
+        <w:t>)</w:t>
+      </w:r>
+    </w:p>
+    <w:p>
+      <w:pPr>
+        <w:keepNext/>
+        <w:widowControl w:val="0"/>
+        <w:tabs>
+          <w:tab w:val="left" w:pos="828"/>
+          <w:tab w:val="center" w:pos="4428"/>
+          <w:tab w:val="right" w:pos="8748"/>
+        </w:tabs>
+        <w:autoSpaceDE w:val="0"/>
+        <w:autoSpaceDN w:val="0"/>
+        <w:adjustRightInd w:val="0"/>
+        <w:spacing w:after="0" w:line="240" w:lineRule="auto"/>
+        <w:ind w:left="810" w:right="115" w:hanging="835"/>
+        <w:rPr>
+          <w:rFonts w:ascii="Times New Roman" w:hAnsi="Times New Roman"/>
+          <w:color w:val="000000"/>
+          <w:sz w:val="24"/>
+          <w:szCs w:val="24"/>
+        </w:rPr>
+      </w:pPr>
+      <w:r>
+        <w:rPr>
+          <w:rFonts w:ascii="Times New Roman" w:hAnsi="Times New Roman"/>
+          <w:color w:val="000000"/>
+          <w:sz w:val="24"/>
+          <w:szCs w:val="24"/>
+        </w:rPr>
+        <w:t xml:space="preserve">42. Fussell Persaud, C. A., J. R. Barratt Heitmann, M. </w:t>
+      </w:r>
+      <w:r>
+        <w:rPr>
+          <w:rFonts w:ascii="Times New Roman" w:hAnsi="Times New Roman"/>
+          <w:color w:val="000000"/>
+          <w:sz w:val="24"/>
+          <w:szCs w:val="24"/>
+        </w:rPr>
+        <w:t xml:space="preserve">Zuliani, B. M. Mason, J. Mulling, and </w:t>
+      </w:r>
+      <w:r>
+        <w:rPr>
+          <w:rFonts w:ascii="Times New Roman" w:hAnsi="Times New Roman"/>
+          <w:color w:val="000000"/>
+          <w:sz w:val="24"/>
+          <w:szCs w:val="24"/>
+          <w:u w:val="single"/>
+        </w:rPr>
+        <w:t>C. T. Callaghan</w:t>
+      </w:r>
+      <w:r>
+        <w:rPr>
+          <w:rFonts w:ascii="Times New Roman" w:hAnsi="Times New Roman"/>
+          <w:color w:val="000000"/>
+          <w:sz w:val="24"/>
+          <w:szCs w:val="24"/>
+        </w:rPr>
+        <w:t>. 2025. Assessing the potential</w:t>
+      </w:r>
+      <w:r>
+        <w:rPr>
+          <w:rFonts w:ascii="Times New Roman" w:hAnsi="Times New Roman"/>
+          <w:color w:val="000000"/>
+          <w:sz w:val="24"/>
+          <w:szCs w:val="24"/>
+        </w:rPr>
+        <w:t xml:space="preserve"> of eBird data to track changes in abundance of wading birds in South Florida. </w:t>
+      </w:r>
+      <w:r>
+        <w:rPr>
+          <w:rFonts w:ascii="Times New Roman" w:hAnsi="Times New Roman"/>
+          <w:i/>
+          <w:iCs/>
+          <w:color w:val="000000"/>
+          <w:sz w:val="24"/>
+          <w:szCs w:val="24"/>
+        </w:rPr>
+        <w:t>The Florida Chapter of The Wildlife Society Spring Meeting – “From Wetlands to Pine Forests: Conserving Florida’s Diverse Habitats for Future Generations”</w:t>
+      </w:r>
+      <w:r>
+        <w:rPr>
+          <w:rFonts w:ascii="Times New Roman" w:hAnsi="Times New Roman"/>
+          <w:color w:val="000000"/>
+          <w:sz w:val="24"/>
+          <w:szCs w:val="24"/>
+        </w:rPr>
+        <w:t>; Tallahassee, Florida, April 16-18, 2025. (</w:t>
+      </w:r>
+      <w:r>
+        <w:rPr>
+          <w:rFonts w:ascii="Times New Roman" w:hAnsi="Times New Roman"/>
+          <w:sz w:val="24"/>
+          <w:szCs w:val="24"/>
+        </w:rPr>
+        <w:t>Poster presentation</w:t>
+      </w:r>
+      <w:r>
+        <w:rPr>
+          <w:rFonts w:ascii="Times New Roman" w:hAnsi="Times New Roman"/>
+          <w:color w:val="000000"/>
+          <w:sz w:val="24"/>
+          <w:szCs w:val="24"/>
+        </w:rPr>
+        <w:t>)</w:t>
+      </w:r>
+    </w:p>
+    <w:p>
+      <w:pPr>
+        <w:keepNext/>
+        <w:widowControl w:val="0"/>
+        <w:tabs>
+          <w:tab w:val="left" w:pos="828"/>
+          <w:tab w:val="center" w:pos="4428"/>
+          <w:tab w:val="right" w:pos="8748"/>
+        </w:tabs>
+        <w:autoSpaceDE w:val="0"/>
+        <w:autoSpaceDN w:val="0"/>
+        <w:adjustRightInd w:val="0"/>
+        <w:spacing w:after="0" w:line="240" w:lineRule="auto"/>
+        <w:ind w:left="810" w:right="115" w:hanging="835"/>
+        <w:rPr>
+          <w:rFonts w:ascii="Times New Roman" w:hAnsi="Times New Roman"/>
+          <w:color w:val="000000"/>
+          <w:sz w:val="24"/>
+          <w:szCs w:val="24"/>
+        </w:rPr>
+      </w:pPr>
+      <w:r>
+        <w:rPr>
+          <w:rFonts w:ascii="Times New Roman" w:hAnsi="Times New Roman"/>
+          <w:color w:val="000000"/>
+          <w:sz w:val="24"/>
+          <w:szCs w:val="24"/>
+        </w:rPr>
         <w:t xml:space="preserve">41. Lilkendey, T., B. M. Mason, J. S. Francis, and </w:t>
       </w:r>
       <w:r>
@@ -25833,7 +24962,6 @@
           <w:sz w:val="24"/>
           <w:szCs w:val="24"/>
         </w:rPr>
-        <w:lastRenderedPageBreak/>
         <w:t xml:space="preserve">38. </w:t>
       </w:r>
       <w:r>
@@ -26453,7 +25581,19 @@
           <w:sz w:val="24"/>
           <w:szCs w:val="24"/>
         </w:rPr>
-        <w:t>Urban greenspaces, their landscape elements, and cultural ecosystem services: A study based on social media data and machine learning approaches.</w:t>
+        <w:t xml:space="preserve">Urban greenspaces, their landscape elements, and cultural ecosystem services: A study based on social media </w:t>
+      </w:r>
+      <w:r>
+        <w:rPr>
+          <w:rFonts w:ascii="Times New Roman" w:eastAsia="Times New Roman" w:hAnsi="Times New Roman" w:cs="Times New Roman"/>
+          <w:bCs/>
+          <w:i/>
+          <w:iCs/>
+          <w:sz w:val="24"/>
+          <w:szCs w:val="24"/>
+        </w:rPr>
+        <w:lastRenderedPageBreak/>
+        <w:t>data and machine learning approaches.</w:t>
       </w:r>
       <w:r>
         <w:rPr>
@@ -26813,7 +25953,6 @@
           <w:sz w:val="24"/>
           <w:szCs w:val="24"/>
         </w:rPr>
-        <w:lastRenderedPageBreak/>
         <w:t xml:space="preserve">25. </w:t>
       </w:r>
       <w:r>
@@ -27118,7 +26257,29 @@
           <w:szCs w:val="24"/>
           <w:lang w:val="en-US"/>
         </w:rPr>
-        <w:t>. 2023. Quantifying the synergies between human and biodiversity utility in urban greenspaces. University of Florida’s 2023 Fall Undergraduate Research Symposium; Gainesville, Florida. September 19, 2023. (Poster presentation)</w:t>
+        <w:t xml:space="preserve">. 2023. Quantifying the synergies between human and biodiversity utility in urban </w:t>
+      </w:r>
+      <w:proofErr w:type="gramStart"/>
+      <w:r>
+        <w:rPr>
+          <w:rFonts w:ascii="Times New Roman" w:eastAsia="Times New Roman" w:hAnsi="Times New Roman" w:cs="Times New Roman"/>
+          <w:bCs/>
+          <w:sz w:val="24"/>
+          <w:szCs w:val="24"/>
+          <w:lang w:val="en-US"/>
+        </w:rPr>
+        <w:t>greenspaces</w:t>
+      </w:r>
+      <w:proofErr w:type="gramEnd"/>
+      <w:r>
+        <w:rPr>
+          <w:rFonts w:ascii="Times New Roman" w:eastAsia="Times New Roman" w:hAnsi="Times New Roman" w:cs="Times New Roman"/>
+          <w:bCs/>
+          <w:sz w:val="24"/>
+          <w:szCs w:val="24"/>
+          <w:lang w:val="en-US"/>
+        </w:rPr>
+        <w:t>. University of Florida’s 2023 Fall Undergraduate Research Symposium; Gainesville, Florida. September 19, 2023. (Poster presentation)</w:t>
       </w:r>
     </w:p>
     <w:p>
@@ -27305,13 +26466,22 @@
           <w:szCs w:val="24"/>
           <w:lang w:val="en-US"/>
         </w:rPr>
-        <w:t>19</w:t>
-      </w:r>
-      <w:r>
-        <w:rPr>
-          <w:rFonts w:ascii="Times New Roman" w:eastAsia="Times New Roman" w:hAnsi="Times New Roman" w:cs="Times New Roman"/>
-          <w:bCs/>
-          <w:caps/>
+        <w:t xml:space="preserve">19. </w:t>
+      </w:r>
+      <w:r>
+        <w:rPr>
+          <w:rFonts w:ascii="Times New Roman" w:eastAsia="Times New Roman" w:hAnsi="Times New Roman" w:cs="Times New Roman"/>
+          <w:bCs/>
+          <w:sz w:val="24"/>
+          <w:szCs w:val="24"/>
+          <w:lang w:val="en-US"/>
+        </w:rPr>
+        <w:t>Lee, J</w:t>
+      </w:r>
+      <w:r>
+        <w:rPr>
+          <w:rFonts w:ascii="Times New Roman" w:eastAsia="Times New Roman" w:hAnsi="Times New Roman" w:cs="Times New Roman"/>
+          <w:bCs/>
           <w:sz w:val="24"/>
           <w:szCs w:val="24"/>
           <w:lang w:val="en-US"/>
@@ -27322,37 +26492,6 @@
         <w:rPr>
           <w:rFonts w:ascii="Times New Roman" w:eastAsia="Times New Roman" w:hAnsi="Times New Roman" w:cs="Times New Roman"/>
           <w:bCs/>
-          <w:caps/>
-          <w:sz w:val="24"/>
-          <w:szCs w:val="24"/>
-          <w:lang w:val="en-US"/>
-        </w:rPr>
-        <w:t xml:space="preserve"> </w:t>
-      </w:r>
-      <w:r>
-        <w:rPr>
-          <w:rFonts w:ascii="Times New Roman" w:eastAsia="Times New Roman" w:hAnsi="Times New Roman" w:cs="Times New Roman"/>
-          <w:bCs/>
-          <w:sz w:val="24"/>
-          <w:szCs w:val="24"/>
-          <w:lang w:val="en-US"/>
-        </w:rPr>
-        <w:t>Lee, J</w:t>
-      </w:r>
-      <w:r>
-        <w:rPr>
-          <w:rFonts w:ascii="Times New Roman" w:eastAsia="Times New Roman" w:hAnsi="Times New Roman" w:cs="Times New Roman"/>
-          <w:bCs/>
-          <w:sz w:val="24"/>
-          <w:szCs w:val="24"/>
-          <w:lang w:val="en-US"/>
-        </w:rPr>
-        <w:t>.</w:t>
-      </w:r>
-      <w:r>
-        <w:rPr>
-          <w:rFonts w:ascii="Times New Roman" w:eastAsia="Times New Roman" w:hAnsi="Times New Roman" w:cs="Times New Roman"/>
-          <w:bCs/>
           <w:sz w:val="24"/>
           <w:szCs w:val="24"/>
           <w:lang w:val="en-US"/>
@@ -27398,27 +26537,7 @@
           <w:szCs w:val="24"/>
           <w:lang w:val="en-US"/>
         </w:rPr>
-        <w:t xml:space="preserve">. </w:t>
-      </w:r>
-      <w:r>
-        <w:rPr>
-          <w:rFonts w:ascii="Times New Roman" w:eastAsia="Times New Roman" w:hAnsi="Times New Roman" w:cs="Times New Roman"/>
-          <w:bCs/>
-          <w:sz w:val="24"/>
-          <w:szCs w:val="24"/>
-          <w:lang w:val="en-US"/>
-        </w:rPr>
-        <w:t>Ecological Society of Australia virtual conference.</w:t>
-      </w:r>
-      <w:r>
-        <w:rPr>
-          <w:rFonts w:ascii="Times New Roman" w:eastAsia="Times New Roman" w:hAnsi="Times New Roman" w:cs="Times New Roman"/>
-          <w:bCs/>
-          <w:sz w:val="24"/>
-          <w:szCs w:val="24"/>
-          <w:lang w:val="en-US"/>
-        </w:rPr>
-        <w:t xml:space="preserve"> </w:t>
+        <w:t xml:space="preserve">. Ecological Society of Australia virtual conference. </w:t>
       </w:r>
       <w:r>
         <w:rPr>
@@ -27482,47 +26601,17 @@
           <w:szCs w:val="24"/>
           <w:lang w:val="en-US"/>
         </w:rPr>
-        <w:t xml:space="preserve">. </w:t>
-      </w:r>
-      <w:r>
-        <w:rPr>
-          <w:rFonts w:ascii="Times New Roman" w:eastAsia="Times New Roman" w:hAnsi="Times New Roman" w:cs="Times New Roman"/>
-          <w:bCs/>
-          <w:sz w:val="24"/>
-          <w:szCs w:val="24"/>
-          <w:lang w:val="en-US"/>
-        </w:rPr>
-        <w:t>Thompson</w:t>
-      </w:r>
-      <w:r>
-        <w:rPr>
-          <w:rFonts w:ascii="Times New Roman" w:eastAsia="Times New Roman" w:hAnsi="Times New Roman" w:cs="Times New Roman"/>
-          <w:bCs/>
-          <w:sz w:val="24"/>
-          <w:szCs w:val="24"/>
-          <w:lang w:val="en-US"/>
-        </w:rPr>
-        <w:t>, M</w:t>
-      </w:r>
-      <w:r>
-        <w:rPr>
-          <w:rFonts w:ascii="Times New Roman" w:eastAsia="Times New Roman" w:hAnsi="Times New Roman" w:cs="Times New Roman"/>
-          <w:bCs/>
-          <w:sz w:val="24"/>
-          <w:szCs w:val="24"/>
-          <w:lang w:val="en-US"/>
-        </w:rPr>
-        <w:t>.</w:t>
-      </w:r>
-      <w:r>
-        <w:rPr>
-          <w:rFonts w:ascii="Times New Roman" w:eastAsia="Times New Roman" w:hAnsi="Times New Roman" w:cs="Times New Roman"/>
-          <w:bCs/>
-          <w:sz w:val="24"/>
-          <w:szCs w:val="24"/>
-          <w:lang w:val="en-US"/>
-        </w:rPr>
-        <w:t xml:space="preserve">, </w:t>
+        <w:t>. Thompson</w:t>
+      </w:r>
+      <w:r>
+        <w:rPr>
+          <w:rFonts w:ascii="Times New Roman" w:eastAsia="Times New Roman" w:hAnsi="Times New Roman" w:cs="Times New Roman"/>
+          <w:bCs/>
+          <w:sz w:val="24"/>
+          <w:szCs w:val="24"/>
+          <w:lang w:val="en-US"/>
+        </w:rPr>
+        <w:t xml:space="preserve">, M., </w:t>
       </w:r>
       <w:r>
         <w:rPr>
@@ -27553,37 +26642,39 @@
           <w:szCs w:val="24"/>
           <w:lang w:val="en-US"/>
         </w:rPr>
-        <w:t>What signals time to breed? Citizen science reveals exogenous influences to frog calling across Australia</w:t>
-      </w:r>
-      <w:r>
-        <w:rPr>
-          <w:rFonts w:ascii="Times New Roman" w:eastAsia="Times New Roman" w:hAnsi="Times New Roman" w:cs="Times New Roman"/>
-          <w:bCs/>
-          <w:sz w:val="24"/>
-          <w:szCs w:val="24"/>
-          <w:lang w:val="en-US"/>
-        </w:rPr>
-        <w:t xml:space="preserve">. </w:t>
-      </w:r>
-      <w:r>
-        <w:rPr>
-          <w:rFonts w:ascii="Times New Roman" w:eastAsia="Times New Roman" w:hAnsi="Times New Roman" w:cs="Times New Roman"/>
-          <w:bCs/>
-          <w:sz w:val="24"/>
-          <w:szCs w:val="24"/>
-          <w:lang w:val="en-US"/>
-        </w:rPr>
-        <w:t>Ecological Society of Australia virtual conference.</w:t>
-      </w:r>
-      <w:r>
-        <w:rPr>
-          <w:rFonts w:ascii="Times New Roman" w:eastAsia="Times New Roman" w:hAnsi="Times New Roman" w:cs="Times New Roman"/>
-          <w:bCs/>
-          <w:sz w:val="24"/>
-          <w:szCs w:val="24"/>
-          <w:lang w:val="en-US"/>
-        </w:rPr>
-        <w:t xml:space="preserve"> </w:t>
+        <w:t xml:space="preserve">What signals time to breed? Citizen science reveals exogenous influences </w:t>
+      </w:r>
+      <w:proofErr w:type="gramStart"/>
+      <w:r>
+        <w:rPr>
+          <w:rFonts w:ascii="Times New Roman" w:eastAsia="Times New Roman" w:hAnsi="Times New Roman" w:cs="Times New Roman"/>
+          <w:bCs/>
+          <w:sz w:val="24"/>
+          <w:szCs w:val="24"/>
+          <w:lang w:val="en-US"/>
+        </w:rPr>
+        <w:t>to</w:t>
+      </w:r>
+      <w:proofErr w:type="gramEnd"/>
+      <w:r>
+        <w:rPr>
+          <w:rFonts w:ascii="Times New Roman" w:eastAsia="Times New Roman" w:hAnsi="Times New Roman" w:cs="Times New Roman"/>
+          <w:bCs/>
+          <w:sz w:val="24"/>
+          <w:szCs w:val="24"/>
+          <w:lang w:val="en-US"/>
+        </w:rPr>
+        <w:t xml:space="preserve"> frog calling across Australia</w:t>
+      </w:r>
+      <w:r>
+        <w:rPr>
+          <w:rFonts w:ascii="Times New Roman" w:eastAsia="Times New Roman" w:hAnsi="Times New Roman" w:cs="Times New Roman"/>
+          <w:bCs/>
+          <w:sz w:val="24"/>
+          <w:szCs w:val="24"/>
+          <w:lang w:val="en-US"/>
+        </w:rPr>
+        <w:t xml:space="preserve">. Ecological Society of Australia virtual conference. </w:t>
       </w:r>
       <w:r>
         <w:rPr>
@@ -27626,29 +26717,7 @@
           <w:szCs w:val="24"/>
           <w:lang w:val="en-US"/>
         </w:rPr>
-        <w:t>1</w:t>
-      </w:r>
-      <w:r>
-        <w:rPr>
-          <w:rFonts w:ascii="Times New Roman" w:eastAsia="Times New Roman" w:hAnsi="Times New Roman" w:cs="Times New Roman"/>
-          <w:bCs/>
-          <w:caps/>
-          <w:sz w:val="24"/>
-          <w:szCs w:val="24"/>
-          <w:lang w:val="en-US"/>
-        </w:rPr>
-        <w:t>7</w:t>
-      </w:r>
-      <w:r>
-        <w:rPr>
-          <w:rFonts w:ascii="Times New Roman" w:eastAsia="Times New Roman" w:hAnsi="Times New Roman" w:cs="Times New Roman"/>
-          <w:bCs/>
-          <w:caps/>
-          <w:sz w:val="24"/>
-          <w:szCs w:val="24"/>
-          <w:lang w:val="en-US"/>
-        </w:rPr>
-        <w:t xml:space="preserve">. </w:t>
+        <w:t xml:space="preserve">17. </w:t>
       </w:r>
       <w:r>
         <w:rPr>
@@ -27691,17 +26760,7 @@
           <w:szCs w:val="24"/>
           <w:lang w:val="en-US"/>
         </w:rPr>
-        <w:t>) virtual conference.</w:t>
-      </w:r>
-      <w:r>
-        <w:rPr>
-          <w:rFonts w:ascii="Times New Roman" w:eastAsia="Times New Roman" w:hAnsi="Times New Roman" w:cs="Times New Roman"/>
-          <w:bCs/>
-          <w:sz w:val="24"/>
-          <w:szCs w:val="24"/>
-          <w:lang w:val="en-US"/>
-        </w:rPr>
-        <w:t xml:space="preserve"> </w:t>
+        <w:t xml:space="preserve">) virtual conference. </w:t>
       </w:r>
       <w:r>
         <w:rPr>
@@ -27732,23 +26791,8 @@
           <w:sz w:val="24"/>
           <w:lang w:val="en-US"/>
         </w:rPr>
-        <w:t>1</w:t>
-      </w:r>
-      <w:r>
-        <w:rPr>
-          <w:rFonts w:ascii="Times New Roman" w:eastAsia="Times New Roman" w:hAnsi="Times New Roman" w:cs="Times New Roman"/>
-          <w:sz w:val="24"/>
-          <w:lang w:val="en-US"/>
-        </w:rPr>
-        <w:t>6</w:t>
-      </w:r>
-      <w:r>
-        <w:rPr>
-          <w:rFonts w:ascii="Times New Roman" w:eastAsia="Times New Roman" w:hAnsi="Times New Roman" w:cs="Times New Roman"/>
-          <w:sz w:val="24"/>
-          <w:lang w:val="en-US"/>
-        </w:rPr>
-        <w:t xml:space="preserve">. </w:t>
+        <w:lastRenderedPageBreak/>
+        <w:t xml:space="preserve">16. </w:t>
       </w:r>
       <w:r>
         <w:rPr>
@@ -27812,23 +26856,7 @@
           <w:sz w:val="24"/>
           <w:lang w:val="en-US"/>
         </w:rPr>
-        <w:t>1</w:t>
-      </w:r>
-      <w:r>
-        <w:rPr>
-          <w:rFonts w:ascii="Times New Roman" w:eastAsia="Times New Roman" w:hAnsi="Times New Roman" w:cs="Times New Roman"/>
-          <w:sz w:val="24"/>
-          <w:lang w:val="en-US"/>
-        </w:rPr>
-        <w:t>5</w:t>
-      </w:r>
-      <w:r>
-        <w:rPr>
-          <w:rFonts w:ascii="Times New Roman" w:eastAsia="Times New Roman" w:hAnsi="Times New Roman" w:cs="Times New Roman"/>
-          <w:sz w:val="24"/>
-          <w:lang w:val="en-US"/>
-        </w:rPr>
-        <w:t xml:space="preserve">. </w:t>
+        <w:t xml:space="preserve">15. </w:t>
       </w:r>
       <w:r>
         <w:rPr>
@@ -27883,23 +26911,7 @@
           <w:sz w:val="24"/>
           <w:lang w:val="en-US"/>
         </w:rPr>
-        <w:t>1</w:t>
-      </w:r>
-      <w:r>
-        <w:rPr>
-          <w:rFonts w:ascii="Times New Roman" w:eastAsia="Times New Roman" w:hAnsi="Times New Roman" w:cs="Times New Roman"/>
-          <w:sz w:val="24"/>
-          <w:lang w:val="en-US"/>
-        </w:rPr>
-        <w:t>4</w:t>
-      </w:r>
-      <w:r>
-        <w:rPr>
-          <w:rFonts w:ascii="Times New Roman" w:eastAsia="Times New Roman" w:hAnsi="Times New Roman" w:cs="Times New Roman"/>
-          <w:sz w:val="24"/>
-          <w:lang w:val="en-US"/>
-        </w:rPr>
-        <w:t xml:space="preserve">. </w:t>
+        <w:t xml:space="preserve">14. </w:t>
       </w:r>
       <w:r>
         <w:rPr>
@@ -27980,23 +26992,7 @@
           <w:sz w:val="24"/>
           <w:lang w:val="en-US"/>
         </w:rPr>
-        <w:t>1</w:t>
-      </w:r>
-      <w:r>
-        <w:rPr>
-          <w:rFonts w:ascii="Times New Roman" w:eastAsia="Times New Roman" w:hAnsi="Times New Roman" w:cs="Times New Roman"/>
-          <w:sz w:val="24"/>
-          <w:lang w:val="en-US"/>
-        </w:rPr>
-        <w:t>3</w:t>
-      </w:r>
-      <w:r>
-        <w:rPr>
-          <w:rFonts w:ascii="Times New Roman" w:eastAsia="Times New Roman" w:hAnsi="Times New Roman" w:cs="Times New Roman"/>
-          <w:sz w:val="24"/>
-          <w:lang w:val="en-US"/>
-        </w:rPr>
-        <w:t xml:space="preserve">. </w:t>
+        <w:t xml:space="preserve">13. </w:t>
       </w:r>
       <w:r>
         <w:rPr>
@@ -28059,23 +27055,7 @@
           <w:sz w:val="24"/>
           <w:lang w:val="en-US"/>
         </w:rPr>
-        <w:t>1</w:t>
-      </w:r>
-      <w:r>
-        <w:rPr>
-          <w:rFonts w:ascii="Times New Roman" w:eastAsia="Times New Roman" w:hAnsi="Times New Roman" w:cs="Times New Roman"/>
-          <w:sz w:val="24"/>
-          <w:lang w:val="en-US"/>
-        </w:rPr>
-        <w:t>2</w:t>
-      </w:r>
-      <w:r>
-        <w:rPr>
-          <w:rFonts w:ascii="Times New Roman" w:eastAsia="Times New Roman" w:hAnsi="Times New Roman" w:cs="Times New Roman"/>
-          <w:sz w:val="24"/>
-          <w:lang w:val="en-US"/>
-        </w:rPr>
-        <w:t xml:space="preserve">. </w:t>
+        <w:t xml:space="preserve">12. </w:t>
       </w:r>
       <w:r>
         <w:rPr>
@@ -28092,7 +27072,25 @@
           <w:sz w:val="24"/>
           <w:lang w:val="en-US"/>
         </w:rPr>
-        <w:t xml:space="preserve">, R. E. Major, M. B. Lyons, J. M. Martin, and R. T. Kingsford. 2018. A global analysis of the effects of local and landscape habitat attributes in urban greenspaces. International Ornithological Congress, Vancouver, British Colombia, Canada. </w:t>
+        <w:t xml:space="preserve">, R. E. Major, M. B. Lyons, J. M. Martin, and R. T. Kingsford. 2018. A global analysis of the effects of local and landscape habitat attributes in urban </w:t>
+      </w:r>
+      <w:proofErr w:type="gramStart"/>
+      <w:r>
+        <w:rPr>
+          <w:rFonts w:ascii="Times New Roman" w:eastAsia="Times New Roman" w:hAnsi="Times New Roman" w:cs="Times New Roman"/>
+          <w:sz w:val="24"/>
+          <w:lang w:val="en-US"/>
+        </w:rPr>
+        <w:t>greenspaces</w:t>
+      </w:r>
+      <w:proofErr w:type="gramEnd"/>
+      <w:r>
+        <w:rPr>
+          <w:rFonts w:ascii="Times New Roman" w:eastAsia="Times New Roman" w:hAnsi="Times New Roman" w:cs="Times New Roman"/>
+          <w:sz w:val="24"/>
+          <w:lang w:val="en-US"/>
+        </w:rPr>
+        <w:t xml:space="preserve">. International Ornithological Congress, Vancouver, British Colombia, Canada. </w:t>
       </w:r>
       <w:r>
         <w:rPr>
@@ -28131,23 +27129,7 @@
           <w:sz w:val="24"/>
           <w:lang w:val="en-US"/>
         </w:rPr>
-        <w:t>1</w:t>
-      </w:r>
-      <w:r>
-        <w:rPr>
-          <w:rFonts w:ascii="Times New Roman" w:eastAsia="Times New Roman" w:hAnsi="Times New Roman" w:cs="Times New Roman"/>
-          <w:sz w:val="24"/>
-          <w:lang w:val="en-US"/>
-        </w:rPr>
-        <w:t>1</w:t>
-      </w:r>
-      <w:r>
-        <w:rPr>
-          <w:rFonts w:ascii="Times New Roman" w:eastAsia="Times New Roman" w:hAnsi="Times New Roman" w:cs="Times New Roman"/>
-          <w:sz w:val="24"/>
-          <w:lang w:val="en-US"/>
-        </w:rPr>
-        <w:t xml:space="preserve">. </w:t>
+        <w:t xml:space="preserve">11. </w:t>
       </w:r>
       <w:r>
         <w:rPr>
@@ -28204,17 +27186,7 @@
           <w:szCs w:val="24"/>
           <w:lang w:val="en-US"/>
         </w:rPr>
-        <w:lastRenderedPageBreak/>
-        <w:t>10</w:t>
-      </w:r>
-      <w:r>
-        <w:rPr>
-          <w:rFonts w:ascii="Times New Roman" w:eastAsia="Times New Roman" w:hAnsi="Times New Roman" w:cs="Times New Roman"/>
-          <w:sz w:val="24"/>
-          <w:szCs w:val="24"/>
-          <w:lang w:val="en-US"/>
-        </w:rPr>
-        <w:t xml:space="preserve">. </w:t>
+        <w:t xml:space="preserve">10. </w:t>
       </w:r>
       <w:r>
         <w:rPr>
@@ -28233,7 +27205,27 @@
           <w:szCs w:val="24"/>
           <w:lang w:val="en-US"/>
         </w:rPr>
-        <w:t xml:space="preserve"> M. Slater, R. E. Major, M. Morrison, J. M. Martin, and R. T. Kingsford. 2017. A bird in the bush is worth $223,851 in the hand. Ecological Society of Australia </w:t>
+        <w:t xml:space="preserve"> M. Slater, R. E. Major, M. Morrison, J. M. Martin, and R. T. Kingsford. 2017. A bird in the bush is worth $223,851 in </w:t>
+      </w:r>
+      <w:proofErr w:type="gramStart"/>
+      <w:r>
+        <w:rPr>
+          <w:rFonts w:ascii="Times New Roman" w:eastAsia="Times New Roman" w:hAnsi="Times New Roman" w:cs="Times New Roman"/>
+          <w:sz w:val="24"/>
+          <w:szCs w:val="24"/>
+          <w:lang w:val="en-US"/>
+        </w:rPr>
+        <w:t>the hand</w:t>
+      </w:r>
+      <w:proofErr w:type="gramEnd"/>
+      <w:r>
+        <w:rPr>
+          <w:rFonts w:ascii="Times New Roman" w:eastAsia="Times New Roman" w:hAnsi="Times New Roman" w:cs="Times New Roman"/>
+          <w:sz w:val="24"/>
+          <w:szCs w:val="24"/>
+          <w:lang w:val="en-US"/>
+        </w:rPr>
+        <w:t xml:space="preserve">. Ecological Society of Australia </w:t>
       </w:r>
       <w:proofErr w:type="spellStart"/>
       <w:r>
@@ -28295,16 +27287,7 @@
           <w:szCs w:val="24"/>
           <w:lang w:val="en-US"/>
         </w:rPr>
-        <w:t>8</w:t>
-      </w:r>
-      <w:r>
-        <w:rPr>
-          <w:rFonts w:ascii="Times New Roman" w:eastAsia="Times New Roman" w:hAnsi="Times New Roman" w:cs="Times New Roman"/>
-          <w:sz w:val="24"/>
-          <w:szCs w:val="24"/>
-          <w:lang w:val="en-US"/>
-        </w:rPr>
-        <w:t xml:space="preserve">. </w:t>
+        <w:t xml:space="preserve">9. </w:t>
       </w:r>
       <w:r>
         <w:rPr>
@@ -28323,7 +27306,47 @@
           <w:szCs w:val="24"/>
           <w:lang w:val="en-US"/>
         </w:rPr>
-        <w:t xml:space="preserve"> J. M., Martin, R. E. Major, and R. T. Kingsford. 2017. Citizen Science adds ecological value in urban greenspaces. Australasian Ornithological Conference, Geelong, Victoria, Australia. </w:t>
+        <w:t xml:space="preserve"> J. M., Martin, R. E. Major, and R. T. Kingsford. 2017. Citizen Science adds ecological value </w:t>
+      </w:r>
+      <w:proofErr w:type="gramStart"/>
+      <w:r>
+        <w:rPr>
+          <w:rFonts w:ascii="Times New Roman" w:eastAsia="Times New Roman" w:hAnsi="Times New Roman" w:cs="Times New Roman"/>
+          <w:sz w:val="24"/>
+          <w:szCs w:val="24"/>
+          <w:lang w:val="en-US"/>
+        </w:rPr>
+        <w:t>in</w:t>
+      </w:r>
+      <w:proofErr w:type="gramEnd"/>
+      <w:r>
+        <w:rPr>
+          <w:rFonts w:ascii="Times New Roman" w:eastAsia="Times New Roman" w:hAnsi="Times New Roman" w:cs="Times New Roman"/>
+          <w:sz w:val="24"/>
+          <w:szCs w:val="24"/>
+          <w:lang w:val="en-US"/>
+        </w:rPr>
+        <w:t xml:space="preserve"> urban </w:t>
+      </w:r>
+      <w:proofErr w:type="gramStart"/>
+      <w:r>
+        <w:rPr>
+          <w:rFonts w:ascii="Times New Roman" w:eastAsia="Times New Roman" w:hAnsi="Times New Roman" w:cs="Times New Roman"/>
+          <w:sz w:val="24"/>
+          <w:szCs w:val="24"/>
+          <w:lang w:val="en-US"/>
+        </w:rPr>
+        <w:t>greenspaces</w:t>
+      </w:r>
+      <w:proofErr w:type="gramEnd"/>
+      <w:r>
+        <w:rPr>
+          <w:rFonts w:ascii="Times New Roman" w:eastAsia="Times New Roman" w:hAnsi="Times New Roman" w:cs="Times New Roman"/>
+          <w:sz w:val="24"/>
+          <w:szCs w:val="24"/>
+          <w:lang w:val="en-US"/>
+        </w:rPr>
+        <w:t xml:space="preserve">. Australasian Ornithological Conference, Geelong, Victoria, Australia. </w:t>
       </w:r>
       <w:r>
         <w:rPr>
@@ -28365,16 +27388,7 @@
           <w:szCs w:val="24"/>
           <w:lang w:val="en-US"/>
         </w:rPr>
-        <w:t>8</w:t>
-      </w:r>
-      <w:r>
-        <w:rPr>
-          <w:rFonts w:ascii="Times New Roman" w:eastAsia="Times New Roman" w:hAnsi="Times New Roman" w:cs="Times New Roman"/>
-          <w:sz w:val="24"/>
-          <w:szCs w:val="24"/>
-          <w:lang w:val="en-US"/>
-        </w:rPr>
-        <w:t xml:space="preserve">. </w:t>
+        <w:t xml:space="preserve">8. </w:t>
       </w:r>
       <w:r>
         <w:rPr>
@@ -28457,16 +27471,7 @@
           <w:szCs w:val="24"/>
           <w:lang w:val="en-US"/>
         </w:rPr>
-        <w:t>7</w:t>
-      </w:r>
-      <w:r>
-        <w:rPr>
-          <w:rFonts w:ascii="Times New Roman" w:eastAsia="Times New Roman" w:hAnsi="Times New Roman" w:cs="Times New Roman"/>
-          <w:sz w:val="24"/>
-          <w:szCs w:val="24"/>
-          <w:lang w:val="en-US"/>
-        </w:rPr>
-        <w:t xml:space="preserve">. </w:t>
+        <w:t xml:space="preserve">7. </w:t>
       </w:r>
       <w:r>
         <w:rPr>
@@ -28518,16 +27523,7 @@
           <w:szCs w:val="24"/>
           <w:lang w:val="en-US"/>
         </w:rPr>
-        <w:t>6</w:t>
-      </w:r>
-      <w:r>
-        <w:rPr>
-          <w:rFonts w:ascii="Times New Roman" w:eastAsia="Times New Roman" w:hAnsi="Times New Roman" w:cs="Times New Roman"/>
-          <w:sz w:val="24"/>
-          <w:szCs w:val="24"/>
-          <w:lang w:val="en-US"/>
-        </w:rPr>
-        <w:t xml:space="preserve">. </w:t>
+        <w:t xml:space="preserve">6. </w:t>
       </w:r>
       <w:r>
         <w:rPr>
@@ -28579,16 +27575,7 @@
           <w:szCs w:val="24"/>
           <w:lang w:val="en-US"/>
         </w:rPr>
-        <w:t>5</w:t>
-      </w:r>
-      <w:r>
-        <w:rPr>
-          <w:rFonts w:ascii="Times New Roman" w:eastAsia="Times New Roman" w:hAnsi="Times New Roman" w:cs="Times New Roman"/>
-          <w:sz w:val="24"/>
-          <w:szCs w:val="24"/>
-          <w:lang w:val="en-US"/>
-        </w:rPr>
-        <w:t xml:space="preserve">. </w:t>
+        <w:t xml:space="preserve">5. </w:t>
       </w:r>
       <w:r>
         <w:rPr>
@@ -28640,16 +27627,7 @@
           <w:szCs w:val="24"/>
           <w:lang w:val="en-US"/>
         </w:rPr>
-        <w:t>4</w:t>
-      </w:r>
-      <w:r>
-        <w:rPr>
-          <w:rFonts w:ascii="Times New Roman" w:eastAsia="Times New Roman" w:hAnsi="Times New Roman" w:cs="Times New Roman"/>
-          <w:sz w:val="24"/>
-          <w:szCs w:val="24"/>
-          <w:lang w:val="en-US"/>
-        </w:rPr>
-        <w:t xml:space="preserve">. </w:t>
+        <w:t xml:space="preserve">4. </w:t>
       </w:r>
       <w:r>
         <w:rPr>
@@ -28762,16 +27740,7 @@
           <w:szCs w:val="24"/>
           <w:lang w:val="en-US"/>
         </w:rPr>
-        <w:t>2</w:t>
-      </w:r>
-      <w:r>
-        <w:rPr>
-          <w:rFonts w:ascii="Times New Roman" w:eastAsia="Times New Roman" w:hAnsi="Times New Roman" w:cs="Times New Roman"/>
-          <w:sz w:val="24"/>
-          <w:szCs w:val="24"/>
-          <w:lang w:val="en-US"/>
-        </w:rPr>
-        <w:t xml:space="preserve">. </w:t>
+        <w:t xml:space="preserve">2. </w:t>
       </w:r>
       <w:r>
         <w:rPr>
@@ -28799,7 +27768,27 @@
           <w:szCs w:val="24"/>
           <w:lang w:val="en-US"/>
         </w:rPr>
-        <w:t xml:space="preserve">, J. Klassen, M. Denton, and P. Klarman. 2014. A Multi-criteria decision analysis tool for resource prioritization. The Wildlife Society of Florida Spring Conference, Safety Harbor, FL. </w:t>
+        <w:t xml:space="preserve">, J. Klassen, M. Denton, and P. Klarman. 2014. A </w:t>
+      </w:r>
+      <w:proofErr w:type="gramStart"/>
+      <w:r>
+        <w:rPr>
+          <w:rFonts w:ascii="Times New Roman" w:eastAsia="Times New Roman" w:hAnsi="Times New Roman" w:cs="Times New Roman"/>
+          <w:sz w:val="24"/>
+          <w:szCs w:val="24"/>
+          <w:lang w:val="en-US"/>
+        </w:rPr>
+        <w:t>Multi-criteria decision</w:t>
+      </w:r>
+      <w:proofErr w:type="gramEnd"/>
+      <w:r>
+        <w:rPr>
+          <w:rFonts w:ascii="Times New Roman" w:eastAsia="Times New Roman" w:hAnsi="Times New Roman" w:cs="Times New Roman"/>
+          <w:sz w:val="24"/>
+          <w:szCs w:val="24"/>
+          <w:lang w:val="en-US"/>
+        </w:rPr>
+        <w:t xml:space="preserve"> analysis tool for resource prioritization. The Wildlife Society of Florida Spring Conference, Safety Harbor, FL. </w:t>
       </w:r>
       <w:r>
         <w:rPr>
@@ -28872,6 +27861,17 @@
         </w:rPr>
         <w:t>Oral Presentation.</w:t>
       </w:r>
+    </w:p>
+    <w:p>
+      <w:pPr>
+        <w:spacing w:after="0" w:line="240" w:lineRule="auto"/>
+        <w:rPr>
+          <w:rFonts w:ascii="Times New Roman" w:eastAsia="Times New Roman" w:hAnsi="Times New Roman" w:cs="Times New Roman"/>
+          <w:sz w:val="24"/>
+          <w:szCs w:val="24"/>
+          <w:lang w:val="en-US"/>
+        </w:rPr>
+      </w:pPr>
     </w:p>
     <w:p>
       <w:pPr>
@@ -28908,6 +27908,7 @@
           <w:szCs w:val="24"/>
           <w:lang w:val="en-US"/>
         </w:rPr>
+        <w:lastRenderedPageBreak/>
         <w:t>PROFESSIONAL SERVICE</w:t>
       </w:r>
     </w:p>
@@ -29277,7 +28278,6 @@
           <w:szCs w:val="24"/>
           <w:lang w:val="en-US"/>
         </w:rPr>
-        <w:lastRenderedPageBreak/>
         <w:t>Member, Graduate Program Committee, UF Department of Wildlife Ecology and Conservation, 2023–present.</w:t>
       </w:r>
     </w:p>
@@ -29728,15 +28728,7 @@
           <w:sz w:val="24"/>
           <w:szCs w:val="24"/>
         </w:rPr>
-        <w:t>Ph.D. Examiner, University of Tasmania and University of KwaZulu-Natal, 2025.</w:t>
-      </w:r>
-      <w:r>
-        <w:rPr>
-          <w:rFonts w:ascii="Times New Roman" w:eastAsia="Times New Roman" w:hAnsi="Times New Roman" w:cs="Times New Roman"/>
-          <w:sz w:val="24"/>
-          <w:szCs w:val="24"/>
-        </w:rPr>
-        <w:t xml:space="preserve"> Western Sydney University, 2026</w:t>
+        <w:t>Ph.D. Examiner, University of Tasmania and University of KwaZulu-Natal, 2025; Western Sydney University, 2026.</w:t>
       </w:r>
     </w:p>
     <w:p>
@@ -29810,10 +28802,8 @@
         <w:spacing w:before="100" w:beforeAutospacing="1" w:after="100" w:afterAutospacing="1" w:line="240" w:lineRule="auto"/>
         <w:contextualSpacing/>
         <w:rPr>
-          <w:rFonts w:ascii="Times New Roman" w:eastAsia="Times New Roman" w:hAnsi="Times New Roman" w:cs="Times New Roman"/>
-          <w:sz w:val="24"/>
-          <w:szCs w:val="24"/>
-          <w:lang w:val="en-US"/>
+          <w:sz w:val="24"/>
+          <w:szCs w:val="24"/>
         </w:rPr>
       </w:pPr>
       <w:r>
@@ -29825,6 +28815,7 @@
           <w:szCs w:val="24"/>
           <w:lang w:val="en-US"/>
         </w:rPr>
+        <w:lastRenderedPageBreak/>
         <w:t>Mentoring outcomes:</w:t>
       </w:r>
       <w:r>
@@ -29839,17 +28830,6 @@
     </w:p>
     <w:p>
       <w:pPr>
-        <w:spacing w:before="60" w:after="0" w:line="240" w:lineRule="auto"/>
-        <w:ind w:left="426"/>
-        <w:contextualSpacing/>
-        <w:rPr>
-          <w:sz w:val="24"/>
-          <w:szCs w:val="24"/>
-        </w:rPr>
-      </w:pPr>
-    </w:p>
-    <w:p>
-      <w:pPr>
         <w:rPr>
           <w:sz w:val="24"/>
           <w:szCs w:val="24"/>
@@ -29857,7 +28837,7 @@
       </w:pPr>
     </w:p>
     <w:sectPr>
-      <w:footerReference w:type="default" r:id="rId19"/>
+      <w:footerReference w:type="default" r:id="rId20"/>
       <w:pgSz w:w="11906" w:h="16838"/>
       <w:pgMar w:top="1440" w:right="1080" w:bottom="1440" w:left="1080" w:header="708" w:footer="708" w:gutter="0"/>
       <w:cols w:space="708"/>
@@ -29868,7 +28848,7 @@
 </file>
 
 <file path=word/endnotes.xml><?xml version="1.0" encoding="utf-8"?>
-<w:endnotes xmlns:wpc="http://schemas.microsoft.com/office/word/2010/wordprocessingCanvas" xmlns:cx="http://schemas.microsoft.com/office/drawing/2014/chartex" xmlns:cx1="http://schemas.microsoft.com/office/drawing/2015/9/8/chartex" xmlns:cx2="http://schemas.microsoft.com/office/drawing/2015/10/21/chartex" xmlns:cx3="http://schemas.microsoft.com/office/drawing/2016/5/9/chartex" xmlns:cx4="http://schemas.microsoft.com/office/drawing/2016/5/10/chartex" xmlns:cx5="http://schemas.microsoft.com/office/drawing/2016/5/11/chartex" xmlns:cx6="http://schemas.microsoft.com/office/drawing/2016/5/12/chartex" xmlns:cx7="http://schemas.microsoft.com/office/drawing/2016/5/13/chartex" xmlns:cx8="http://schemas.microsoft.com/office/drawing/2016/5/14/chartex" xmlns:mc="http://schemas.openxmlformats.org/markup-compatibility/2006" xmlns:aink="http://schemas.microsoft.com/office/drawing/2016/ink" xmlns:am3d="http://schemas.microsoft.com/office/drawing/2017/model3d" xmlns:o="urn:schemas-microsoft-com:office:office" xmlns:oel="http://schemas.microsoft.com/office/2019/extlst" xmlns:r="http://schemas.openxmlformats.org/officeDocument/2006/relationships" xmlns:m="http://schemas.openxmlformats.org/officeDocument/2006/math" xmlns:v="urn:schemas-microsoft-com:vml" xmlns:wp14="http://schemas.microsoft.com/office/word/2010/wordprocessingDrawing" xmlns:wp="http://schemas.openxmlformats.org/drawingml/2006/wordprocessingDrawing" xmlns:w10="urn:schemas-microsoft-com:office:word" xmlns:w="http://schemas.openxmlformats.org/wordprocessingml/2006/main" xmlns:w14="http://schemas.microsoft.com/office/word/2010/wordml" xmlns:w15="http://schemas.microsoft.com/office/word/2012/wordml" xmlns:w16cei="http://schemas.microsoft.com/office/word/2026/wordml/cei" xmlns:w16cex="http://schemas.microsoft.com/office/word/2018/wordml/cex" xmlns:w16cid="http://schemas.microsoft.com/office/word/2016/wordml/cid" xmlns:w16="http://schemas.microsoft.com/office/word/2018/wordml" xmlns:w16du="http://schemas.microsoft.com/office/word/2023/wordml/word16du" xmlns:w16sdtdh="http://schemas.microsoft.com/office/word/2020/wordml/sdtdatahash" xmlns:w16sdtfl="http://schemas.microsoft.com/office/word/2024/wordml/sdtformatlock" xmlns:w16se="http://schemas.microsoft.com/office/word/2015/wordml/symex" xmlns:wpg="http://schemas.microsoft.com/office/word/2010/wordprocessingGroup" xmlns:wpi="http://schemas.microsoft.com/office/word/2010/wordprocessingInk" xmlns:wne="http://schemas.microsoft.com/office/word/2006/wordml" xmlns:wps="http://schemas.microsoft.com/office/word/2010/wordprocessingShape" mc:Ignorable="w14 w15 w16se w16cid w16 w16cex w16sdtdh w16sdtfl w16du wp14">
+<w:endnotes xmlns:wpc="http://schemas.microsoft.com/office/word/2010/wordprocessingCanvas" xmlns:cx="http://schemas.microsoft.com/office/drawing/2014/chartex" xmlns:cx1="http://schemas.microsoft.com/office/drawing/2015/9/8/chartex" xmlns:cx2="http://schemas.microsoft.com/office/drawing/2015/10/21/chartex" xmlns:cx3="http://schemas.microsoft.com/office/drawing/2016/5/9/chartex" xmlns:cx4="http://schemas.microsoft.com/office/drawing/2016/5/10/chartex" xmlns:cx5="http://schemas.microsoft.com/office/drawing/2016/5/11/chartex" xmlns:cx6="http://schemas.microsoft.com/office/drawing/2016/5/12/chartex" xmlns:cx7="http://schemas.microsoft.com/office/drawing/2016/5/13/chartex" xmlns:cx8="http://schemas.microsoft.com/office/drawing/2016/5/14/chartex" xmlns:mc="http://schemas.openxmlformats.org/markup-compatibility/2006" xmlns:aink="http://schemas.microsoft.com/office/drawing/2016/ink" xmlns:am3d="http://schemas.microsoft.com/office/drawing/2017/model3d" xmlns:o="urn:schemas-microsoft-com:office:office" xmlns:oel="http://schemas.microsoft.com/office/2019/extlst" xmlns:r="http://schemas.openxmlformats.org/officeDocument/2006/relationships" xmlns:m="http://schemas.openxmlformats.org/officeDocument/2006/math" xmlns:v="urn:schemas-microsoft-com:vml" xmlns:wp14="http://schemas.microsoft.com/office/word/2010/wordprocessingDrawing" xmlns:wp="http://schemas.openxmlformats.org/drawingml/2006/wordprocessingDrawing" xmlns:w10="urn:schemas-microsoft-com:office:word" xmlns:w="http://schemas.openxmlformats.org/wordprocessingml/2006/main" xmlns:w14="http://schemas.microsoft.com/office/word/2010/wordml" xmlns:w15="http://schemas.microsoft.com/office/word/2012/wordml" xmlns:w16cex="http://schemas.microsoft.com/office/word/2018/wordml/cex" xmlns:w16cid="http://schemas.microsoft.com/office/word/2016/wordml/cid" xmlns:w16="http://schemas.microsoft.com/office/word/2018/wordml" xmlns:w16du="http://schemas.microsoft.com/office/word/2023/wordml/word16du" xmlns:w16sdtdh="http://schemas.microsoft.com/office/word/2020/wordml/sdtdatahash" xmlns:w16sdtfl="http://schemas.microsoft.com/office/word/2024/wordml/sdtformatlock" xmlns:w16se="http://schemas.microsoft.com/office/word/2015/wordml/symex" xmlns:wpg="http://schemas.microsoft.com/office/word/2010/wordprocessingGroup" xmlns:wpi="http://schemas.microsoft.com/office/word/2010/wordprocessingInk" xmlns:wne="http://schemas.microsoft.com/office/word/2006/wordml" xmlns:wps="http://schemas.microsoft.com/office/word/2010/wordprocessingShape" mc:Ignorable="w14 w15 w16se w16cid w16 w16cex w16sdtdh w16sdtfl w16du wp14">
   <w:endnote w:type="separator" w:id="-1">
     <w:p>
       <w:pPr>
@@ -29893,7 +28873,7 @@
 </file>
 
 <file path=word/footer1.xml><?xml version="1.0" encoding="utf-8"?>
-<w:ftr xmlns:wpc="http://schemas.microsoft.com/office/word/2010/wordprocessingCanvas" xmlns:cx="http://schemas.microsoft.com/office/drawing/2014/chartex" xmlns:cx1="http://schemas.microsoft.com/office/drawing/2015/9/8/chartex" xmlns:cx2="http://schemas.microsoft.com/office/drawing/2015/10/21/chartex" xmlns:cx3="http://schemas.microsoft.com/office/drawing/2016/5/9/chartex" xmlns:cx4="http://schemas.microsoft.com/office/drawing/2016/5/10/chartex" xmlns:cx5="http://schemas.microsoft.com/office/drawing/2016/5/11/chartex" xmlns:cx6="http://schemas.microsoft.com/office/drawing/2016/5/12/chartex" xmlns:cx7="http://schemas.microsoft.com/office/drawing/2016/5/13/chartex" xmlns:cx8="http://schemas.microsoft.com/office/drawing/2016/5/14/chartex" xmlns:mc="http://schemas.openxmlformats.org/markup-compatibility/2006" xmlns:aink="http://schemas.microsoft.com/office/drawing/2016/ink" xmlns:am3d="http://schemas.microsoft.com/office/drawing/2017/model3d" xmlns:o="urn:schemas-microsoft-com:office:office" xmlns:oel="http://schemas.microsoft.com/office/2019/extlst" xmlns:r="http://schemas.openxmlformats.org/officeDocument/2006/relationships" xmlns:m="http://schemas.openxmlformats.org/officeDocument/2006/math" xmlns:v="urn:schemas-microsoft-com:vml" xmlns:wp14="http://schemas.microsoft.com/office/word/2010/wordprocessingDrawing" xmlns:wp="http://schemas.openxmlformats.org/drawingml/2006/wordprocessingDrawing" xmlns:w10="urn:schemas-microsoft-com:office:word" xmlns:w="http://schemas.openxmlformats.org/wordprocessingml/2006/main" xmlns:w14="http://schemas.microsoft.com/office/word/2010/wordml" xmlns:w15="http://schemas.microsoft.com/office/word/2012/wordml" xmlns:w16cei="http://schemas.microsoft.com/office/word/2026/wordml/cei" xmlns:w16cex="http://schemas.microsoft.com/office/word/2018/wordml/cex" xmlns:w16cid="http://schemas.microsoft.com/office/word/2016/wordml/cid" xmlns:w16="http://schemas.microsoft.com/office/word/2018/wordml" xmlns:w16du="http://schemas.microsoft.com/office/word/2023/wordml/word16du" xmlns:w16sdtdh="http://schemas.microsoft.com/office/word/2020/wordml/sdtdatahash" xmlns:w16sdtfl="http://schemas.microsoft.com/office/word/2024/wordml/sdtformatlock" xmlns:w16se="http://schemas.microsoft.com/office/word/2015/wordml/symex" xmlns:wpg="http://schemas.microsoft.com/office/word/2010/wordprocessingGroup" xmlns:wpi="http://schemas.microsoft.com/office/word/2010/wordprocessingInk" xmlns:wne="http://schemas.microsoft.com/office/word/2006/wordml" xmlns:wps="http://schemas.microsoft.com/office/word/2010/wordprocessingShape" mc:Ignorable="w14 w15 w16se w16cid w16 w16cex w16sdtdh w16sdtfl w16du wp14">
+<w:ftr xmlns:wpc="http://schemas.microsoft.com/office/word/2010/wordprocessingCanvas" xmlns:cx="http://schemas.microsoft.com/office/drawing/2014/chartex" xmlns:cx1="http://schemas.microsoft.com/office/drawing/2015/9/8/chartex" xmlns:cx2="http://schemas.microsoft.com/office/drawing/2015/10/21/chartex" xmlns:cx3="http://schemas.microsoft.com/office/drawing/2016/5/9/chartex" xmlns:cx4="http://schemas.microsoft.com/office/drawing/2016/5/10/chartex" xmlns:cx5="http://schemas.microsoft.com/office/drawing/2016/5/11/chartex" xmlns:cx6="http://schemas.microsoft.com/office/drawing/2016/5/12/chartex" xmlns:cx7="http://schemas.microsoft.com/office/drawing/2016/5/13/chartex" xmlns:cx8="http://schemas.microsoft.com/office/drawing/2016/5/14/chartex" xmlns:mc="http://schemas.openxmlformats.org/markup-compatibility/2006" xmlns:aink="http://schemas.microsoft.com/office/drawing/2016/ink" xmlns:am3d="http://schemas.microsoft.com/office/drawing/2017/model3d" xmlns:o="urn:schemas-microsoft-com:office:office" xmlns:oel="http://schemas.microsoft.com/office/2019/extlst" xmlns:r="http://schemas.openxmlformats.org/officeDocument/2006/relationships" xmlns:m="http://schemas.openxmlformats.org/officeDocument/2006/math" xmlns:v="urn:schemas-microsoft-com:vml" xmlns:wp14="http://schemas.microsoft.com/office/word/2010/wordprocessingDrawing" xmlns:wp="http://schemas.openxmlformats.org/drawingml/2006/wordprocessingDrawing" xmlns:w10="urn:schemas-microsoft-com:office:word" xmlns:w="http://schemas.openxmlformats.org/wordprocessingml/2006/main" xmlns:w14="http://schemas.microsoft.com/office/word/2010/wordml" xmlns:w15="http://schemas.microsoft.com/office/word/2012/wordml" xmlns:w16cex="http://schemas.microsoft.com/office/word/2018/wordml/cex" xmlns:w16cid="http://schemas.microsoft.com/office/word/2016/wordml/cid" xmlns:w16="http://schemas.microsoft.com/office/word/2018/wordml" xmlns:w16du="http://schemas.microsoft.com/office/word/2023/wordml/word16du" xmlns:w16sdtdh="http://schemas.microsoft.com/office/word/2020/wordml/sdtdatahash" xmlns:w16sdtfl="http://schemas.microsoft.com/office/word/2024/wordml/sdtformatlock" xmlns:w16se="http://schemas.microsoft.com/office/word/2015/wordml/symex" xmlns:wpg="http://schemas.microsoft.com/office/word/2010/wordprocessingGroup" xmlns:wpi="http://schemas.microsoft.com/office/word/2010/wordprocessingInk" xmlns:wne="http://schemas.microsoft.com/office/word/2006/wordml" xmlns:wps="http://schemas.microsoft.com/office/word/2010/wordprocessingShape" mc:Ignorable="w14 w15 w16se w16cid w16 w16cex w16sdtdh w16sdtfl w16du wp14">
   <w:sdt>
     <w:sdtPr>
       <w:id w:val="794719678"/>
@@ -29975,7 +28955,7 @@
 </file>
 
 <file path=word/footnotes.xml><?xml version="1.0" encoding="utf-8"?>
-<w:footnotes xmlns:wpc="http://schemas.microsoft.com/office/word/2010/wordprocessingCanvas" xmlns:cx="http://schemas.microsoft.com/office/drawing/2014/chartex" xmlns:cx1="http://schemas.microsoft.com/office/drawing/2015/9/8/chartex" xmlns:cx2="http://schemas.microsoft.com/office/drawing/2015/10/21/chartex" xmlns:cx3="http://schemas.microsoft.com/office/drawing/2016/5/9/chartex" xmlns:cx4="http://schemas.microsoft.com/office/drawing/2016/5/10/chartex" xmlns:cx5="http://schemas.microsoft.com/office/drawing/2016/5/11/chartex" xmlns:cx6="http://schemas.microsoft.com/office/drawing/2016/5/12/chartex" xmlns:cx7="http://schemas.microsoft.com/office/drawing/2016/5/13/chartex" xmlns:cx8="http://schemas.microsoft.com/office/drawing/2016/5/14/chartex" xmlns:mc="http://schemas.openxmlformats.org/markup-compatibility/2006" xmlns:aink="http://schemas.microsoft.com/office/drawing/2016/ink" xmlns:am3d="http://schemas.microsoft.com/office/drawing/2017/model3d" xmlns:o="urn:schemas-microsoft-com:office:office" xmlns:oel="http://schemas.microsoft.com/office/2019/extlst" xmlns:r="http://schemas.openxmlformats.org/officeDocument/2006/relationships" xmlns:m="http://schemas.openxmlformats.org/officeDocument/2006/math" xmlns:v="urn:schemas-microsoft-com:vml" xmlns:wp14="http://schemas.microsoft.com/office/word/2010/wordprocessingDrawing" xmlns:wp="http://schemas.openxmlformats.org/drawingml/2006/wordprocessingDrawing" xmlns:w10="urn:schemas-microsoft-com:office:word" xmlns:w="http://schemas.openxmlformats.org/wordprocessingml/2006/main" xmlns:w14="http://schemas.microsoft.com/office/word/2010/wordml" xmlns:w15="http://schemas.microsoft.com/office/word/2012/wordml" xmlns:w16cei="http://schemas.microsoft.com/office/word/2026/wordml/cei" xmlns:w16cex="http://schemas.microsoft.com/office/word/2018/wordml/cex" xmlns:w16cid="http://schemas.microsoft.com/office/word/2016/wordml/cid" xmlns:w16="http://schemas.microsoft.com/office/word/2018/wordml" xmlns:w16du="http://schemas.microsoft.com/office/word/2023/wordml/word16du" xmlns:w16sdtdh="http://schemas.microsoft.com/office/word/2020/wordml/sdtdatahash" xmlns:w16sdtfl="http://schemas.microsoft.com/office/word/2024/wordml/sdtformatlock" xmlns:w16se="http://schemas.microsoft.com/office/word/2015/wordml/symex" xmlns:wpg="http://schemas.microsoft.com/office/word/2010/wordprocessingGroup" xmlns:wpi="http://schemas.microsoft.com/office/word/2010/wordprocessingInk" xmlns:wne="http://schemas.microsoft.com/office/word/2006/wordml" xmlns:wps="http://schemas.microsoft.com/office/word/2010/wordprocessingShape" mc:Ignorable="w14 w15 w16se w16cid w16 w16cex w16sdtdh w16sdtfl w16du wp14">
+<w:footnotes xmlns:wpc="http://schemas.microsoft.com/office/word/2010/wordprocessingCanvas" xmlns:cx="http://schemas.microsoft.com/office/drawing/2014/chartex" xmlns:cx1="http://schemas.microsoft.com/office/drawing/2015/9/8/chartex" xmlns:cx2="http://schemas.microsoft.com/office/drawing/2015/10/21/chartex" xmlns:cx3="http://schemas.microsoft.com/office/drawing/2016/5/9/chartex" xmlns:cx4="http://schemas.microsoft.com/office/drawing/2016/5/10/chartex" xmlns:cx5="http://schemas.microsoft.com/office/drawing/2016/5/11/chartex" xmlns:cx6="http://schemas.microsoft.com/office/drawing/2016/5/12/chartex" xmlns:cx7="http://schemas.microsoft.com/office/drawing/2016/5/13/chartex" xmlns:cx8="http://schemas.microsoft.com/office/drawing/2016/5/14/chartex" xmlns:mc="http://schemas.openxmlformats.org/markup-compatibility/2006" xmlns:aink="http://schemas.microsoft.com/office/drawing/2016/ink" xmlns:am3d="http://schemas.microsoft.com/office/drawing/2017/model3d" xmlns:o="urn:schemas-microsoft-com:office:office" xmlns:oel="http://schemas.microsoft.com/office/2019/extlst" xmlns:r="http://schemas.openxmlformats.org/officeDocument/2006/relationships" xmlns:m="http://schemas.openxmlformats.org/officeDocument/2006/math" xmlns:v="urn:schemas-microsoft-com:vml" xmlns:wp14="http://schemas.microsoft.com/office/word/2010/wordprocessingDrawing" xmlns:wp="http://schemas.openxmlformats.org/drawingml/2006/wordprocessingDrawing" xmlns:w10="urn:schemas-microsoft-com:office:word" xmlns:w="http://schemas.openxmlformats.org/wordprocessingml/2006/main" xmlns:w14="http://schemas.microsoft.com/office/word/2010/wordml" xmlns:w15="http://schemas.microsoft.com/office/word/2012/wordml" xmlns:w16cex="http://schemas.microsoft.com/office/word/2018/wordml/cex" xmlns:w16cid="http://schemas.microsoft.com/office/word/2016/wordml/cid" xmlns:w16="http://schemas.microsoft.com/office/word/2018/wordml" xmlns:w16du="http://schemas.microsoft.com/office/word/2023/wordml/word16du" xmlns:w16sdtdh="http://schemas.microsoft.com/office/word/2020/wordml/sdtdatahash" xmlns:w16sdtfl="http://schemas.microsoft.com/office/word/2024/wordml/sdtformatlock" xmlns:w16se="http://schemas.microsoft.com/office/word/2015/wordml/symex" xmlns:wpg="http://schemas.microsoft.com/office/word/2010/wordprocessingGroup" xmlns:wpi="http://schemas.microsoft.com/office/word/2010/wordprocessingInk" xmlns:wne="http://schemas.microsoft.com/office/word/2006/wordml" xmlns:wps="http://schemas.microsoft.com/office/word/2010/wordprocessingShape" mc:Ignorable="w14 w15 w16se w16cid w16 w16cex w16sdtdh w16sdtfl w16du wp14">
   <w:footnote w:type="separator" w:id="-1">
     <w:p>
       <w:pPr>
@@ -30000,7 +28980,7 @@
 </file>
 
 <file path=word/numbering.xml><?xml version="1.0" encoding="utf-8"?>
-<w:numbering xmlns:wpc="http://schemas.microsoft.com/office/word/2010/wordprocessingCanvas" xmlns:cx="http://schemas.microsoft.com/office/drawing/2014/chartex" xmlns:cx1="http://schemas.microsoft.com/office/drawing/2015/9/8/chartex" xmlns:cx2="http://schemas.microsoft.com/office/drawing/2015/10/21/chartex" xmlns:cx3="http://schemas.microsoft.com/office/drawing/2016/5/9/chartex" xmlns:cx4="http://schemas.microsoft.com/office/drawing/2016/5/10/chartex" xmlns:cx5="http://schemas.microsoft.com/office/drawing/2016/5/11/chartex" xmlns:cx6="http://schemas.microsoft.com/office/drawing/2016/5/12/chartex" xmlns:cx7="http://schemas.microsoft.com/office/drawing/2016/5/13/chartex" xmlns:cx8="http://schemas.microsoft.com/office/drawing/2016/5/14/chartex" xmlns:mc="http://schemas.openxmlformats.org/markup-compatibility/2006" xmlns:aink="http://schemas.microsoft.com/office/drawing/2016/ink" xmlns:am3d="http://schemas.microsoft.com/office/drawing/2017/model3d" xmlns:o="urn:schemas-microsoft-com:office:office" xmlns:oel="http://schemas.microsoft.com/office/2019/extlst" xmlns:r="http://schemas.openxmlformats.org/officeDocument/2006/relationships" xmlns:m="http://schemas.openxmlformats.org/officeDocument/2006/math" xmlns:v="urn:schemas-microsoft-com:vml" xmlns:wp14="http://schemas.microsoft.com/office/word/2010/wordprocessingDrawing" xmlns:wp="http://schemas.openxmlformats.org/drawingml/2006/wordprocessingDrawing" xmlns:w10="urn:schemas-microsoft-com:office:word" xmlns:w="http://schemas.openxmlformats.org/wordprocessingml/2006/main" xmlns:w14="http://schemas.microsoft.com/office/word/2010/wordml" xmlns:w15="http://schemas.microsoft.com/office/word/2012/wordml" xmlns:w16cei="http://schemas.microsoft.com/office/word/2026/wordml/cei" xmlns:w16cex="http://schemas.microsoft.com/office/word/2018/wordml/cex" xmlns:w16cid="http://schemas.microsoft.com/office/word/2016/wordml/cid" xmlns:w16="http://schemas.microsoft.com/office/word/2018/wordml" xmlns:w16du="http://schemas.microsoft.com/office/word/2023/wordml/word16du" xmlns:w16sdtdh="http://schemas.microsoft.com/office/word/2020/wordml/sdtdatahash" xmlns:w16sdtfl="http://schemas.microsoft.com/office/word/2024/wordml/sdtformatlock" xmlns:w16se="http://schemas.microsoft.com/office/word/2015/wordml/symex" xmlns:wpg="http://schemas.microsoft.com/office/word/2010/wordprocessingGroup" xmlns:wpi="http://schemas.microsoft.com/office/word/2010/wordprocessingInk" xmlns:wne="http://schemas.microsoft.com/office/word/2006/wordml" xmlns:wps="http://schemas.microsoft.com/office/word/2010/wordprocessingShape" mc:Ignorable="w14 w15 w16se w16cid w16 w16cex w16sdtdh w16sdtfl w16du wp14">
+<w:numbering xmlns:wpc="http://schemas.microsoft.com/office/word/2010/wordprocessingCanvas" xmlns:cx="http://schemas.microsoft.com/office/drawing/2014/chartex" xmlns:cx1="http://schemas.microsoft.com/office/drawing/2015/9/8/chartex" xmlns:cx2="http://schemas.microsoft.com/office/drawing/2015/10/21/chartex" xmlns:cx3="http://schemas.microsoft.com/office/drawing/2016/5/9/chartex" xmlns:cx4="http://schemas.microsoft.com/office/drawing/2016/5/10/chartex" xmlns:cx5="http://schemas.microsoft.com/office/drawing/2016/5/11/chartex" xmlns:cx6="http://schemas.microsoft.com/office/drawing/2016/5/12/chartex" xmlns:cx7="http://schemas.microsoft.com/office/drawing/2016/5/13/chartex" xmlns:cx8="http://schemas.microsoft.com/office/drawing/2016/5/14/chartex" xmlns:mc="http://schemas.openxmlformats.org/markup-compatibility/2006" xmlns:aink="http://schemas.microsoft.com/office/drawing/2016/ink" xmlns:am3d="http://schemas.microsoft.com/office/drawing/2017/model3d" xmlns:o="urn:schemas-microsoft-com:office:office" xmlns:oel="http://schemas.microsoft.com/office/2019/extlst" xmlns:r="http://schemas.openxmlformats.org/officeDocument/2006/relationships" xmlns:m="http://schemas.openxmlformats.org/officeDocument/2006/math" xmlns:v="urn:schemas-microsoft-com:vml" xmlns:wp14="http://schemas.microsoft.com/office/word/2010/wordprocessingDrawing" xmlns:wp="http://schemas.openxmlformats.org/drawingml/2006/wordprocessingDrawing" xmlns:w10="urn:schemas-microsoft-com:office:word" xmlns:w="http://schemas.openxmlformats.org/wordprocessingml/2006/main" xmlns:w14="http://schemas.microsoft.com/office/word/2010/wordml" xmlns:w15="http://schemas.microsoft.com/office/word/2012/wordml" xmlns:w16cex="http://schemas.microsoft.com/office/word/2018/wordml/cex" xmlns:w16cid="http://schemas.microsoft.com/office/word/2016/wordml/cid" xmlns:w16="http://schemas.microsoft.com/office/word/2018/wordml" xmlns:w16du="http://schemas.microsoft.com/office/word/2023/wordml/word16du" xmlns:w16sdtdh="http://schemas.microsoft.com/office/word/2020/wordml/sdtdatahash" xmlns:w16sdtfl="http://schemas.microsoft.com/office/word/2024/wordml/sdtformatlock" xmlns:w16se="http://schemas.microsoft.com/office/word/2015/wordml/symex" xmlns:wpg="http://schemas.microsoft.com/office/word/2010/wordprocessingGroup" xmlns:wpi="http://schemas.microsoft.com/office/word/2010/wordprocessingInk" xmlns:wne="http://schemas.microsoft.com/office/word/2006/wordml" xmlns:wps="http://schemas.microsoft.com/office/word/2010/wordprocessingShape" mc:Ignorable="w14 w15 w16se w16cid w16 w16cex w16sdtdh w16sdtfl w16du wp14">
   <w:abstractNum w:abstractNumId="0" w15:restartNumberingAfterBreak="0">
     <w:nsid w:val="003C220C"/>
     <w:multiLevelType w:val="hybridMultilevel"/>
